--- a/spa/docx/015.content.docx
+++ b/spa/docx/015.content.docx
@@ -411,66 +411,48 @@
           <w:lang w:val="es_ES" w:bidi="es_ES"/>
         </w:rPr>
       </w:r>
-      <w:hyperlink r:id="rId13">
-        <w:r>
-          <w:rPr>
-            <w:lang w:val="es_ES" w:bidi="es_ES"/>
-          </w:rPr>
-          <w:rPr>
-            <w:color w:val="0000EE"/>
-            <w:u w:val="single"/>
-          </w:rPr>
-          <w:t>1 Crónicas 8:6–7</w:t>
-        </w:r>
-      </w:hyperlink>
-    </w:p>
-    <w:p>
-      <w:pPr>
-        <w:pStyle w:val="ListBullet"/>
-        <w:spacing w:line="240" w:lineRule="auto"/>
-        <w:ind w:left="720"/>
-      </w:pPr>
-      <w:r>
-        <w:rPr>
-          <w:lang w:val="es_ES" w:bidi="es_ES"/>
-        </w:rPr>
-      </w:r>
-      <w:hyperlink r:id="rId14">
-        <w:r>
-          <w:rPr>
-            <w:lang w:val="es_ES" w:bidi="es_ES"/>
-          </w:rPr>
-          <w:rPr>
-            <w:color w:val="0000EE"/>
-            <w:u w:val="single"/>
-          </w:rPr>
-          <w:t>2 Reyes 5:1</w:t>
-        </w:r>
-      </w:hyperlink>
-    </w:p>
-    <w:p>
-      <w:pPr>
-        <w:pStyle w:val="ListBullet"/>
-        <w:spacing w:line="240" w:lineRule="auto"/>
-        <w:ind w:left="720"/>
-      </w:pPr>
-      <w:r>
-        <w:rPr>
-          <w:lang w:val="es_ES" w:bidi="es_ES"/>
-        </w:rPr>
-      </w:r>
-      <w:hyperlink r:id="rId15">
-        <w:r>
-          <w:rPr>
-            <w:lang w:val="es_ES" w:bidi="es_ES"/>
-          </w:rPr>
-          <w:rPr>
-            <w:color w:val="0000EE"/>
-            <w:u w:val="single"/>
-          </w:rPr>
-          <w:t>Lucas 4:27</w:t>
-        </w:r>
-      </w:hyperlink>
+      <w:r>
+        <w:rPr>
+          <w:lang w:val="es_ES" w:bidi="es_ES"/>
+        </w:rPr>
+        <w:t>1 Crónicas 8:6–7</w:t>
+      </w:r>
+    </w:p>
+    <w:p>
+      <w:pPr>
+        <w:pStyle w:val="ListBullet"/>
+        <w:spacing w:line="240" w:lineRule="auto"/>
+        <w:ind w:left="720"/>
+      </w:pPr>
+      <w:r>
+        <w:rPr>
+          <w:lang w:val="es_ES" w:bidi="es_ES"/>
+        </w:rPr>
+      </w:r>
+      <w:r>
+        <w:rPr>
+          <w:lang w:val="es_ES" w:bidi="es_ES"/>
+        </w:rPr>
+        <w:t>2 Reyes 5:1</w:t>
+      </w:r>
+    </w:p>
+    <w:p>
+      <w:pPr>
+        <w:pStyle w:val="ListBullet"/>
+        <w:spacing w:line="240" w:lineRule="auto"/>
+        <w:ind w:left="720"/>
+      </w:pPr>
+      <w:r>
+        <w:rPr>
+          <w:lang w:val="es_ES" w:bidi="es_ES"/>
+        </w:rPr>
+      </w:r>
+      <w:r>
+        <w:rPr>
+          <w:lang w:val="es_ES" w:bidi="es_ES"/>
+        </w:rPr>
+        <w:t>Lucas 4:27</w:t>
+      </w:r>
     </w:p>
     <w:p>
       <w:pPr>
@@ -885,114 +867,84 @@
           <w:lang w:val="es_ES" w:bidi="es_ES"/>
         </w:rPr>
       </w:r>
-      <w:hyperlink r:id="rId16">
-        <w:r>
-          <w:rPr>
-            <w:lang w:val="es_ES" w:bidi="es_ES"/>
-          </w:rPr>
-          <w:rPr>
-            <w:color w:val="0000EE"/>
-            <w:u w:val="single"/>
-          </w:rPr>
-          <w:t>1 Crónicas 6:15</w:t>
-        </w:r>
-      </w:hyperlink>
-    </w:p>
-    <w:p>
-      <w:pPr>
-        <w:pStyle w:val="ListBullet"/>
-        <w:spacing w:line="240" w:lineRule="auto"/>
-        <w:ind w:left="720"/>
-      </w:pPr>
-      <w:r>
-        <w:rPr>
-          <w:lang w:val="es_ES" w:bidi="es_ES"/>
-        </w:rPr>
-      </w:r>
-      <w:hyperlink r:id="rId17">
-        <w:r>
-          <w:rPr>
-            <w:lang w:val="es_ES" w:bidi="es_ES"/>
-          </w:rPr>
-          <w:rPr>
-            <w:color w:val="0000EE"/>
-            <w:u w:val="single"/>
-          </w:rPr>
-          <w:t>2 Reyes 25:1–3</w:t>
-        </w:r>
-      </w:hyperlink>
-    </w:p>
-    <w:p>
-      <w:pPr>
-        <w:pStyle w:val="ListBullet"/>
-        <w:spacing w:line="240" w:lineRule="auto"/>
-        <w:ind w:left="720"/>
-      </w:pPr>
-      <w:r>
-        <w:rPr>
-          <w:lang w:val="es_ES" w:bidi="es_ES"/>
-        </w:rPr>
-      </w:r>
-      <w:hyperlink r:id="rId18">
-        <w:r>
-          <w:rPr>
-            <w:lang w:val="es_ES" w:bidi="es_ES"/>
-          </w:rPr>
-          <w:rPr>
-            <w:color w:val="0000EE"/>
-            <w:u w:val="single"/>
-          </w:rPr>
-          <w:t>Daniel 1:2</w:t>
-        </w:r>
-      </w:hyperlink>
-    </w:p>
-    <w:p>
-      <w:pPr>
-        <w:pStyle w:val="ListBullet"/>
-        <w:spacing w:line="240" w:lineRule="auto"/>
-        <w:ind w:left="720"/>
-      </w:pPr>
-      <w:r>
-        <w:rPr>
-          <w:lang w:val="es_ES" w:bidi="es_ES"/>
-        </w:rPr>
-      </w:r>
-      <w:hyperlink r:id="rId19">
-        <w:r>
-          <w:rPr>
-            <w:lang w:val="es_ES" w:bidi="es_ES"/>
-          </w:rPr>
-          <w:rPr>
-            <w:color w:val="0000EE"/>
-            <w:u w:val="single"/>
-          </w:rPr>
-          <w:t>Daniel 4:4</w:t>
-        </w:r>
-      </w:hyperlink>
-    </w:p>
-    <w:p>
-      <w:pPr>
-        <w:pStyle w:val="ListBullet"/>
-        <w:spacing w:line="240" w:lineRule="auto"/>
-        <w:ind w:left="720"/>
-      </w:pPr>
-      <w:r>
-        <w:rPr>
-          <w:lang w:val="es_ES" w:bidi="es_ES"/>
-        </w:rPr>
-      </w:r>
-      <w:hyperlink r:id="rId20">
-        <w:r>
-          <w:rPr>
-            <w:lang w:val="es_ES" w:bidi="es_ES"/>
-          </w:rPr>
-          <w:rPr>
-            <w:color w:val="0000EE"/>
-            <w:u w:val="single"/>
-          </w:rPr>
-          <w:t>Ezequiel 26:8</w:t>
-        </w:r>
-      </w:hyperlink>
+      <w:r>
+        <w:rPr>
+          <w:lang w:val="es_ES" w:bidi="es_ES"/>
+        </w:rPr>
+        <w:t>1 Crónicas 6:15</w:t>
+      </w:r>
+    </w:p>
+    <w:p>
+      <w:pPr>
+        <w:pStyle w:val="ListBullet"/>
+        <w:spacing w:line="240" w:lineRule="auto"/>
+        <w:ind w:left="720"/>
+      </w:pPr>
+      <w:r>
+        <w:rPr>
+          <w:lang w:val="es_ES" w:bidi="es_ES"/>
+        </w:rPr>
+      </w:r>
+      <w:r>
+        <w:rPr>
+          <w:lang w:val="es_ES" w:bidi="es_ES"/>
+        </w:rPr>
+        <w:t>2 Reyes 25:1–3</w:t>
+      </w:r>
+    </w:p>
+    <w:p>
+      <w:pPr>
+        <w:pStyle w:val="ListBullet"/>
+        <w:spacing w:line="240" w:lineRule="auto"/>
+        <w:ind w:left="720"/>
+      </w:pPr>
+      <w:r>
+        <w:rPr>
+          <w:lang w:val="es_ES" w:bidi="es_ES"/>
+        </w:rPr>
+      </w:r>
+      <w:r>
+        <w:rPr>
+          <w:lang w:val="es_ES" w:bidi="es_ES"/>
+        </w:rPr>
+        <w:t>Daniel 1:2</w:t>
+      </w:r>
+    </w:p>
+    <w:p>
+      <w:pPr>
+        <w:pStyle w:val="ListBullet"/>
+        <w:spacing w:line="240" w:lineRule="auto"/>
+        <w:ind w:left="720"/>
+      </w:pPr>
+      <w:r>
+        <w:rPr>
+          <w:lang w:val="es_ES" w:bidi="es_ES"/>
+        </w:rPr>
+      </w:r>
+      <w:r>
+        <w:rPr>
+          <w:lang w:val="es_ES" w:bidi="es_ES"/>
+        </w:rPr>
+        <w:t>Daniel 4:4</w:t>
+      </w:r>
+    </w:p>
+    <w:p>
+      <w:pPr>
+        <w:pStyle w:val="ListBullet"/>
+        <w:spacing w:line="240" w:lineRule="auto"/>
+        <w:ind w:left="720"/>
+      </w:pPr>
+      <w:r>
+        <w:rPr>
+          <w:lang w:val="es_ES" w:bidi="es_ES"/>
+        </w:rPr>
+      </w:r>
+      <w:r>
+        <w:rPr>
+          <w:lang w:val="es_ES" w:bidi="es_ES"/>
+        </w:rPr>
+        <w:t>Ezequiel 26:8</w:t>
+      </w:r>
     </w:p>
     <w:p>
       <w:pPr>
@@ -1460,138 +1412,102 @@
           <w:lang w:val="es_ES" w:bidi="es_ES"/>
         </w:rPr>
       </w:r>
-      <w:hyperlink r:id="rId21">
-        <w:r>
-          <w:rPr>
-            <w:lang w:val="es_ES" w:bidi="es_ES"/>
-          </w:rPr>
-          <w:rPr>
-            <w:color w:val="0000EE"/>
-            <w:u w:val="single"/>
-          </w:rPr>
-          <w:t>1 Juan 3:9</w:t>
-        </w:r>
-      </w:hyperlink>
-    </w:p>
-    <w:p>
-      <w:pPr>
-        <w:pStyle w:val="ListBullet"/>
-        <w:spacing w:line="240" w:lineRule="auto"/>
-        <w:ind w:left="720"/>
-      </w:pPr>
-      <w:r>
-        <w:rPr>
-          <w:lang w:val="es_ES" w:bidi="es_ES"/>
-        </w:rPr>
-      </w:r>
-      <w:hyperlink r:id="rId22">
-        <w:r>
-          <w:rPr>
-            <w:lang w:val="es_ES" w:bidi="es_ES"/>
-          </w:rPr>
-          <w:rPr>
-            <w:color w:val="0000EE"/>
-            <w:u w:val="single"/>
-          </w:rPr>
-          <w:t>1 Pedro 1:3</w:t>
-        </w:r>
-      </w:hyperlink>
-    </w:p>
-    <w:p>
-      <w:pPr>
-        <w:pStyle w:val="ListBullet"/>
-        <w:spacing w:line="240" w:lineRule="auto"/>
-        <w:ind w:left="720"/>
-      </w:pPr>
-      <w:r>
-        <w:rPr>
-          <w:lang w:val="es_ES" w:bidi="es_ES"/>
-        </w:rPr>
-      </w:r>
-      <w:hyperlink r:id="rId23">
-        <w:r>
-          <w:rPr>
-            <w:lang w:val="es_ES" w:bidi="es_ES"/>
-          </w:rPr>
-          <w:rPr>
-            <w:color w:val="0000EE"/>
-            <w:u w:val="single"/>
-          </w:rPr>
-          <w:t>1 Pedro 1:23</w:t>
-        </w:r>
-      </w:hyperlink>
-    </w:p>
-    <w:p>
-      <w:pPr>
-        <w:pStyle w:val="ListBullet"/>
-        <w:spacing w:line="240" w:lineRule="auto"/>
-        <w:ind w:left="720"/>
-      </w:pPr>
-      <w:r>
-        <w:rPr>
-          <w:lang w:val="es_ES" w:bidi="es_ES"/>
-        </w:rPr>
-      </w:r>
-      <w:hyperlink r:id="rId24">
-        <w:r>
-          <w:rPr>
-            <w:lang w:val="es_ES" w:bidi="es_ES"/>
-          </w:rPr>
-          <w:rPr>
-            <w:color w:val="0000EE"/>
-            <w:u w:val="single"/>
-          </w:rPr>
-          <w:t>Juan 3:4</w:t>
-        </w:r>
-      </w:hyperlink>
-    </w:p>
-    <w:p>
-      <w:pPr>
-        <w:pStyle w:val="ListBullet"/>
-        <w:spacing w:line="240" w:lineRule="auto"/>
-        <w:ind w:left="720"/>
-      </w:pPr>
-      <w:r>
-        <w:rPr>
-          <w:lang w:val="es_ES" w:bidi="es_ES"/>
-        </w:rPr>
-      </w:r>
-      <w:hyperlink r:id="rId25">
-        <w:r>
-          <w:rPr>
-            <w:lang w:val="es_ES" w:bidi="es_ES"/>
-          </w:rPr>
-          <w:rPr>
-            <w:color w:val="0000EE"/>
-            <w:u w:val="single"/>
-          </w:rPr>
-          <w:t>Juan 3:7</w:t>
-        </w:r>
-      </w:hyperlink>
-    </w:p>
-    <w:p>
-      <w:pPr>
-        <w:pStyle w:val="ListBullet"/>
-        <w:spacing w:line="240" w:lineRule="auto"/>
-        <w:ind w:left="720"/>
-      </w:pPr>
-      <w:r>
-        <w:rPr>
-          <w:lang w:val="es_ES" w:bidi="es_ES"/>
-        </w:rPr>
-      </w:r>
-      <w:hyperlink r:id="rId26">
-        <w:r>
-          <w:rPr>
-            <w:lang w:val="es_ES" w:bidi="es_ES"/>
-          </w:rPr>
-          <w:rPr>
-            <w:color w:val="0000EE"/>
-            <w:u w:val="single"/>
-          </w:rPr>
-          <w:t>Tito 3:5</w:t>
-        </w:r>
-      </w:hyperlink>
+      <w:r>
+        <w:rPr>
+          <w:lang w:val="es_ES" w:bidi="es_ES"/>
+        </w:rPr>
+        <w:t>1 Juan 3:9</w:t>
+      </w:r>
+    </w:p>
+    <w:p>
+      <w:pPr>
+        <w:pStyle w:val="ListBullet"/>
+        <w:spacing w:line="240" w:lineRule="auto"/>
+        <w:ind w:left="720"/>
+      </w:pPr>
+      <w:r>
+        <w:rPr>
+          <w:lang w:val="es_ES" w:bidi="es_ES"/>
+        </w:rPr>
+      </w:r>
+      <w:r>
+        <w:rPr>
+          <w:lang w:val="es_ES" w:bidi="es_ES"/>
+        </w:rPr>
+        <w:t>1 Pedro 1:3</w:t>
+      </w:r>
+    </w:p>
+    <w:p>
+      <w:pPr>
+        <w:pStyle w:val="ListBullet"/>
+        <w:spacing w:line="240" w:lineRule="auto"/>
+        <w:ind w:left="720"/>
+      </w:pPr>
+      <w:r>
+        <w:rPr>
+          <w:lang w:val="es_ES" w:bidi="es_ES"/>
+        </w:rPr>
+      </w:r>
+      <w:r>
+        <w:rPr>
+          <w:lang w:val="es_ES" w:bidi="es_ES"/>
+        </w:rPr>
+        <w:t>1 Pedro 1:23</w:t>
+      </w:r>
+    </w:p>
+    <w:p>
+      <w:pPr>
+        <w:pStyle w:val="ListBullet"/>
+        <w:spacing w:line="240" w:lineRule="auto"/>
+        <w:ind w:left="720"/>
+      </w:pPr>
+      <w:r>
+        <w:rPr>
+          <w:lang w:val="es_ES" w:bidi="es_ES"/>
+        </w:rPr>
+      </w:r>
+      <w:r>
+        <w:rPr>
+          <w:lang w:val="es_ES" w:bidi="es_ES"/>
+        </w:rPr>
+        <w:t>Juan 3:4</w:t>
+      </w:r>
+    </w:p>
+    <w:p>
+      <w:pPr>
+        <w:pStyle w:val="ListBullet"/>
+        <w:spacing w:line="240" w:lineRule="auto"/>
+        <w:ind w:left="720"/>
+      </w:pPr>
+      <w:r>
+        <w:rPr>
+          <w:lang w:val="es_ES" w:bidi="es_ES"/>
+        </w:rPr>
+      </w:r>
+      <w:r>
+        <w:rPr>
+          <w:lang w:val="es_ES" w:bidi="es_ES"/>
+        </w:rPr>
+        <w:t>Juan 3:7</w:t>
+      </w:r>
+    </w:p>
+    <w:p>
+      <w:pPr>
+        <w:pStyle w:val="ListBullet"/>
+        <w:spacing w:line="240" w:lineRule="auto"/>
+        <w:ind w:left="720"/>
+      </w:pPr>
+      <w:r>
+        <w:rPr>
+          <w:lang w:val="es_ES" w:bidi="es_ES"/>
+        </w:rPr>
+      </w:r>
+      <w:r>
+        <w:rPr>
+          <w:lang w:val="es_ES" w:bidi="es_ES"/>
+        </w:rPr>
+        <w:t>Tito 3:5</w:t>
+      </w:r>
     </w:p>
     <w:p>
       <w:pPr>
@@ -1986,378 +1902,282 @@
           <w:lang w:val="es_ES" w:bidi="es_ES"/>
         </w:rPr>
       </w:r>
-      <w:hyperlink r:id="rId27">
-        <w:r>
-          <w:rPr>
-            <w:lang w:val="es_ES" w:bidi="es_ES"/>
-          </w:rPr>
-          <w:rPr>
-            <w:color w:val="0000EE"/>
-            <w:u w:val="single"/>
-          </w:rPr>
-          <w:t>1 Crónicas 14:15–17</w:t>
-        </w:r>
-      </w:hyperlink>
-    </w:p>
-    <w:p>
-      <w:pPr>
-        <w:pStyle w:val="ListBullet"/>
-        <w:spacing w:line="240" w:lineRule="auto"/>
-        <w:ind w:left="720"/>
-      </w:pPr>
-      <w:r>
-        <w:rPr>
-          <w:lang w:val="es_ES" w:bidi="es_ES"/>
-        </w:rPr>
-      </w:r>
-      <w:hyperlink r:id="rId28">
-        <w:r>
-          <w:rPr>
-            <w:lang w:val="es_ES" w:bidi="es_ES"/>
-          </w:rPr>
-          <w:rPr>
-            <w:color w:val="0000EE"/>
-            <w:u w:val="single"/>
-          </w:rPr>
-          <w:t>2 Crónicas 15:6</w:t>
-        </w:r>
-      </w:hyperlink>
-    </w:p>
-    <w:p>
-      <w:pPr>
-        <w:pStyle w:val="ListBullet"/>
-        <w:spacing w:line="240" w:lineRule="auto"/>
-        <w:ind w:left="720"/>
-      </w:pPr>
-      <w:r>
-        <w:rPr>
-          <w:lang w:val="es_ES" w:bidi="es_ES"/>
-        </w:rPr>
-      </w:r>
-      <w:hyperlink r:id="rId29">
-        <w:r>
-          <w:rPr>
-            <w:lang w:val="es_ES" w:bidi="es_ES"/>
-          </w:rPr>
-          <w:rPr>
-            <w:color w:val="0000EE"/>
-            <w:u w:val="single"/>
-          </w:rPr>
-          <w:t>2 Reyes 17:11–12</w:t>
-        </w:r>
-      </w:hyperlink>
-    </w:p>
-    <w:p>
-      <w:pPr>
-        <w:pStyle w:val="ListBullet"/>
-        <w:spacing w:line="240" w:lineRule="auto"/>
-        <w:ind w:left="720"/>
-      </w:pPr>
-      <w:r>
-        <w:rPr>
-          <w:lang w:val="es_ES" w:bidi="es_ES"/>
-        </w:rPr>
-      </w:r>
-      <w:hyperlink r:id="rId30">
-        <w:r>
-          <w:rPr>
-            <w:lang w:val="es_ES" w:bidi="es_ES"/>
-          </w:rPr>
-          <w:rPr>
-            <w:color w:val="0000EE"/>
-            <w:u w:val="single"/>
-          </w:rPr>
-          <w:t>Hechos 2:5</w:t>
-        </w:r>
-      </w:hyperlink>
-    </w:p>
-    <w:p>
-      <w:pPr>
-        <w:pStyle w:val="ListBullet"/>
-        <w:spacing w:line="240" w:lineRule="auto"/>
-        <w:ind w:left="720"/>
-      </w:pPr>
-      <w:r>
-        <w:rPr>
-          <w:lang w:val="es_ES" w:bidi="es_ES"/>
-        </w:rPr>
-      </w:r>
-      <w:hyperlink r:id="rId31">
-        <w:r>
-          <w:rPr>
-            <w:lang w:val="es_ES" w:bidi="es_ES"/>
-          </w:rPr>
-          <w:rPr>
-            <w:color w:val="0000EE"/>
-            <w:u w:val="single"/>
-          </w:rPr>
-          <w:t>Hechos 13:19</w:t>
-        </w:r>
-      </w:hyperlink>
-    </w:p>
-    <w:p>
-      <w:pPr>
-        <w:pStyle w:val="ListBullet"/>
-        <w:spacing w:line="240" w:lineRule="auto"/>
-        <w:ind w:left="720"/>
-      </w:pPr>
-      <w:r>
-        <w:rPr>
-          <w:lang w:val="es_ES" w:bidi="es_ES"/>
-        </w:rPr>
-      </w:r>
-      <w:hyperlink r:id="rId32">
-        <w:r>
-          <w:rPr>
-            <w:lang w:val="es_ES" w:bidi="es_ES"/>
-          </w:rPr>
-          <w:rPr>
-            <w:color w:val="0000EE"/>
-            <w:u w:val="single"/>
-          </w:rPr>
-          <w:t>Hechos 17:26</w:t>
-        </w:r>
-      </w:hyperlink>
-    </w:p>
-    <w:p>
-      <w:pPr>
-        <w:pStyle w:val="ListBullet"/>
-        <w:spacing w:line="240" w:lineRule="auto"/>
-        <w:ind w:left="720"/>
-      </w:pPr>
-      <w:r>
-        <w:rPr>
-          <w:lang w:val="es_ES" w:bidi="es_ES"/>
-        </w:rPr>
-      </w:r>
-      <w:hyperlink r:id="rId33">
-        <w:r>
-          <w:rPr>
-            <w:lang w:val="es_ES" w:bidi="es_ES"/>
-          </w:rPr>
-          <w:rPr>
-            <w:color w:val="0000EE"/>
-            <w:u w:val="single"/>
-          </w:rPr>
-          <w:t>Hechos 26:4</w:t>
-        </w:r>
-      </w:hyperlink>
-    </w:p>
-    <w:p>
-      <w:pPr>
-        <w:pStyle w:val="ListBullet"/>
-        <w:spacing w:line="240" w:lineRule="auto"/>
-        <w:ind w:left="720"/>
-      </w:pPr>
-      <w:r>
-        <w:rPr>
-          <w:lang w:val="es_ES" w:bidi="es_ES"/>
-        </w:rPr>
-      </w:r>
-      <w:hyperlink r:id="rId34">
-        <w:r>
-          <w:rPr>
-            <w:lang w:val="es_ES" w:bidi="es_ES"/>
-          </w:rPr>
-          <w:rPr>
-            <w:color w:val="0000EE"/>
-            <w:u w:val="single"/>
-          </w:rPr>
-          <w:t>Daniel 3:4</w:t>
-        </w:r>
-      </w:hyperlink>
-    </w:p>
-    <w:p>
-      <w:pPr>
-        <w:pStyle w:val="ListBullet"/>
-        <w:spacing w:line="240" w:lineRule="auto"/>
-        <w:ind w:left="720"/>
-      </w:pPr>
-      <w:r>
-        <w:rPr>
-          <w:lang w:val="es_ES" w:bidi="es_ES"/>
-        </w:rPr>
-      </w:r>
-      <w:hyperlink r:id="rId35">
-        <w:r>
-          <w:rPr>
-            <w:lang w:val="es_ES" w:bidi="es_ES"/>
-          </w:rPr>
-          <w:rPr>
-            <w:color w:val="0000EE"/>
-            <w:u w:val="single"/>
-          </w:rPr>
-          <w:t>Génesis 10:2–5</w:t>
-        </w:r>
-      </w:hyperlink>
-    </w:p>
-    <w:p>
-      <w:pPr>
-        <w:pStyle w:val="ListBullet"/>
-        <w:spacing w:line="240" w:lineRule="auto"/>
-        <w:ind w:left="720"/>
-      </w:pPr>
-      <w:r>
-        <w:rPr>
-          <w:lang w:val="es_ES" w:bidi="es_ES"/>
-        </w:rPr>
-      </w:r>
-      <w:hyperlink r:id="rId36">
-        <w:r>
-          <w:rPr>
-            <w:lang w:val="es_ES" w:bidi="es_ES"/>
-          </w:rPr>
-          <w:rPr>
-            <w:color w:val="0000EE"/>
-            <w:u w:val="single"/>
-          </w:rPr>
-          <w:t>Génesis 27:29</w:t>
-        </w:r>
-      </w:hyperlink>
-    </w:p>
-    <w:p>
-      <w:pPr>
-        <w:pStyle w:val="ListBullet"/>
-        <w:spacing w:line="240" w:lineRule="auto"/>
-        <w:ind w:left="720"/>
-      </w:pPr>
-      <w:r>
-        <w:rPr>
-          <w:lang w:val="es_ES" w:bidi="es_ES"/>
-        </w:rPr>
-      </w:r>
-      <w:hyperlink r:id="rId37">
-        <w:r>
-          <w:rPr>
-            <w:lang w:val="es_ES" w:bidi="es_ES"/>
-          </w:rPr>
-          <w:rPr>
-            <w:color w:val="0000EE"/>
-            <w:u w:val="single"/>
-          </w:rPr>
-          <w:t>Génesis 35:11</w:t>
-        </w:r>
-      </w:hyperlink>
-    </w:p>
-    <w:p>
-      <w:pPr>
-        <w:pStyle w:val="ListBullet"/>
-        <w:spacing w:line="240" w:lineRule="auto"/>
-        <w:ind w:left="720"/>
-      </w:pPr>
-      <w:r>
-        <w:rPr>
-          <w:lang w:val="es_ES" w:bidi="es_ES"/>
-        </w:rPr>
-      </w:r>
-      <w:hyperlink r:id="rId38">
-        <w:r>
-          <w:rPr>
-            <w:lang w:val="es_ES" w:bidi="es_ES"/>
-          </w:rPr>
-          <w:rPr>
-            <w:color w:val="0000EE"/>
-            <w:u w:val="single"/>
-          </w:rPr>
-          <w:t>Génesis 49:10</w:t>
-        </w:r>
-      </w:hyperlink>
-    </w:p>
-    <w:p>
-      <w:pPr>
-        <w:pStyle w:val="ListBullet"/>
-        <w:spacing w:line="240" w:lineRule="auto"/>
-        <w:ind w:left="720"/>
-      </w:pPr>
-      <w:r>
-        <w:rPr>
-          <w:lang w:val="es_ES" w:bidi="es_ES"/>
-        </w:rPr>
-      </w:r>
-      <w:hyperlink r:id="rId39">
-        <w:r>
-          <w:rPr>
-            <w:lang w:val="es_ES" w:bidi="es_ES"/>
-          </w:rPr>
-          <w:rPr>
-            <w:color w:val="0000EE"/>
-            <w:u w:val="single"/>
-          </w:rPr>
-          <w:t>Lucas 7:5</w:t>
-        </w:r>
-      </w:hyperlink>
-    </w:p>
-    <w:p>
-      <w:pPr>
-        <w:pStyle w:val="ListBullet"/>
-        <w:spacing w:line="240" w:lineRule="auto"/>
-        <w:ind w:left="720"/>
-      </w:pPr>
-      <w:r>
-        <w:rPr>
-          <w:lang w:val="es_ES" w:bidi="es_ES"/>
-        </w:rPr>
-      </w:r>
-      <w:hyperlink r:id="rId40">
-        <w:r>
-          <w:rPr>
-            <w:lang w:val="es_ES" w:bidi="es_ES"/>
-          </w:rPr>
-          <w:rPr>
-            <w:color w:val="0000EE"/>
-            <w:u w:val="single"/>
-          </w:rPr>
-          <w:t>Marcos 13:7–8</w:t>
-        </w:r>
-      </w:hyperlink>
-    </w:p>
-    <w:p>
-      <w:pPr>
-        <w:pStyle w:val="ListBullet"/>
-        <w:spacing w:line="240" w:lineRule="auto"/>
-        <w:ind w:left="720"/>
-      </w:pPr>
-      <w:r>
-        <w:rPr>
-          <w:lang w:val="es_ES" w:bidi="es_ES"/>
-        </w:rPr>
-      </w:r>
-      <w:hyperlink r:id="rId41">
-        <w:r>
-          <w:rPr>
-            <w:lang w:val="es_ES" w:bidi="es_ES"/>
-          </w:rPr>
-          <w:rPr>
-            <w:color w:val="0000EE"/>
-            <w:u w:val="single"/>
-          </w:rPr>
-          <w:t>Mateo 21:43</w:t>
-        </w:r>
-      </w:hyperlink>
-    </w:p>
-    <w:p>
-      <w:pPr>
-        <w:pStyle w:val="ListBullet"/>
-        <w:spacing w:line="240" w:lineRule="auto"/>
-        <w:ind w:left="720"/>
-      </w:pPr>
-      <w:r>
-        <w:rPr>
-          <w:lang w:val="es_ES" w:bidi="es_ES"/>
-        </w:rPr>
-      </w:r>
-      <w:hyperlink r:id="rId42">
-        <w:r>
-          <w:rPr>
-            <w:lang w:val="es_ES" w:bidi="es_ES"/>
-          </w:rPr>
-          <w:rPr>
-            <w:color w:val="0000EE"/>
-            <w:u w:val="single"/>
-          </w:rPr>
-          <w:t>Romanos 4:16–17</w:t>
-        </w:r>
-      </w:hyperlink>
+      <w:r>
+        <w:rPr>
+          <w:lang w:val="es_ES" w:bidi="es_ES"/>
+        </w:rPr>
+        <w:t>1 Crónicas 14:15–17</w:t>
+      </w:r>
+    </w:p>
+    <w:p>
+      <w:pPr>
+        <w:pStyle w:val="ListBullet"/>
+        <w:spacing w:line="240" w:lineRule="auto"/>
+        <w:ind w:left="720"/>
+      </w:pPr>
+      <w:r>
+        <w:rPr>
+          <w:lang w:val="es_ES" w:bidi="es_ES"/>
+        </w:rPr>
+      </w:r>
+      <w:r>
+        <w:rPr>
+          <w:lang w:val="es_ES" w:bidi="es_ES"/>
+        </w:rPr>
+        <w:t>2 Crónicas 15:6</w:t>
+      </w:r>
+    </w:p>
+    <w:p>
+      <w:pPr>
+        <w:pStyle w:val="ListBullet"/>
+        <w:spacing w:line="240" w:lineRule="auto"/>
+        <w:ind w:left="720"/>
+      </w:pPr>
+      <w:r>
+        <w:rPr>
+          <w:lang w:val="es_ES" w:bidi="es_ES"/>
+        </w:rPr>
+      </w:r>
+      <w:r>
+        <w:rPr>
+          <w:lang w:val="es_ES" w:bidi="es_ES"/>
+        </w:rPr>
+        <w:t>2 Reyes 17:11–12</w:t>
+      </w:r>
+    </w:p>
+    <w:p>
+      <w:pPr>
+        <w:pStyle w:val="ListBullet"/>
+        <w:spacing w:line="240" w:lineRule="auto"/>
+        <w:ind w:left="720"/>
+      </w:pPr>
+      <w:r>
+        <w:rPr>
+          <w:lang w:val="es_ES" w:bidi="es_ES"/>
+        </w:rPr>
+      </w:r>
+      <w:r>
+        <w:rPr>
+          <w:lang w:val="es_ES" w:bidi="es_ES"/>
+        </w:rPr>
+        <w:t>Hechos 2:5</w:t>
+      </w:r>
+    </w:p>
+    <w:p>
+      <w:pPr>
+        <w:pStyle w:val="ListBullet"/>
+        <w:spacing w:line="240" w:lineRule="auto"/>
+        <w:ind w:left="720"/>
+      </w:pPr>
+      <w:r>
+        <w:rPr>
+          <w:lang w:val="es_ES" w:bidi="es_ES"/>
+        </w:rPr>
+      </w:r>
+      <w:r>
+        <w:rPr>
+          <w:lang w:val="es_ES" w:bidi="es_ES"/>
+        </w:rPr>
+        <w:t>Hechos 13:19</w:t>
+      </w:r>
+    </w:p>
+    <w:p>
+      <w:pPr>
+        <w:pStyle w:val="ListBullet"/>
+        <w:spacing w:line="240" w:lineRule="auto"/>
+        <w:ind w:left="720"/>
+      </w:pPr>
+      <w:r>
+        <w:rPr>
+          <w:lang w:val="es_ES" w:bidi="es_ES"/>
+        </w:rPr>
+      </w:r>
+      <w:r>
+        <w:rPr>
+          <w:lang w:val="es_ES" w:bidi="es_ES"/>
+        </w:rPr>
+        <w:t>Hechos 17:26</w:t>
+      </w:r>
+    </w:p>
+    <w:p>
+      <w:pPr>
+        <w:pStyle w:val="ListBullet"/>
+        <w:spacing w:line="240" w:lineRule="auto"/>
+        <w:ind w:left="720"/>
+      </w:pPr>
+      <w:r>
+        <w:rPr>
+          <w:lang w:val="es_ES" w:bidi="es_ES"/>
+        </w:rPr>
+      </w:r>
+      <w:r>
+        <w:rPr>
+          <w:lang w:val="es_ES" w:bidi="es_ES"/>
+        </w:rPr>
+        <w:t>Hechos 26:4</w:t>
+      </w:r>
+    </w:p>
+    <w:p>
+      <w:pPr>
+        <w:pStyle w:val="ListBullet"/>
+        <w:spacing w:line="240" w:lineRule="auto"/>
+        <w:ind w:left="720"/>
+      </w:pPr>
+      <w:r>
+        <w:rPr>
+          <w:lang w:val="es_ES" w:bidi="es_ES"/>
+        </w:rPr>
+      </w:r>
+      <w:r>
+        <w:rPr>
+          <w:lang w:val="es_ES" w:bidi="es_ES"/>
+        </w:rPr>
+        <w:t>Daniel 3:4</w:t>
+      </w:r>
+    </w:p>
+    <w:p>
+      <w:pPr>
+        <w:pStyle w:val="ListBullet"/>
+        <w:spacing w:line="240" w:lineRule="auto"/>
+        <w:ind w:left="720"/>
+      </w:pPr>
+      <w:r>
+        <w:rPr>
+          <w:lang w:val="es_ES" w:bidi="es_ES"/>
+        </w:rPr>
+      </w:r>
+      <w:r>
+        <w:rPr>
+          <w:lang w:val="es_ES" w:bidi="es_ES"/>
+        </w:rPr>
+        <w:t>Génesis 10:2–5</w:t>
+      </w:r>
+    </w:p>
+    <w:p>
+      <w:pPr>
+        <w:pStyle w:val="ListBullet"/>
+        <w:spacing w:line="240" w:lineRule="auto"/>
+        <w:ind w:left="720"/>
+      </w:pPr>
+      <w:r>
+        <w:rPr>
+          <w:lang w:val="es_ES" w:bidi="es_ES"/>
+        </w:rPr>
+      </w:r>
+      <w:r>
+        <w:rPr>
+          <w:lang w:val="es_ES" w:bidi="es_ES"/>
+        </w:rPr>
+        <w:t>Génesis 27:29</w:t>
+      </w:r>
+    </w:p>
+    <w:p>
+      <w:pPr>
+        <w:pStyle w:val="ListBullet"/>
+        <w:spacing w:line="240" w:lineRule="auto"/>
+        <w:ind w:left="720"/>
+      </w:pPr>
+      <w:r>
+        <w:rPr>
+          <w:lang w:val="es_ES" w:bidi="es_ES"/>
+        </w:rPr>
+      </w:r>
+      <w:r>
+        <w:rPr>
+          <w:lang w:val="es_ES" w:bidi="es_ES"/>
+        </w:rPr>
+        <w:t>Génesis 35:11</w:t>
+      </w:r>
+    </w:p>
+    <w:p>
+      <w:pPr>
+        <w:pStyle w:val="ListBullet"/>
+        <w:spacing w:line="240" w:lineRule="auto"/>
+        <w:ind w:left="720"/>
+      </w:pPr>
+      <w:r>
+        <w:rPr>
+          <w:lang w:val="es_ES" w:bidi="es_ES"/>
+        </w:rPr>
+      </w:r>
+      <w:r>
+        <w:rPr>
+          <w:lang w:val="es_ES" w:bidi="es_ES"/>
+        </w:rPr>
+        <w:t>Génesis 49:10</w:t>
+      </w:r>
+    </w:p>
+    <w:p>
+      <w:pPr>
+        <w:pStyle w:val="ListBullet"/>
+        <w:spacing w:line="240" w:lineRule="auto"/>
+        <w:ind w:left="720"/>
+      </w:pPr>
+      <w:r>
+        <w:rPr>
+          <w:lang w:val="es_ES" w:bidi="es_ES"/>
+        </w:rPr>
+      </w:r>
+      <w:r>
+        <w:rPr>
+          <w:lang w:val="es_ES" w:bidi="es_ES"/>
+        </w:rPr>
+        <w:t>Lucas 7:5</w:t>
+      </w:r>
+    </w:p>
+    <w:p>
+      <w:pPr>
+        <w:pStyle w:val="ListBullet"/>
+        <w:spacing w:line="240" w:lineRule="auto"/>
+        <w:ind w:left="720"/>
+      </w:pPr>
+      <w:r>
+        <w:rPr>
+          <w:lang w:val="es_ES" w:bidi="es_ES"/>
+        </w:rPr>
+      </w:r>
+      <w:r>
+        <w:rPr>
+          <w:lang w:val="es_ES" w:bidi="es_ES"/>
+        </w:rPr>
+        <w:t>Marcos 13:7–8</w:t>
+      </w:r>
+    </w:p>
+    <w:p>
+      <w:pPr>
+        <w:pStyle w:val="ListBullet"/>
+        <w:spacing w:line="240" w:lineRule="auto"/>
+        <w:ind w:left="720"/>
+      </w:pPr>
+      <w:r>
+        <w:rPr>
+          <w:lang w:val="es_ES" w:bidi="es_ES"/>
+        </w:rPr>
+      </w:r>
+      <w:r>
+        <w:rPr>
+          <w:lang w:val="es_ES" w:bidi="es_ES"/>
+        </w:rPr>
+        <w:t>Mateo 21:43</w:t>
+      </w:r>
+    </w:p>
+    <w:p>
+      <w:pPr>
+        <w:pStyle w:val="ListBullet"/>
+        <w:spacing w:line="240" w:lineRule="auto"/>
+        <w:ind w:left="720"/>
+      </w:pPr>
+      <w:r>
+        <w:rPr>
+          <w:lang w:val="es_ES" w:bidi="es_ES"/>
+        </w:rPr>
+      </w:r>
+      <w:r>
+        <w:rPr>
+          <w:lang w:val="es_ES" w:bidi="es_ES"/>
+        </w:rPr>
+        <w:t>Romanos 4:16–17</w:t>
+      </w:r>
     </w:p>
     <w:p>
       <w:pPr>
@@ -2557,90 +2377,66 @@
           <w:lang w:val="es_ES" w:bidi="es_ES"/>
         </w:rPr>
       </w:r>
-      <w:hyperlink r:id="rId43">
-        <w:r>
-          <w:rPr>
-            <w:lang w:val="es_ES" w:bidi="es_ES"/>
-          </w:rPr>
-          <w:rPr>
-            <w:color w:val="0000EE"/>
-            <w:u w:val="single"/>
-          </w:rPr>
-          <w:t>1 Crónicas 1:24–27</w:t>
-        </w:r>
-      </w:hyperlink>
-    </w:p>
-    <w:p>
-      <w:pPr>
-        <w:pStyle w:val="ListBullet"/>
-        <w:spacing w:line="240" w:lineRule="auto"/>
-        <w:ind w:left="720"/>
-      </w:pPr>
-      <w:r>
-        <w:rPr>
-          <w:lang w:val="es_ES" w:bidi="es_ES"/>
-        </w:rPr>
-      </w:r>
-      <w:hyperlink r:id="rId44">
-        <w:r>
-          <w:rPr>
-            <w:lang w:val="es_ES" w:bidi="es_ES"/>
-          </w:rPr>
-          <w:rPr>
-            <w:color w:val="0000EE"/>
-            <w:u w:val="single"/>
-          </w:rPr>
-          <w:t>Génesis 31:53</w:t>
-        </w:r>
-      </w:hyperlink>
-    </w:p>
-    <w:p>
-      <w:pPr>
-        <w:pStyle w:val="ListBullet"/>
-        <w:spacing w:line="240" w:lineRule="auto"/>
-        <w:ind w:left="720"/>
-      </w:pPr>
-      <w:r>
-        <w:rPr>
-          <w:lang w:val="es_ES" w:bidi="es_ES"/>
-        </w:rPr>
-      </w:r>
-      <w:hyperlink r:id="rId45">
-        <w:r>
-          <w:rPr>
-            <w:lang w:val="es_ES" w:bidi="es_ES"/>
-          </w:rPr>
-          <w:rPr>
-            <w:color w:val="0000EE"/>
-            <w:u w:val="single"/>
-          </w:rPr>
-          <w:t>Josué 24:2</w:t>
-        </w:r>
-      </w:hyperlink>
-    </w:p>
-    <w:p>
-      <w:pPr>
-        <w:pStyle w:val="ListBullet"/>
-        <w:spacing w:line="240" w:lineRule="auto"/>
-        <w:ind w:left="720"/>
-      </w:pPr>
-      <w:r>
-        <w:rPr>
-          <w:lang w:val="es_ES" w:bidi="es_ES"/>
-        </w:rPr>
-      </w:r>
-      <w:hyperlink r:id="rId46">
-        <w:r>
-          <w:rPr>
-            <w:lang w:val="es_ES" w:bidi="es_ES"/>
-          </w:rPr>
-          <w:rPr>
-            <w:color w:val="0000EE"/>
-            <w:u w:val="single"/>
-          </w:rPr>
-          <w:t>Lucas 3:34</w:t>
-        </w:r>
-      </w:hyperlink>
+      <w:r>
+        <w:rPr>
+          <w:lang w:val="es_ES" w:bidi="es_ES"/>
+        </w:rPr>
+        <w:t>1 Crónicas 1:24–27</w:t>
+      </w:r>
+    </w:p>
+    <w:p>
+      <w:pPr>
+        <w:pStyle w:val="ListBullet"/>
+        <w:spacing w:line="240" w:lineRule="auto"/>
+        <w:ind w:left="720"/>
+      </w:pPr>
+      <w:r>
+        <w:rPr>
+          <w:lang w:val="es_ES" w:bidi="es_ES"/>
+        </w:rPr>
+      </w:r>
+      <w:r>
+        <w:rPr>
+          <w:lang w:val="es_ES" w:bidi="es_ES"/>
+        </w:rPr>
+        <w:t>Génesis 31:53</w:t>
+      </w:r>
+    </w:p>
+    <w:p>
+      <w:pPr>
+        <w:pStyle w:val="ListBullet"/>
+        <w:spacing w:line="240" w:lineRule="auto"/>
+        <w:ind w:left="720"/>
+      </w:pPr>
+      <w:r>
+        <w:rPr>
+          <w:lang w:val="es_ES" w:bidi="es_ES"/>
+        </w:rPr>
+      </w:r>
+      <w:r>
+        <w:rPr>
+          <w:lang w:val="es_ES" w:bidi="es_ES"/>
+        </w:rPr>
+        <w:t>Josué 24:2</w:t>
+      </w:r>
+    </w:p>
+    <w:p>
+      <w:pPr>
+        <w:pStyle w:val="ListBullet"/>
+        <w:spacing w:line="240" w:lineRule="auto"/>
+        <w:ind w:left="720"/>
+      </w:pPr>
+      <w:r>
+        <w:rPr>
+          <w:lang w:val="es_ES" w:bidi="es_ES"/>
+        </w:rPr>
+      </w:r>
+      <w:r>
+        <w:rPr>
+          <w:lang w:val="es_ES" w:bidi="es_ES"/>
+        </w:rPr>
+        <w:t>Lucas 3:34</w:t>
+      </w:r>
     </w:p>
     <w:p>
       <w:pPr>
@@ -2864,18 +2660,12 @@
           <w:lang w:val="es_ES" w:bidi="es_ES"/>
         </w:rPr>
       </w:r>
-      <w:hyperlink r:id="rId47">
-        <w:r>
-          <w:rPr>
-            <w:lang w:val="es_ES" w:bidi="es_ES"/>
-          </w:rPr>
-          <w:rPr>
-            <w:color w:val="0000EE"/>
-            <w:u w:val="single"/>
-          </w:rPr>
-          <w:t>Nahúm 1:1</w:t>
-        </w:r>
-      </w:hyperlink>
+      <w:r>
+        <w:rPr>
+          <w:lang w:val="es_ES" w:bidi="es_ES"/>
+        </w:rPr>
+        <w:t>Nahúm 1:1</w:t>
+      </w:r>
     </w:p>
     <w:p>
       <w:pPr>
@@ -3117,90 +2907,66 @@
           <w:lang w:val="es_ES" w:bidi="es_ES"/>
         </w:rPr>
       </w:r>
-      <w:hyperlink r:id="rId48">
-        <w:r>
-          <w:rPr>
-            <w:lang w:val="es_ES" w:bidi="es_ES"/>
-          </w:rPr>
-          <w:rPr>
-            <w:color w:val="0000EE"/>
-            <w:u w:val="single"/>
-          </w:rPr>
-          <w:t>1 Crónicas 17:1–2</w:t>
-        </w:r>
-      </w:hyperlink>
-    </w:p>
-    <w:p>
-      <w:pPr>
-        <w:pStyle w:val="ListBullet"/>
-        <w:spacing w:line="240" w:lineRule="auto"/>
-        <w:ind w:left="720"/>
-      </w:pPr>
-      <w:r>
-        <w:rPr>
-          <w:lang w:val="es_ES" w:bidi="es_ES"/>
-        </w:rPr>
-      </w:r>
-      <w:hyperlink r:id="rId49">
-        <w:r>
-          <w:rPr>
-            <w:lang w:val="es_ES" w:bidi="es_ES"/>
-          </w:rPr>
-          <w:rPr>
-            <w:color w:val="0000EE"/>
-            <w:u w:val="single"/>
-          </w:rPr>
-          <w:t>2 Crónicas 9:29</w:t>
-        </w:r>
-      </w:hyperlink>
-    </w:p>
-    <w:p>
-      <w:pPr>
-        <w:pStyle w:val="ListBullet"/>
-        <w:spacing w:line="240" w:lineRule="auto"/>
-        <w:ind w:left="720"/>
-      </w:pPr>
-      <w:r>
-        <w:rPr>
-          <w:lang w:val="es_ES" w:bidi="es_ES"/>
-        </w:rPr>
-      </w:r>
-      <w:hyperlink r:id="rId50">
-        <w:r>
-          <w:rPr>
-            <w:lang w:val="es_ES" w:bidi="es_ES"/>
-          </w:rPr>
-          <w:rPr>
-            <w:color w:val="0000EE"/>
-            <w:u w:val="single"/>
-          </w:rPr>
-          <w:t>2 Samuel 12:1–3</w:t>
-        </w:r>
-      </w:hyperlink>
-    </w:p>
-    <w:p>
-      <w:pPr>
-        <w:pStyle w:val="ListBullet"/>
-        <w:spacing w:line="240" w:lineRule="auto"/>
-        <w:ind w:left="720"/>
-      </w:pPr>
-      <w:r>
-        <w:rPr>
-          <w:lang w:val="es_ES" w:bidi="es_ES"/>
-        </w:rPr>
-      </w:r>
-      <w:hyperlink r:id="rId51">
-        <w:r>
-          <w:rPr>
-            <w:lang w:val="es_ES" w:bidi="es_ES"/>
-          </w:rPr>
-          <w:rPr>
-            <w:color w:val="0000EE"/>
-            <w:u w:val="single"/>
-          </w:rPr>
-          <w:t>Salmo 51:1</w:t>
-        </w:r>
-      </w:hyperlink>
+      <w:r>
+        <w:rPr>
+          <w:lang w:val="es_ES" w:bidi="es_ES"/>
+        </w:rPr>
+        <w:t>1 Crónicas 17:1–2</w:t>
+      </w:r>
+    </w:p>
+    <w:p>
+      <w:pPr>
+        <w:pStyle w:val="ListBullet"/>
+        <w:spacing w:line="240" w:lineRule="auto"/>
+        <w:ind w:left="720"/>
+      </w:pPr>
+      <w:r>
+        <w:rPr>
+          <w:lang w:val="es_ES" w:bidi="es_ES"/>
+        </w:rPr>
+      </w:r>
+      <w:r>
+        <w:rPr>
+          <w:lang w:val="es_ES" w:bidi="es_ES"/>
+        </w:rPr>
+        <w:t>2 Crónicas 9:29</w:t>
+      </w:r>
+    </w:p>
+    <w:p>
+      <w:pPr>
+        <w:pStyle w:val="ListBullet"/>
+        <w:spacing w:line="240" w:lineRule="auto"/>
+        <w:ind w:left="720"/>
+      </w:pPr>
+      <w:r>
+        <w:rPr>
+          <w:lang w:val="es_ES" w:bidi="es_ES"/>
+        </w:rPr>
+      </w:r>
+      <w:r>
+        <w:rPr>
+          <w:lang w:val="es_ES" w:bidi="es_ES"/>
+        </w:rPr>
+        <w:t>2 Samuel 12:1–3</w:t>
+      </w:r>
+    </w:p>
+    <w:p>
+      <w:pPr>
+        <w:pStyle w:val="ListBullet"/>
+        <w:spacing w:line="240" w:lineRule="auto"/>
+        <w:ind w:left="720"/>
+      </w:pPr>
+      <w:r>
+        <w:rPr>
+          <w:lang w:val="es_ES" w:bidi="es_ES"/>
+        </w:rPr>
+      </w:r>
+      <w:r>
+        <w:rPr>
+          <w:lang w:val="es_ES" w:bidi="es_ES"/>
+        </w:rPr>
+        <w:t>Salmo 51:1</w:t>
+      </w:r>
     </w:p>
     <w:p>
       <w:pPr>
@@ -3581,90 +3347,66 @@
           <w:lang w:val="es_ES" w:bidi="es_ES"/>
         </w:rPr>
       </w:r>
-      <w:hyperlink r:id="rId52">
-        <w:r>
-          <w:rPr>
-            <w:lang w:val="es_ES" w:bidi="es_ES"/>
-          </w:rPr>
-          <w:rPr>
-            <w:color w:val="0000EE"/>
-            <w:u w:val="single"/>
-          </w:rPr>
-          <w:t>Hechos 18:18–19</w:t>
-        </w:r>
-      </w:hyperlink>
-    </w:p>
-    <w:p>
-      <w:pPr>
-        <w:pStyle w:val="ListBullet"/>
-        <w:spacing w:line="240" w:lineRule="auto"/>
-        <w:ind w:left="720"/>
-      </w:pPr>
-      <w:r>
-        <w:rPr>
-          <w:lang w:val="es_ES" w:bidi="es_ES"/>
-        </w:rPr>
-      </w:r>
-      <w:hyperlink r:id="rId53">
-        <w:r>
-          <w:rPr>
-            <w:lang w:val="es_ES" w:bidi="es_ES"/>
-          </w:rPr>
-          <w:rPr>
-            <w:color w:val="0000EE"/>
-            <w:u w:val="single"/>
-          </w:rPr>
-          <w:t>Amós 2:11–12</w:t>
-        </w:r>
-      </w:hyperlink>
-    </w:p>
-    <w:p>
-      <w:pPr>
-        <w:pStyle w:val="ListBullet"/>
-        <w:spacing w:line="240" w:lineRule="auto"/>
-        <w:ind w:left="720"/>
-      </w:pPr>
-      <w:r>
-        <w:rPr>
-          <w:lang w:val="es_ES" w:bidi="es_ES"/>
-        </w:rPr>
-      </w:r>
-      <w:hyperlink r:id="rId54">
-        <w:r>
-          <w:rPr>
-            <w:lang w:val="es_ES" w:bidi="es_ES"/>
-          </w:rPr>
-          <w:rPr>
-            <w:color w:val="0000EE"/>
-            <w:u w:val="single"/>
-          </w:rPr>
-          <w:t>Jueces 13:5</w:t>
-        </w:r>
-      </w:hyperlink>
-    </w:p>
-    <w:p>
-      <w:pPr>
-        <w:pStyle w:val="ListBullet"/>
-        <w:spacing w:line="240" w:lineRule="auto"/>
-        <w:ind w:left="720"/>
-      </w:pPr>
-      <w:r>
-        <w:rPr>
-          <w:lang w:val="es_ES" w:bidi="es_ES"/>
-        </w:rPr>
-      </w:r>
-      <w:hyperlink r:id="rId55">
-        <w:r>
-          <w:rPr>
-            <w:lang w:val="es_ES" w:bidi="es_ES"/>
-          </w:rPr>
-          <w:rPr>
-            <w:color w:val="0000EE"/>
-            <w:u w:val="single"/>
-          </w:rPr>
-          <w:t>Números 6:1–4</w:t>
-        </w:r>
-      </w:hyperlink>
+      <w:r>
+        <w:rPr>
+          <w:lang w:val="es_ES" w:bidi="es_ES"/>
+        </w:rPr>
+        <w:t>Hechos 18:18–19</w:t>
+      </w:r>
+    </w:p>
+    <w:p>
+      <w:pPr>
+        <w:pStyle w:val="ListBullet"/>
+        <w:spacing w:line="240" w:lineRule="auto"/>
+        <w:ind w:left="720"/>
+      </w:pPr>
+      <w:r>
+        <w:rPr>
+          <w:lang w:val="es_ES" w:bidi="es_ES"/>
+        </w:rPr>
+      </w:r>
+      <w:r>
+        <w:rPr>
+          <w:lang w:val="es_ES" w:bidi="es_ES"/>
+        </w:rPr>
+        <w:t>Amós 2:11–12</w:t>
+      </w:r>
+    </w:p>
+    <w:p>
+      <w:pPr>
+        <w:pStyle w:val="ListBullet"/>
+        <w:spacing w:line="240" w:lineRule="auto"/>
+        <w:ind w:left="720"/>
+      </w:pPr>
+      <w:r>
+        <w:rPr>
+          <w:lang w:val="es_ES" w:bidi="es_ES"/>
+        </w:rPr>
+      </w:r>
+      <w:r>
+        <w:rPr>
+          <w:lang w:val="es_ES" w:bidi="es_ES"/>
+        </w:rPr>
+        <w:t>Jueces 13:5</w:t>
+      </w:r>
+    </w:p>
+    <w:p>
+      <w:pPr>
+        <w:pStyle w:val="ListBullet"/>
+        <w:spacing w:line="240" w:lineRule="auto"/>
+        <w:ind w:left="720"/>
+      </w:pPr>
+      <w:r>
+        <w:rPr>
+          <w:lang w:val="es_ES" w:bidi="es_ES"/>
+        </w:rPr>
+      </w:r>
+      <w:r>
+        <w:rPr>
+          <w:lang w:val="es_ES" w:bidi="es_ES"/>
+        </w:rPr>
+        <w:t>Números 6:1–4</w:t>
+      </w:r>
     </w:p>
     <w:p>
       <w:pPr>
@@ -3910,162 +3652,120 @@
           <w:lang w:val="es_ES" w:bidi="es_ES"/>
         </w:rPr>
       </w:r>
-      <w:hyperlink r:id="rId56">
-        <w:r>
-          <w:rPr>
-            <w:lang w:val="es_ES" w:bidi="es_ES"/>
-          </w:rPr>
-          <w:rPr>
-            <w:color w:val="0000EE"/>
-            <w:u w:val="single"/>
-          </w:rPr>
-          <w:t>Hechos 26:9–11</w:t>
-        </w:r>
-      </w:hyperlink>
-    </w:p>
-    <w:p>
-      <w:pPr>
-        <w:pStyle w:val="ListBullet"/>
-        <w:spacing w:line="240" w:lineRule="auto"/>
-        <w:ind w:left="720"/>
-      </w:pPr>
-      <w:r>
-        <w:rPr>
-          <w:lang w:val="es_ES" w:bidi="es_ES"/>
-        </w:rPr>
-      </w:r>
-      <w:hyperlink r:id="rId57">
-        <w:r>
-          <w:rPr>
-            <w:lang w:val="es_ES" w:bidi="es_ES"/>
-          </w:rPr>
-          <w:rPr>
-            <w:color w:val="0000EE"/>
-            <w:u w:val="single"/>
-          </w:rPr>
-          <w:t>Juan 1:43–45</w:t>
-        </w:r>
-      </w:hyperlink>
-    </w:p>
-    <w:p>
-      <w:pPr>
-        <w:pStyle w:val="ListBullet"/>
-        <w:spacing w:line="240" w:lineRule="auto"/>
-        <w:ind w:left="720"/>
-      </w:pPr>
-      <w:r>
-        <w:rPr>
-          <w:lang w:val="es_ES" w:bidi="es_ES"/>
-        </w:rPr>
-      </w:r>
-      <w:hyperlink r:id="rId58">
-        <w:r>
-          <w:rPr>
-            <w:lang w:val="es_ES" w:bidi="es_ES"/>
-          </w:rPr>
-          <w:rPr>
-            <w:color w:val="0000EE"/>
-            <w:u w:val="single"/>
-          </w:rPr>
-          <w:t>Lucas 1:26–29</w:t>
-        </w:r>
-      </w:hyperlink>
-    </w:p>
-    <w:p>
-      <w:pPr>
-        <w:pStyle w:val="ListBullet"/>
-        <w:spacing w:line="240" w:lineRule="auto"/>
-        <w:ind w:left="720"/>
-      </w:pPr>
-      <w:r>
-        <w:rPr>
-          <w:lang w:val="es_ES" w:bidi="es_ES"/>
-        </w:rPr>
-      </w:r>
-      <w:hyperlink r:id="rId59">
-        <w:r>
-          <w:rPr>
-            <w:lang w:val="es_ES" w:bidi="es_ES"/>
-          </w:rPr>
-          <w:rPr>
-            <w:color w:val="0000EE"/>
-            <w:u w:val="single"/>
-          </w:rPr>
-          <w:t>Marcos 16:5–7</w:t>
-        </w:r>
-      </w:hyperlink>
-    </w:p>
-    <w:p>
-      <w:pPr>
-        <w:pStyle w:val="ListBullet"/>
-        <w:spacing w:line="240" w:lineRule="auto"/>
-        <w:ind w:left="720"/>
-      </w:pPr>
-      <w:r>
-        <w:rPr>
-          <w:lang w:val="es_ES" w:bidi="es_ES"/>
-        </w:rPr>
-      </w:r>
-      <w:hyperlink r:id="rId60">
-        <w:r>
-          <w:rPr>
-            <w:lang w:val="es_ES" w:bidi="es_ES"/>
-          </w:rPr>
-          <w:rPr>
-            <w:color w:val="0000EE"/>
-            <w:u w:val="single"/>
-          </w:rPr>
-          <w:t>Mateo 2:23</w:t>
-        </w:r>
-      </w:hyperlink>
-    </w:p>
-    <w:p>
-      <w:pPr>
-        <w:pStyle w:val="ListBullet"/>
-        <w:spacing w:line="240" w:lineRule="auto"/>
-        <w:ind w:left="720"/>
-      </w:pPr>
-      <w:r>
-        <w:rPr>
-          <w:lang w:val="es_ES" w:bidi="es_ES"/>
-        </w:rPr>
-      </w:r>
-      <w:hyperlink r:id="rId61">
-        <w:r>
-          <w:rPr>
-            <w:lang w:val="es_ES" w:bidi="es_ES"/>
-          </w:rPr>
-          <w:rPr>
-            <w:color w:val="0000EE"/>
-            <w:u w:val="single"/>
-          </w:rPr>
-          <w:t>Mateo 21:9–11</w:t>
-        </w:r>
-      </w:hyperlink>
-    </w:p>
-    <w:p>
-      <w:pPr>
-        <w:pStyle w:val="ListBullet"/>
-        <w:spacing w:line="240" w:lineRule="auto"/>
-        <w:ind w:left="720"/>
-      </w:pPr>
-      <w:r>
-        <w:rPr>
-          <w:lang w:val="es_ES" w:bidi="es_ES"/>
-        </w:rPr>
-      </w:r>
-      <w:hyperlink r:id="rId62">
-        <w:r>
-          <w:rPr>
-            <w:lang w:val="es_ES" w:bidi="es_ES"/>
-          </w:rPr>
-          <w:rPr>
-            <w:color w:val="0000EE"/>
-            <w:u w:val="single"/>
-          </w:rPr>
-          <w:t>Mateo 26:71–72</w:t>
-        </w:r>
-      </w:hyperlink>
+      <w:r>
+        <w:rPr>
+          <w:lang w:val="es_ES" w:bidi="es_ES"/>
+        </w:rPr>
+        <w:t>Hechos 26:9–11</w:t>
+      </w:r>
+    </w:p>
+    <w:p>
+      <w:pPr>
+        <w:pStyle w:val="ListBullet"/>
+        <w:spacing w:line="240" w:lineRule="auto"/>
+        <w:ind w:left="720"/>
+      </w:pPr>
+      <w:r>
+        <w:rPr>
+          <w:lang w:val="es_ES" w:bidi="es_ES"/>
+        </w:rPr>
+      </w:r>
+      <w:r>
+        <w:rPr>
+          <w:lang w:val="es_ES" w:bidi="es_ES"/>
+        </w:rPr>
+        <w:t>Juan 1:43–45</w:t>
+      </w:r>
+    </w:p>
+    <w:p>
+      <w:pPr>
+        <w:pStyle w:val="ListBullet"/>
+        <w:spacing w:line="240" w:lineRule="auto"/>
+        <w:ind w:left="720"/>
+      </w:pPr>
+      <w:r>
+        <w:rPr>
+          <w:lang w:val="es_ES" w:bidi="es_ES"/>
+        </w:rPr>
+      </w:r>
+      <w:r>
+        <w:rPr>
+          <w:lang w:val="es_ES" w:bidi="es_ES"/>
+        </w:rPr>
+        <w:t>Lucas 1:26–29</w:t>
+      </w:r>
+    </w:p>
+    <w:p>
+      <w:pPr>
+        <w:pStyle w:val="ListBullet"/>
+        <w:spacing w:line="240" w:lineRule="auto"/>
+        <w:ind w:left="720"/>
+      </w:pPr>
+      <w:r>
+        <w:rPr>
+          <w:lang w:val="es_ES" w:bidi="es_ES"/>
+        </w:rPr>
+      </w:r>
+      <w:r>
+        <w:rPr>
+          <w:lang w:val="es_ES" w:bidi="es_ES"/>
+        </w:rPr>
+        <w:t>Marcos 16:5–7</w:t>
+      </w:r>
+    </w:p>
+    <w:p>
+      <w:pPr>
+        <w:pStyle w:val="ListBullet"/>
+        <w:spacing w:line="240" w:lineRule="auto"/>
+        <w:ind w:left="720"/>
+      </w:pPr>
+      <w:r>
+        <w:rPr>
+          <w:lang w:val="es_ES" w:bidi="es_ES"/>
+        </w:rPr>
+      </w:r>
+      <w:r>
+        <w:rPr>
+          <w:lang w:val="es_ES" w:bidi="es_ES"/>
+        </w:rPr>
+        <w:t>Mateo 2:23</w:t>
+      </w:r>
+    </w:p>
+    <w:p>
+      <w:pPr>
+        <w:pStyle w:val="ListBullet"/>
+        <w:spacing w:line="240" w:lineRule="auto"/>
+        <w:ind w:left="720"/>
+      </w:pPr>
+      <w:r>
+        <w:rPr>
+          <w:lang w:val="es_ES" w:bidi="es_ES"/>
+        </w:rPr>
+      </w:r>
+      <w:r>
+        <w:rPr>
+          <w:lang w:val="es_ES" w:bidi="es_ES"/>
+        </w:rPr>
+        <w:t>Mateo 21:9–11</w:t>
+      </w:r>
+    </w:p>
+    <w:p>
+      <w:pPr>
+        <w:pStyle w:val="ListBullet"/>
+        <w:spacing w:line="240" w:lineRule="auto"/>
+        <w:ind w:left="720"/>
+      </w:pPr>
+      <w:r>
+        <w:rPr>
+          <w:lang w:val="es_ES" w:bidi="es_ES"/>
+        </w:rPr>
+      </w:r>
+      <w:r>
+        <w:rPr>
+          <w:lang w:val="es_ES" w:bidi="es_ES"/>
+        </w:rPr>
+        <w:t>Mateo 26:71–72</w:t>
+      </w:r>
     </w:p>
     <w:p>
       <w:pPr>
@@ -4420,138 +4120,102 @@
           <w:lang w:val="es_ES" w:bidi="es_ES"/>
         </w:rPr>
       </w:r>
-      <w:hyperlink r:id="rId63">
-        <w:r>
-          <w:rPr>
-            <w:lang w:val="es_ES" w:bidi="es_ES"/>
-          </w:rPr>
-          <w:rPr>
-            <w:color w:val="0000EE"/>
-            <w:u w:val="single"/>
-          </w:rPr>
-          <w:t>1 Reyes 4:15</w:t>
-        </w:r>
-      </w:hyperlink>
-    </w:p>
-    <w:p>
-      <w:pPr>
-        <w:pStyle w:val="ListBullet"/>
-        <w:spacing w:line="240" w:lineRule="auto"/>
-        <w:ind w:left="720"/>
-      </w:pPr>
-      <w:r>
-        <w:rPr>
-          <w:lang w:val="es_ES" w:bidi="es_ES"/>
-        </w:rPr>
-      </w:r>
-      <w:hyperlink r:id="rId64">
-        <w:r>
-          <w:rPr>
-            <w:lang w:val="es_ES" w:bidi="es_ES"/>
-          </w:rPr>
-          <w:rPr>
-            <w:color w:val="0000EE"/>
-            <w:u w:val="single"/>
-          </w:rPr>
-          <w:t>Deuteronomio 27:13–14</w:t>
-        </w:r>
-      </w:hyperlink>
-    </w:p>
-    <w:p>
-      <w:pPr>
-        <w:pStyle w:val="ListBullet"/>
-        <w:spacing w:line="240" w:lineRule="auto"/>
-        <w:ind w:left="720"/>
-      </w:pPr>
-      <w:r>
-        <w:rPr>
-          <w:lang w:val="es_ES" w:bidi="es_ES"/>
-        </w:rPr>
-      </w:r>
-      <w:hyperlink r:id="rId65">
-        <w:r>
-          <w:rPr>
-            <w:lang w:val="es_ES" w:bidi="es_ES"/>
-          </w:rPr>
-          <w:rPr>
-            <w:color w:val="0000EE"/>
-            <w:u w:val="single"/>
-          </w:rPr>
-          <w:t>Ezequiel 48:1–3</w:t>
-        </w:r>
-      </w:hyperlink>
-    </w:p>
-    <w:p>
-      <w:pPr>
-        <w:pStyle w:val="ListBullet"/>
-        <w:spacing w:line="240" w:lineRule="auto"/>
-        <w:ind w:left="720"/>
-      </w:pPr>
-      <w:r>
-        <w:rPr>
-          <w:lang w:val="es_ES" w:bidi="es_ES"/>
-        </w:rPr>
-      </w:r>
-      <w:hyperlink r:id="rId66">
-        <w:r>
-          <w:rPr>
-            <w:lang w:val="es_ES" w:bidi="es_ES"/>
-          </w:rPr>
-          <w:rPr>
-            <w:color w:val="0000EE"/>
-            <w:u w:val="single"/>
-          </w:rPr>
-          <w:t>Génesis 30:8</w:t>
-        </w:r>
-      </w:hyperlink>
-    </w:p>
-    <w:p>
-      <w:pPr>
-        <w:pStyle w:val="ListBullet"/>
-        <w:spacing w:line="240" w:lineRule="auto"/>
-        <w:ind w:left="720"/>
-      </w:pPr>
-      <w:r>
-        <w:rPr>
-          <w:lang w:val="es_ES" w:bidi="es_ES"/>
-        </w:rPr>
-      </w:r>
-      <w:hyperlink r:id="rId67">
-        <w:r>
-          <w:rPr>
-            <w:lang w:val="es_ES" w:bidi="es_ES"/>
-          </w:rPr>
-          <w:rPr>
-            <w:color w:val="0000EE"/>
-            <w:u w:val="single"/>
-          </w:rPr>
-          <w:t>Jueces 1:33</w:t>
-        </w:r>
-      </w:hyperlink>
-    </w:p>
-    <w:p>
-      <w:pPr>
-        <w:pStyle w:val="ListBullet"/>
-        <w:spacing w:line="240" w:lineRule="auto"/>
-        <w:ind w:left="720"/>
-      </w:pPr>
-      <w:r>
-        <w:rPr>
-          <w:lang w:val="es_ES" w:bidi="es_ES"/>
-        </w:rPr>
-      </w:r>
-      <w:hyperlink r:id="rId68">
-        <w:r>
-          <w:rPr>
-            <w:lang w:val="es_ES" w:bidi="es_ES"/>
-          </w:rPr>
-          <w:rPr>
-            <w:color w:val="0000EE"/>
-            <w:u w:val="single"/>
-          </w:rPr>
-          <w:t>Mateo 4:13</w:t>
-        </w:r>
-      </w:hyperlink>
+      <w:r>
+        <w:rPr>
+          <w:lang w:val="es_ES" w:bidi="es_ES"/>
+        </w:rPr>
+        <w:t>1 Reyes 4:15</w:t>
+      </w:r>
+    </w:p>
+    <w:p>
+      <w:pPr>
+        <w:pStyle w:val="ListBullet"/>
+        <w:spacing w:line="240" w:lineRule="auto"/>
+        <w:ind w:left="720"/>
+      </w:pPr>
+      <w:r>
+        <w:rPr>
+          <w:lang w:val="es_ES" w:bidi="es_ES"/>
+        </w:rPr>
+      </w:r>
+      <w:r>
+        <w:rPr>
+          <w:lang w:val="es_ES" w:bidi="es_ES"/>
+        </w:rPr>
+        <w:t>Deuteronomio 27:13–14</w:t>
+      </w:r>
+    </w:p>
+    <w:p>
+      <w:pPr>
+        <w:pStyle w:val="ListBullet"/>
+        <w:spacing w:line="240" w:lineRule="auto"/>
+        <w:ind w:left="720"/>
+      </w:pPr>
+      <w:r>
+        <w:rPr>
+          <w:lang w:val="es_ES" w:bidi="es_ES"/>
+        </w:rPr>
+      </w:r>
+      <w:r>
+        <w:rPr>
+          <w:lang w:val="es_ES" w:bidi="es_ES"/>
+        </w:rPr>
+        <w:t>Ezequiel 48:1–3</w:t>
+      </w:r>
+    </w:p>
+    <w:p>
+      <w:pPr>
+        <w:pStyle w:val="ListBullet"/>
+        <w:spacing w:line="240" w:lineRule="auto"/>
+        <w:ind w:left="720"/>
+      </w:pPr>
+      <w:r>
+        <w:rPr>
+          <w:lang w:val="es_ES" w:bidi="es_ES"/>
+        </w:rPr>
+      </w:r>
+      <w:r>
+        <w:rPr>
+          <w:lang w:val="es_ES" w:bidi="es_ES"/>
+        </w:rPr>
+        <w:t>Génesis 30:8</w:t>
+      </w:r>
+    </w:p>
+    <w:p>
+      <w:pPr>
+        <w:pStyle w:val="ListBullet"/>
+        <w:spacing w:line="240" w:lineRule="auto"/>
+        <w:ind w:left="720"/>
+      </w:pPr>
+      <w:r>
+        <w:rPr>
+          <w:lang w:val="es_ES" w:bidi="es_ES"/>
+        </w:rPr>
+      </w:r>
+      <w:r>
+        <w:rPr>
+          <w:lang w:val="es_ES" w:bidi="es_ES"/>
+        </w:rPr>
+        <w:t>Jueces 1:33</w:t>
+      </w:r>
+    </w:p>
+    <w:p>
+      <w:pPr>
+        <w:pStyle w:val="ListBullet"/>
+        <w:spacing w:line="240" w:lineRule="auto"/>
+        <w:ind w:left="720"/>
+      </w:pPr>
+      <w:r>
+        <w:rPr>
+          <w:lang w:val="es_ES" w:bidi="es_ES"/>
+        </w:rPr>
+      </w:r>
+      <w:r>
+        <w:rPr>
+          <w:lang w:val="es_ES" w:bidi="es_ES"/>
+        </w:rPr>
+        <w:t>Mateo 4:13</w:t>
+      </w:r>
     </w:p>
     <w:p>
       <w:pPr>
@@ -4883,114 +4547,84 @@
           <w:lang w:val="es_ES" w:bidi="es_ES"/>
         </w:rPr>
       </w:r>
-      <w:hyperlink r:id="rId69">
-        <w:r>
-          <w:rPr>
-            <w:lang w:val="es_ES" w:bidi="es_ES"/>
-          </w:rPr>
-          <w:rPr>
-            <w:color w:val="0000EE"/>
-            <w:u w:val="single"/>
-          </w:rPr>
-          <w:t>Génesis 12:9</w:t>
-        </w:r>
-      </w:hyperlink>
-    </w:p>
-    <w:p>
-      <w:pPr>
-        <w:pStyle w:val="ListBullet"/>
-        <w:spacing w:line="240" w:lineRule="auto"/>
-        <w:ind w:left="720"/>
-      </w:pPr>
-      <w:r>
-        <w:rPr>
-          <w:lang w:val="es_ES" w:bidi="es_ES"/>
-        </w:rPr>
-      </w:r>
-      <w:hyperlink r:id="rId70">
-        <w:r>
-          <w:rPr>
-            <w:lang w:val="es_ES" w:bidi="es_ES"/>
-          </w:rPr>
-          <w:rPr>
-            <w:color w:val="0000EE"/>
-            <w:u w:val="single"/>
-          </w:rPr>
-          <w:t>Génesis 20:1–3</w:t>
-        </w:r>
-      </w:hyperlink>
-    </w:p>
-    <w:p>
-      <w:pPr>
-        <w:pStyle w:val="ListBullet"/>
-        <w:spacing w:line="240" w:lineRule="auto"/>
-        <w:ind w:left="720"/>
-      </w:pPr>
-      <w:r>
-        <w:rPr>
-          <w:lang w:val="es_ES" w:bidi="es_ES"/>
-        </w:rPr>
-      </w:r>
-      <w:hyperlink r:id="rId71">
-        <w:r>
-          <w:rPr>
-            <w:lang w:val="es_ES" w:bidi="es_ES"/>
-          </w:rPr>
-          <w:rPr>
-            <w:color w:val="0000EE"/>
-            <w:u w:val="single"/>
-          </w:rPr>
-          <w:t>Génesis 24:62</w:t>
-        </w:r>
-      </w:hyperlink>
-    </w:p>
-    <w:p>
-      <w:pPr>
-        <w:pStyle w:val="ListBullet"/>
-        <w:spacing w:line="240" w:lineRule="auto"/>
-        <w:ind w:left="720"/>
-      </w:pPr>
-      <w:r>
-        <w:rPr>
-          <w:lang w:val="es_ES" w:bidi="es_ES"/>
-        </w:rPr>
-      </w:r>
-      <w:hyperlink r:id="rId72">
-        <w:r>
-          <w:rPr>
-            <w:lang w:val="es_ES" w:bidi="es_ES"/>
-          </w:rPr>
-          <w:rPr>
-            <w:color w:val="0000EE"/>
-            <w:u w:val="single"/>
-          </w:rPr>
-          <w:t>Josué 3:14–16</w:t>
-        </w:r>
-      </w:hyperlink>
-    </w:p>
-    <w:p>
-      <w:pPr>
-        <w:pStyle w:val="ListBullet"/>
-        <w:spacing w:line="240" w:lineRule="auto"/>
-        <w:ind w:left="720"/>
-      </w:pPr>
-      <w:r>
-        <w:rPr>
-          <w:lang w:val="es_ES" w:bidi="es_ES"/>
-        </w:rPr>
-      </w:r>
-      <w:hyperlink r:id="rId73">
-        <w:r>
-          <w:rPr>
-            <w:lang w:val="es_ES" w:bidi="es_ES"/>
-          </w:rPr>
-          <w:rPr>
-            <w:color w:val="0000EE"/>
-            <w:u w:val="single"/>
-          </w:rPr>
-          <w:t>Números 13:17–20</w:t>
-        </w:r>
-      </w:hyperlink>
+      <w:r>
+        <w:rPr>
+          <w:lang w:val="es_ES" w:bidi="es_ES"/>
+        </w:rPr>
+        <w:t>Génesis 12:9</w:t>
+      </w:r>
+    </w:p>
+    <w:p>
+      <w:pPr>
+        <w:pStyle w:val="ListBullet"/>
+        <w:spacing w:line="240" w:lineRule="auto"/>
+        <w:ind w:left="720"/>
+      </w:pPr>
+      <w:r>
+        <w:rPr>
+          <w:lang w:val="es_ES" w:bidi="es_ES"/>
+        </w:rPr>
+      </w:r>
+      <w:r>
+        <w:rPr>
+          <w:lang w:val="es_ES" w:bidi="es_ES"/>
+        </w:rPr>
+        <w:t>Génesis 20:1–3</w:t>
+      </w:r>
+    </w:p>
+    <w:p>
+      <w:pPr>
+        <w:pStyle w:val="ListBullet"/>
+        <w:spacing w:line="240" w:lineRule="auto"/>
+        <w:ind w:left="720"/>
+      </w:pPr>
+      <w:r>
+        <w:rPr>
+          <w:lang w:val="es_ES" w:bidi="es_ES"/>
+        </w:rPr>
+      </w:r>
+      <w:r>
+        <w:rPr>
+          <w:lang w:val="es_ES" w:bidi="es_ES"/>
+        </w:rPr>
+        <w:t>Génesis 24:62</w:t>
+      </w:r>
+    </w:p>
+    <w:p>
+      <w:pPr>
+        <w:pStyle w:val="ListBullet"/>
+        <w:spacing w:line="240" w:lineRule="auto"/>
+        <w:ind w:left="720"/>
+      </w:pPr>
+      <w:r>
+        <w:rPr>
+          <w:lang w:val="es_ES" w:bidi="es_ES"/>
+        </w:rPr>
+      </w:r>
+      <w:r>
+        <w:rPr>
+          <w:lang w:val="es_ES" w:bidi="es_ES"/>
+        </w:rPr>
+        <w:t>Josué 3:14–16</w:t>
+      </w:r>
+    </w:p>
+    <w:p>
+      <w:pPr>
+        <w:pStyle w:val="ListBullet"/>
+        <w:spacing w:line="240" w:lineRule="auto"/>
+        <w:ind w:left="720"/>
+      </w:pPr>
+      <w:r>
+        <w:rPr>
+          <w:lang w:val="es_ES" w:bidi="es_ES"/>
+        </w:rPr>
+      </w:r>
+      <w:r>
+        <w:rPr>
+          <w:lang w:val="es_ES" w:bidi="es_ES"/>
+        </w:rPr>
+        <w:t>Números 13:17–20</w:t>
+      </w:r>
     </w:p>
     <w:p>
       <w:pPr>
@@ -5268,90 +4902,66 @@
           <w:lang w:val="es_ES" w:bidi="es_ES"/>
         </w:rPr>
       </w:r>
-      <w:hyperlink r:id="rId74">
-        <w:r>
-          <w:rPr>
-            <w:lang w:val="es_ES" w:bidi="es_ES"/>
-          </w:rPr>
-          <w:rPr>
-            <w:color w:val="0000EE"/>
-            <w:u w:val="single"/>
-          </w:rPr>
-          <w:t>Esdras 2:1–2</w:t>
-        </w:r>
-      </w:hyperlink>
-    </w:p>
-    <w:p>
-      <w:pPr>
-        <w:pStyle w:val="ListBullet"/>
-        <w:spacing w:line="240" w:lineRule="auto"/>
-        <w:ind w:left="720"/>
-      </w:pPr>
-      <w:r>
-        <w:rPr>
-          <w:lang w:val="es_ES" w:bidi="es_ES"/>
-        </w:rPr>
-      </w:r>
-      <w:hyperlink r:id="rId75">
-        <w:r>
-          <w:rPr>
-            <w:lang w:val="es_ES" w:bidi="es_ES"/>
-          </w:rPr>
-          <w:rPr>
-            <w:color w:val="0000EE"/>
-            <w:u w:val="single"/>
-          </w:rPr>
-          <w:t>Nehemías 1:2</w:t>
-        </w:r>
-      </w:hyperlink>
-    </w:p>
-    <w:p>
-      <w:pPr>
-        <w:pStyle w:val="ListBullet"/>
-        <w:spacing w:line="240" w:lineRule="auto"/>
-        <w:ind w:left="720"/>
-      </w:pPr>
-      <w:r>
-        <w:rPr>
-          <w:lang w:val="es_ES" w:bidi="es_ES"/>
-        </w:rPr>
-      </w:r>
-      <w:hyperlink r:id="rId76">
-        <w:r>
-          <w:rPr>
-            <w:lang w:val="es_ES" w:bidi="es_ES"/>
-          </w:rPr>
-          <w:rPr>
-            <w:color w:val="0000EE"/>
-            <w:u w:val="single"/>
-          </w:rPr>
-          <w:t>Nehemías 10:3</w:t>
-        </w:r>
-      </w:hyperlink>
-    </w:p>
-    <w:p>
-      <w:pPr>
-        <w:pStyle w:val="ListBullet"/>
-        <w:spacing w:line="240" w:lineRule="auto"/>
-        <w:ind w:left="720"/>
-      </w:pPr>
-      <w:r>
-        <w:rPr>
-          <w:lang w:val="es_ES" w:bidi="es_ES"/>
-        </w:rPr>
-      </w:r>
-      <w:hyperlink r:id="rId77">
-        <w:r>
-          <w:rPr>
-            <w:lang w:val="es_ES" w:bidi="es_ES"/>
-          </w:rPr>
-          <w:rPr>
-            <w:color w:val="0000EE"/>
-            <w:u w:val="single"/>
-          </w:rPr>
-          <w:t>Nehemías 12:46</w:t>
-        </w:r>
-      </w:hyperlink>
+      <w:r>
+        <w:rPr>
+          <w:lang w:val="es_ES" w:bidi="es_ES"/>
+        </w:rPr>
+        <w:t>Esdras 2:1–2</w:t>
+      </w:r>
+    </w:p>
+    <w:p>
+      <w:pPr>
+        <w:pStyle w:val="ListBullet"/>
+        <w:spacing w:line="240" w:lineRule="auto"/>
+        <w:ind w:left="720"/>
+      </w:pPr>
+      <w:r>
+        <w:rPr>
+          <w:lang w:val="es_ES" w:bidi="es_ES"/>
+        </w:rPr>
+      </w:r>
+      <w:r>
+        <w:rPr>
+          <w:lang w:val="es_ES" w:bidi="es_ES"/>
+        </w:rPr>
+        <w:t>Nehemías 1:2</w:t>
+      </w:r>
+    </w:p>
+    <w:p>
+      <w:pPr>
+        <w:pStyle w:val="ListBullet"/>
+        <w:spacing w:line="240" w:lineRule="auto"/>
+        <w:ind w:left="720"/>
+      </w:pPr>
+      <w:r>
+        <w:rPr>
+          <w:lang w:val="es_ES" w:bidi="es_ES"/>
+        </w:rPr>
+      </w:r>
+      <w:r>
+        <w:rPr>
+          <w:lang w:val="es_ES" w:bidi="es_ES"/>
+        </w:rPr>
+        <w:t>Nehemías 10:3</w:t>
+      </w:r>
+    </w:p>
+    <w:p>
+      <w:pPr>
+        <w:pStyle w:val="ListBullet"/>
+        <w:spacing w:line="240" w:lineRule="auto"/>
+        <w:ind w:left="720"/>
+      </w:pPr>
+      <w:r>
+        <w:rPr>
+          <w:lang w:val="es_ES" w:bidi="es_ES"/>
+        </w:rPr>
+      </w:r>
+      <w:r>
+        <w:rPr>
+          <w:lang w:val="es_ES" w:bidi="es_ES"/>
+        </w:rPr>
+        <w:t>Nehemías 12:46</w:t>
+      </w:r>
     </w:p>
     <w:p>
       <w:pPr>
@@ -5653,90 +5263,66 @@
           <w:lang w:val="es_ES" w:bidi="es_ES"/>
         </w:rPr>
       </w:r>
-      <w:hyperlink r:id="rId78">
-        <w:r>
-          <w:rPr>
-            <w:lang w:val="es_ES" w:bidi="es_ES"/>
-          </w:rPr>
-          <w:rPr>
-            <w:color w:val="0000EE"/>
-            <w:u w:val="single"/>
-          </w:rPr>
-          <w:t>Hechos 12:20</w:t>
-        </w:r>
-      </w:hyperlink>
-    </w:p>
-    <w:p>
-      <w:pPr>
-        <w:pStyle w:val="ListBullet"/>
-        <w:spacing w:line="240" w:lineRule="auto"/>
-        <w:ind w:left="720"/>
-      </w:pPr>
-      <w:r>
-        <w:rPr>
-          <w:lang w:val="es_ES" w:bidi="es_ES"/>
-        </w:rPr>
-      </w:r>
-      <w:hyperlink r:id="rId79">
-        <w:r>
-          <w:rPr>
-            <w:lang w:val="es_ES" w:bidi="es_ES"/>
-          </w:rPr>
-          <w:rPr>
-            <w:color w:val="0000EE"/>
-            <w:u w:val="single"/>
-          </w:rPr>
-          <w:t>Marcos 3:7–8</w:t>
-        </w:r>
-      </w:hyperlink>
-    </w:p>
-    <w:p>
-      <w:pPr>
-        <w:pStyle w:val="ListBullet"/>
-        <w:spacing w:line="240" w:lineRule="auto"/>
-        <w:ind w:left="720"/>
-      </w:pPr>
-      <w:r>
-        <w:rPr>
-          <w:lang w:val="es_ES" w:bidi="es_ES"/>
-        </w:rPr>
-      </w:r>
-      <w:hyperlink r:id="rId80">
-        <w:r>
-          <w:rPr>
-            <w:lang w:val="es_ES" w:bidi="es_ES"/>
-          </w:rPr>
-          <w:rPr>
-            <w:color w:val="0000EE"/>
-            <w:u w:val="single"/>
-          </w:rPr>
-          <w:t>Mateo 11:22</w:t>
-        </w:r>
-      </w:hyperlink>
-    </w:p>
-    <w:p>
-      <w:pPr>
-        <w:pStyle w:val="ListBullet"/>
-        <w:spacing w:line="240" w:lineRule="auto"/>
-        <w:ind w:left="720"/>
-      </w:pPr>
-      <w:r>
-        <w:rPr>
-          <w:lang w:val="es_ES" w:bidi="es_ES"/>
-        </w:rPr>
-      </w:r>
-      <w:hyperlink r:id="rId81">
-        <w:r>
-          <w:rPr>
-            <w:lang w:val="es_ES" w:bidi="es_ES"/>
-          </w:rPr>
-          <w:rPr>
-            <w:color w:val="0000EE"/>
-            <w:u w:val="single"/>
-          </w:rPr>
-          <w:t>Mateo 15:22</w:t>
-        </w:r>
-      </w:hyperlink>
+      <w:r>
+        <w:rPr>
+          <w:lang w:val="es_ES" w:bidi="es_ES"/>
+        </w:rPr>
+        <w:t>Hechos 12:20</w:t>
+      </w:r>
+    </w:p>
+    <w:p>
+      <w:pPr>
+        <w:pStyle w:val="ListBullet"/>
+        <w:spacing w:line="240" w:lineRule="auto"/>
+        <w:ind w:left="720"/>
+      </w:pPr>
+      <w:r>
+        <w:rPr>
+          <w:lang w:val="es_ES" w:bidi="es_ES"/>
+        </w:rPr>
+      </w:r>
+      <w:r>
+        <w:rPr>
+          <w:lang w:val="es_ES" w:bidi="es_ES"/>
+        </w:rPr>
+        <w:t>Marcos 3:7–8</w:t>
+      </w:r>
+    </w:p>
+    <w:p>
+      <w:pPr>
+        <w:pStyle w:val="ListBullet"/>
+        <w:spacing w:line="240" w:lineRule="auto"/>
+        <w:ind w:left="720"/>
+      </w:pPr>
+      <w:r>
+        <w:rPr>
+          <w:lang w:val="es_ES" w:bidi="es_ES"/>
+        </w:rPr>
+      </w:r>
+      <w:r>
+        <w:rPr>
+          <w:lang w:val="es_ES" w:bidi="es_ES"/>
+        </w:rPr>
+        <w:t>Mateo 11:22</w:t>
+      </w:r>
+    </w:p>
+    <w:p>
+      <w:pPr>
+        <w:pStyle w:val="ListBullet"/>
+        <w:spacing w:line="240" w:lineRule="auto"/>
+        <w:ind w:left="720"/>
+      </w:pPr>
+      <w:r>
+        <w:rPr>
+          <w:lang w:val="es_ES" w:bidi="es_ES"/>
+        </w:rPr>
+      </w:r>
+      <w:r>
+        <w:rPr>
+          <w:lang w:val="es_ES" w:bidi="es_ES"/>
+        </w:rPr>
+        <w:t>Mateo 15:22</w:t>
+      </w:r>
     </w:p>
     <w:p>
       <w:pPr>
@@ -6004,114 +5590,84 @@
           <w:lang w:val="es_ES" w:bidi="es_ES"/>
         </w:rPr>
       </w:r>
-      <w:hyperlink r:id="rId82">
-        <w:r>
-          <w:rPr>
-            <w:lang w:val="es_ES" w:bidi="es_ES"/>
-          </w:rPr>
-          <w:rPr>
-            <w:color w:val="0000EE"/>
-            <w:u w:val="single"/>
-          </w:rPr>
-          <w:t>Éxodo 4:6</w:t>
-        </w:r>
-      </w:hyperlink>
-    </w:p>
-    <w:p>
-      <w:pPr>
-        <w:pStyle w:val="ListBullet"/>
-        <w:spacing w:line="240" w:lineRule="auto"/>
-        <w:ind w:left="720"/>
-      </w:pPr>
-      <w:r>
-        <w:rPr>
-          <w:lang w:val="es_ES" w:bidi="es_ES"/>
-        </w:rPr>
-      </w:r>
-      <w:hyperlink r:id="rId83">
-        <w:r>
-          <w:rPr>
-            <w:lang w:val="es_ES" w:bidi="es_ES"/>
-          </w:rPr>
-          <w:rPr>
-            <w:color w:val="0000EE"/>
-            <w:u w:val="single"/>
-          </w:rPr>
-          <w:t>Job 37:4–6</w:t>
-        </w:r>
-      </w:hyperlink>
-    </w:p>
-    <w:p>
-      <w:pPr>
-        <w:pStyle w:val="ListBullet"/>
-        <w:spacing w:line="240" w:lineRule="auto"/>
-        <w:ind w:left="720"/>
-      </w:pPr>
-      <w:r>
-        <w:rPr>
-          <w:lang w:val="es_ES" w:bidi="es_ES"/>
-        </w:rPr>
-      </w:r>
-      <w:hyperlink r:id="rId84">
-        <w:r>
-          <w:rPr>
-            <w:lang w:val="es_ES" w:bidi="es_ES"/>
-          </w:rPr>
-          <w:rPr>
-            <w:color w:val="0000EE"/>
-            <w:u w:val="single"/>
-          </w:rPr>
-          <w:t>Mateo 28:3</w:t>
-        </w:r>
-      </w:hyperlink>
-    </w:p>
-    <w:p>
-      <w:pPr>
-        <w:pStyle w:val="ListBullet"/>
-        <w:spacing w:line="240" w:lineRule="auto"/>
-        <w:ind w:left="720"/>
-      </w:pPr>
-      <w:r>
-        <w:rPr>
-          <w:lang w:val="es_ES" w:bidi="es_ES"/>
-        </w:rPr>
-      </w:r>
-      <w:hyperlink r:id="rId85">
-        <w:r>
-          <w:rPr>
-            <w:lang w:val="es_ES" w:bidi="es_ES"/>
-          </w:rPr>
-          <w:rPr>
-            <w:color w:val="0000EE"/>
-            <w:u w:val="single"/>
-          </w:rPr>
-          <w:t>Salmos 147:16</w:t>
-        </w:r>
-      </w:hyperlink>
-    </w:p>
-    <w:p>
-      <w:pPr>
-        <w:pStyle w:val="ListBullet"/>
-        <w:spacing w:line="240" w:lineRule="auto"/>
-        <w:ind w:left="720"/>
-      </w:pPr>
-      <w:r>
-        <w:rPr>
-          <w:lang w:val="es_ES" w:bidi="es_ES"/>
-        </w:rPr>
-      </w:r>
-      <w:hyperlink r:id="rId86">
-        <w:r>
-          <w:rPr>
-            <w:lang w:val="es_ES" w:bidi="es_ES"/>
-          </w:rPr>
-          <w:rPr>
-            <w:color w:val="0000EE"/>
-            <w:u w:val="single"/>
-          </w:rPr>
-          <w:t>Apocalipsis 1:14</w:t>
-        </w:r>
-      </w:hyperlink>
+      <w:r>
+        <w:rPr>
+          <w:lang w:val="es_ES" w:bidi="es_ES"/>
+        </w:rPr>
+        <w:t>Éxodo 4:6</w:t>
+      </w:r>
+    </w:p>
+    <w:p>
+      <w:pPr>
+        <w:pStyle w:val="ListBullet"/>
+        <w:spacing w:line="240" w:lineRule="auto"/>
+        <w:ind w:left="720"/>
+      </w:pPr>
+      <w:r>
+        <w:rPr>
+          <w:lang w:val="es_ES" w:bidi="es_ES"/>
+        </w:rPr>
+      </w:r>
+      <w:r>
+        <w:rPr>
+          <w:lang w:val="es_ES" w:bidi="es_ES"/>
+        </w:rPr>
+        <w:t>Job 37:4–6</w:t>
+      </w:r>
+    </w:p>
+    <w:p>
+      <w:pPr>
+        <w:pStyle w:val="ListBullet"/>
+        <w:spacing w:line="240" w:lineRule="auto"/>
+        <w:ind w:left="720"/>
+      </w:pPr>
+      <w:r>
+        <w:rPr>
+          <w:lang w:val="es_ES" w:bidi="es_ES"/>
+        </w:rPr>
+      </w:r>
+      <w:r>
+        <w:rPr>
+          <w:lang w:val="es_ES" w:bidi="es_ES"/>
+        </w:rPr>
+        <w:t>Mateo 28:3</w:t>
+      </w:r>
+    </w:p>
+    <w:p>
+      <w:pPr>
+        <w:pStyle w:val="ListBullet"/>
+        <w:spacing w:line="240" w:lineRule="auto"/>
+        <w:ind w:left="720"/>
+      </w:pPr>
+      <w:r>
+        <w:rPr>
+          <w:lang w:val="es_ES" w:bidi="es_ES"/>
+        </w:rPr>
+      </w:r>
+      <w:r>
+        <w:rPr>
+          <w:lang w:val="es_ES" w:bidi="es_ES"/>
+        </w:rPr>
+        <w:t>Salmos 147:16</w:t>
+      </w:r>
+    </w:p>
+    <w:p>
+      <w:pPr>
+        <w:pStyle w:val="ListBullet"/>
+        <w:spacing w:line="240" w:lineRule="auto"/>
+        <w:ind w:left="720"/>
+      </w:pPr>
+      <w:r>
+        <w:rPr>
+          <w:lang w:val="es_ES" w:bidi="es_ES"/>
+        </w:rPr>
+      </w:r>
+      <w:r>
+        <w:rPr>
+          <w:lang w:val="es_ES" w:bidi="es_ES"/>
+        </w:rPr>
+        <w:t>Apocalipsis 1:14</w:t>
+      </w:r>
     </w:p>
     <w:p>
       <w:pPr>
@@ -6335,114 +5891,84 @@
           <w:lang w:val="es_ES" w:bidi="es_ES"/>
         </w:rPr>
       </w:r>
-      <w:hyperlink r:id="rId87">
-        <w:r>
-          <w:rPr>
-            <w:lang w:val="es_ES" w:bidi="es_ES"/>
-          </w:rPr>
-          <w:rPr>
-            <w:color w:val="0000EE"/>
-            <w:u w:val="single"/>
-          </w:rPr>
-          <w:t>Génesis 10:11–14</w:t>
-        </w:r>
-      </w:hyperlink>
-    </w:p>
-    <w:p>
-      <w:pPr>
-        <w:pStyle w:val="ListBullet"/>
-        <w:spacing w:line="240" w:lineRule="auto"/>
-        <w:ind w:left="720"/>
-      </w:pPr>
-      <w:r>
-        <w:rPr>
-          <w:lang w:val="es_ES" w:bidi="es_ES"/>
-        </w:rPr>
-      </w:r>
-      <w:hyperlink r:id="rId88">
-        <w:r>
-          <w:rPr>
-            <w:lang w:val="es_ES" w:bidi="es_ES"/>
-          </w:rPr>
-          <w:rPr>
-            <w:color w:val="0000EE"/>
-            <w:u w:val="single"/>
-          </w:rPr>
-          <w:t>Jonás 1:3</w:t>
-        </w:r>
-      </w:hyperlink>
-    </w:p>
-    <w:p>
-      <w:pPr>
-        <w:pStyle w:val="ListBullet"/>
-        <w:spacing w:line="240" w:lineRule="auto"/>
-        <w:ind w:left="720"/>
-      </w:pPr>
-      <w:r>
-        <w:rPr>
-          <w:lang w:val="es_ES" w:bidi="es_ES"/>
-        </w:rPr>
-      </w:r>
-      <w:hyperlink r:id="rId89">
-        <w:r>
-          <w:rPr>
-            <w:lang w:val="es_ES" w:bidi="es_ES"/>
-          </w:rPr>
-          <w:rPr>
-            <w:color w:val="0000EE"/>
-            <w:u w:val="single"/>
-          </w:rPr>
-          <w:t>Jonás 3:3</w:t>
-        </w:r>
-      </w:hyperlink>
-    </w:p>
-    <w:p>
-      <w:pPr>
-        <w:pStyle w:val="ListBullet"/>
-        <w:spacing w:line="240" w:lineRule="auto"/>
-        <w:ind w:left="720"/>
-      </w:pPr>
-      <w:r>
-        <w:rPr>
-          <w:lang w:val="es_ES" w:bidi="es_ES"/>
-        </w:rPr>
-      </w:r>
-      <w:hyperlink r:id="rId90">
-        <w:r>
-          <w:rPr>
-            <w:lang w:val="es_ES" w:bidi="es_ES"/>
-          </w:rPr>
-          <w:rPr>
-            <w:color w:val="0000EE"/>
-            <w:u w:val="single"/>
-          </w:rPr>
-          <w:t>Lucas 11:32</w:t>
-        </w:r>
-      </w:hyperlink>
-    </w:p>
-    <w:p>
-      <w:pPr>
-        <w:pStyle w:val="ListBullet"/>
-        <w:spacing w:line="240" w:lineRule="auto"/>
-        <w:ind w:left="720"/>
-      </w:pPr>
-      <w:r>
-        <w:rPr>
-          <w:lang w:val="es_ES" w:bidi="es_ES"/>
-        </w:rPr>
-      </w:r>
-      <w:hyperlink r:id="rId91">
-        <w:r>
-          <w:rPr>
-            <w:lang w:val="es_ES" w:bidi="es_ES"/>
-          </w:rPr>
-          <w:rPr>
-            <w:color w:val="0000EE"/>
-            <w:u w:val="single"/>
-          </w:rPr>
-          <w:t>Mateo 12:41</w:t>
-        </w:r>
-      </w:hyperlink>
+      <w:r>
+        <w:rPr>
+          <w:lang w:val="es_ES" w:bidi="es_ES"/>
+        </w:rPr>
+        <w:t>Génesis 10:11–14</w:t>
+      </w:r>
+    </w:p>
+    <w:p>
+      <w:pPr>
+        <w:pStyle w:val="ListBullet"/>
+        <w:spacing w:line="240" w:lineRule="auto"/>
+        <w:ind w:left="720"/>
+      </w:pPr>
+      <w:r>
+        <w:rPr>
+          <w:lang w:val="es_ES" w:bidi="es_ES"/>
+        </w:rPr>
+      </w:r>
+      <w:r>
+        <w:rPr>
+          <w:lang w:val="es_ES" w:bidi="es_ES"/>
+        </w:rPr>
+        <w:t>Jonás 1:3</w:t>
+      </w:r>
+    </w:p>
+    <w:p>
+      <w:pPr>
+        <w:pStyle w:val="ListBullet"/>
+        <w:spacing w:line="240" w:lineRule="auto"/>
+        <w:ind w:left="720"/>
+      </w:pPr>
+      <w:r>
+        <w:rPr>
+          <w:lang w:val="es_ES" w:bidi="es_ES"/>
+        </w:rPr>
+      </w:r>
+      <w:r>
+        <w:rPr>
+          <w:lang w:val="es_ES" w:bidi="es_ES"/>
+        </w:rPr>
+        <w:t>Jonás 3:3</w:t>
+      </w:r>
+    </w:p>
+    <w:p>
+      <w:pPr>
+        <w:pStyle w:val="ListBullet"/>
+        <w:spacing w:line="240" w:lineRule="auto"/>
+        <w:ind w:left="720"/>
+      </w:pPr>
+      <w:r>
+        <w:rPr>
+          <w:lang w:val="es_ES" w:bidi="es_ES"/>
+        </w:rPr>
+      </w:r>
+      <w:r>
+        <w:rPr>
+          <w:lang w:val="es_ES" w:bidi="es_ES"/>
+        </w:rPr>
+        <w:t>Lucas 11:32</w:t>
+      </w:r>
+    </w:p>
+    <w:p>
+      <w:pPr>
+        <w:pStyle w:val="ListBullet"/>
+        <w:spacing w:line="240" w:lineRule="auto"/>
+        <w:ind w:left="720"/>
+      </w:pPr>
+      <w:r>
+        <w:rPr>
+          <w:lang w:val="es_ES" w:bidi="es_ES"/>
+        </w:rPr>
+      </w:r>
+      <w:r>
+        <w:rPr>
+          <w:lang w:val="es_ES" w:bidi="es_ES"/>
+        </w:rPr>
+        <w:t>Mateo 12:41</w:t>
+      </w:r>
     </w:p>
     <w:p>
       <w:pPr>
@@ -6590,114 +6116,84 @@
           <w:lang w:val="es_ES" w:bidi="es_ES"/>
         </w:rPr>
       </w:r>
-      <w:hyperlink r:id="rId92">
-        <w:r>
-          <w:rPr>
-            <w:lang w:val="es_ES" w:bidi="es_ES"/>
-          </w:rPr>
-          <w:rPr>
-            <w:color w:val="0000EE"/>
-            <w:u w:val="single"/>
-          </w:rPr>
-          <w:t>2 Crónicas 23:20–21</w:t>
-        </w:r>
-      </w:hyperlink>
-    </w:p>
-    <w:p>
-      <w:pPr>
-        <w:pStyle w:val="ListBullet"/>
-        <w:spacing w:line="240" w:lineRule="auto"/>
-        <w:ind w:left="720"/>
-      </w:pPr>
-      <w:r>
-        <w:rPr>
-          <w:lang w:val="es_ES" w:bidi="es_ES"/>
-        </w:rPr>
-      </w:r>
-      <w:hyperlink r:id="rId93">
-        <w:r>
-          <w:rPr>
-            <w:lang w:val="es_ES" w:bidi="es_ES"/>
-          </w:rPr>
-          <w:rPr>
-            <w:color w:val="0000EE"/>
-            <w:u w:val="single"/>
-          </w:rPr>
-          <w:t>Daniel 4:36</w:t>
-        </w:r>
-      </w:hyperlink>
-    </w:p>
-    <w:p>
-      <w:pPr>
-        <w:pStyle w:val="ListBullet"/>
-        <w:spacing w:line="240" w:lineRule="auto"/>
-        <w:ind w:left="720"/>
-      </w:pPr>
-      <w:r>
-        <w:rPr>
-          <w:lang w:val="es_ES" w:bidi="es_ES"/>
-        </w:rPr>
-      </w:r>
-      <w:hyperlink r:id="rId94">
-        <w:r>
-          <w:rPr>
-            <w:lang w:val="es_ES" w:bidi="es_ES"/>
-          </w:rPr>
-          <w:rPr>
-            <w:color w:val="0000EE"/>
-            <w:u w:val="single"/>
-          </w:rPr>
-          <w:t>Eclesiastés 10:17</w:t>
-        </w:r>
-      </w:hyperlink>
-    </w:p>
-    <w:p>
-      <w:pPr>
-        <w:pStyle w:val="ListBullet"/>
-        <w:spacing w:line="240" w:lineRule="auto"/>
-        <w:ind w:left="720"/>
-      </w:pPr>
-      <w:r>
-        <w:rPr>
-          <w:lang w:val="es_ES" w:bidi="es_ES"/>
-        </w:rPr>
-      </w:r>
-      <w:hyperlink r:id="rId95">
-        <w:r>
-          <w:rPr>
-            <w:lang w:val="es_ES" w:bidi="es_ES"/>
-          </w:rPr>
-          <w:rPr>
-            <w:color w:val="0000EE"/>
-            <w:u w:val="single"/>
-          </w:rPr>
-          <w:t>Lucas 19:12</w:t>
-        </w:r>
-      </w:hyperlink>
-    </w:p>
-    <w:p>
-      <w:pPr>
-        <w:pStyle w:val="ListBullet"/>
-        <w:spacing w:line="240" w:lineRule="auto"/>
-        <w:ind w:left="720"/>
-      </w:pPr>
-      <w:r>
-        <w:rPr>
-          <w:lang w:val="es_ES" w:bidi="es_ES"/>
-        </w:rPr>
-      </w:r>
-      <w:hyperlink r:id="rId96">
-        <w:r>
-          <w:rPr>
-            <w:lang w:val="es_ES" w:bidi="es_ES"/>
-          </w:rPr>
-          <w:rPr>
-            <w:color w:val="0000EE"/>
-            <w:u w:val="single"/>
-          </w:rPr>
-          <w:t>Salmo 16:1–3</w:t>
-        </w:r>
-      </w:hyperlink>
+      <w:r>
+        <w:rPr>
+          <w:lang w:val="es_ES" w:bidi="es_ES"/>
+        </w:rPr>
+        <w:t>2 Crónicas 23:20–21</w:t>
+      </w:r>
+    </w:p>
+    <w:p>
+      <w:pPr>
+        <w:pStyle w:val="ListBullet"/>
+        <w:spacing w:line="240" w:lineRule="auto"/>
+        <w:ind w:left="720"/>
+      </w:pPr>
+      <w:r>
+        <w:rPr>
+          <w:lang w:val="es_ES" w:bidi="es_ES"/>
+        </w:rPr>
+      </w:r>
+      <w:r>
+        <w:rPr>
+          <w:lang w:val="es_ES" w:bidi="es_ES"/>
+        </w:rPr>
+        <w:t>Daniel 4:36</w:t>
+      </w:r>
+    </w:p>
+    <w:p>
+      <w:pPr>
+        <w:pStyle w:val="ListBullet"/>
+        <w:spacing w:line="240" w:lineRule="auto"/>
+        <w:ind w:left="720"/>
+      </w:pPr>
+      <w:r>
+        <w:rPr>
+          <w:lang w:val="es_ES" w:bidi="es_ES"/>
+        </w:rPr>
+      </w:r>
+      <w:r>
+        <w:rPr>
+          <w:lang w:val="es_ES" w:bidi="es_ES"/>
+        </w:rPr>
+        <w:t>Eclesiastés 10:17</w:t>
+      </w:r>
+    </w:p>
+    <w:p>
+      <w:pPr>
+        <w:pStyle w:val="ListBullet"/>
+        <w:spacing w:line="240" w:lineRule="auto"/>
+        <w:ind w:left="720"/>
+      </w:pPr>
+      <w:r>
+        <w:rPr>
+          <w:lang w:val="es_ES" w:bidi="es_ES"/>
+        </w:rPr>
+      </w:r>
+      <w:r>
+        <w:rPr>
+          <w:lang w:val="es_ES" w:bidi="es_ES"/>
+        </w:rPr>
+        <w:t>Lucas 19:12</w:t>
+      </w:r>
+    </w:p>
+    <w:p>
+      <w:pPr>
+        <w:pStyle w:val="ListBullet"/>
+        <w:spacing w:line="240" w:lineRule="auto"/>
+        <w:ind w:left="720"/>
+      </w:pPr>
+      <w:r>
+        <w:rPr>
+          <w:lang w:val="es_ES" w:bidi="es_ES"/>
+        </w:rPr>
+      </w:r>
+      <w:r>
+        <w:rPr>
+          <w:lang w:val="es_ES" w:bidi="es_ES"/>
+        </w:rPr>
+        <w:t>Salmo 16:1–3</w:t>
+      </w:r>
     </w:p>
     <w:p>
       <w:pPr>
@@ -6933,138 +6429,102 @@
           <w:lang w:val="es_ES" w:bidi="es_ES"/>
         </w:rPr>
       </w:r>
-      <w:hyperlink r:id="rId97">
-        <w:r>
-          <w:rPr>
-            <w:lang w:val="es_ES" w:bidi="es_ES"/>
-          </w:rPr>
-          <w:rPr>
-            <w:color w:val="0000EE"/>
-            <w:u w:val="single"/>
-          </w:rPr>
-          <w:t>Génesis 5:30–31</w:t>
-        </w:r>
-      </w:hyperlink>
-    </w:p>
-    <w:p>
-      <w:pPr>
-        <w:pStyle w:val="ListBullet"/>
-        <w:spacing w:line="240" w:lineRule="auto"/>
-        <w:ind w:left="720"/>
-      </w:pPr>
-      <w:r>
-        <w:rPr>
-          <w:lang w:val="es_ES" w:bidi="es_ES"/>
-        </w:rPr>
-      </w:r>
-      <w:hyperlink r:id="rId98">
-        <w:r>
-          <w:rPr>
-            <w:lang w:val="es_ES" w:bidi="es_ES"/>
-          </w:rPr>
-          <w:rPr>
-            <w:color w:val="0000EE"/>
-            <w:u w:val="single"/>
-          </w:rPr>
-          <w:t>Génesis 5:32</w:t>
-        </w:r>
-      </w:hyperlink>
-    </w:p>
-    <w:p>
-      <w:pPr>
-        <w:pStyle w:val="ListBullet"/>
-        <w:spacing w:line="240" w:lineRule="auto"/>
-        <w:ind w:left="720"/>
-      </w:pPr>
-      <w:r>
-        <w:rPr>
-          <w:lang w:val="es_ES" w:bidi="es_ES"/>
-        </w:rPr>
-      </w:r>
-      <w:hyperlink r:id="rId99">
-        <w:r>
-          <w:rPr>
-            <w:lang w:val="es_ES" w:bidi="es_ES"/>
-          </w:rPr>
-          <w:rPr>
-            <w:color w:val="0000EE"/>
-            <w:u w:val="single"/>
-          </w:rPr>
-          <w:t>Génesis 6:8</w:t>
-        </w:r>
-      </w:hyperlink>
-    </w:p>
-    <w:p>
-      <w:pPr>
-        <w:pStyle w:val="ListBullet"/>
-        <w:spacing w:line="240" w:lineRule="auto"/>
-        <w:ind w:left="720"/>
-      </w:pPr>
-      <w:r>
-        <w:rPr>
-          <w:lang w:val="es_ES" w:bidi="es_ES"/>
-        </w:rPr>
-      </w:r>
-      <w:hyperlink r:id="rId100">
-        <w:r>
-          <w:rPr>
-            <w:lang w:val="es_ES" w:bidi="es_ES"/>
-          </w:rPr>
-          <w:rPr>
-            <w:color w:val="0000EE"/>
-            <w:u w:val="single"/>
-          </w:rPr>
-          <w:t>Génesis 8:1</w:t>
-        </w:r>
-      </w:hyperlink>
-    </w:p>
-    <w:p>
-      <w:pPr>
-        <w:pStyle w:val="ListBullet"/>
-        <w:spacing w:line="240" w:lineRule="auto"/>
-        <w:ind w:left="720"/>
-      </w:pPr>
-      <w:r>
-        <w:rPr>
-          <w:lang w:val="es_ES" w:bidi="es_ES"/>
-        </w:rPr>
-      </w:r>
-      <w:hyperlink r:id="rId101">
-        <w:r>
-          <w:rPr>
-            <w:lang w:val="es_ES" w:bidi="es_ES"/>
-          </w:rPr>
-          <w:rPr>
-            <w:color w:val="0000EE"/>
-            <w:u w:val="single"/>
-          </w:rPr>
-          <w:t>Hebreos 11:7</w:t>
-        </w:r>
-      </w:hyperlink>
-    </w:p>
-    <w:p>
-      <w:pPr>
-        <w:pStyle w:val="ListBullet"/>
-        <w:spacing w:line="240" w:lineRule="auto"/>
-        <w:ind w:left="720"/>
-      </w:pPr>
-      <w:r>
-        <w:rPr>
-          <w:lang w:val="es_ES" w:bidi="es_ES"/>
-        </w:rPr>
-      </w:r>
-      <w:hyperlink r:id="rId102">
-        <w:r>
-          <w:rPr>
-            <w:lang w:val="es_ES" w:bidi="es_ES"/>
-          </w:rPr>
-          <w:rPr>
-            <w:color w:val="0000EE"/>
-            <w:u w:val="single"/>
-          </w:rPr>
-          <w:t>Mateo 24:37</w:t>
-        </w:r>
-      </w:hyperlink>
+      <w:r>
+        <w:rPr>
+          <w:lang w:val="es_ES" w:bidi="es_ES"/>
+        </w:rPr>
+        <w:t>Génesis 5:30–31</w:t>
+      </w:r>
+    </w:p>
+    <w:p>
+      <w:pPr>
+        <w:pStyle w:val="ListBullet"/>
+        <w:spacing w:line="240" w:lineRule="auto"/>
+        <w:ind w:left="720"/>
+      </w:pPr>
+      <w:r>
+        <w:rPr>
+          <w:lang w:val="es_ES" w:bidi="es_ES"/>
+        </w:rPr>
+      </w:r>
+      <w:r>
+        <w:rPr>
+          <w:lang w:val="es_ES" w:bidi="es_ES"/>
+        </w:rPr>
+        <w:t>Génesis 5:32</w:t>
+      </w:r>
+    </w:p>
+    <w:p>
+      <w:pPr>
+        <w:pStyle w:val="ListBullet"/>
+        <w:spacing w:line="240" w:lineRule="auto"/>
+        <w:ind w:left="720"/>
+      </w:pPr>
+      <w:r>
+        <w:rPr>
+          <w:lang w:val="es_ES" w:bidi="es_ES"/>
+        </w:rPr>
+      </w:r>
+      <w:r>
+        <w:rPr>
+          <w:lang w:val="es_ES" w:bidi="es_ES"/>
+        </w:rPr>
+        <w:t>Génesis 6:8</w:t>
+      </w:r>
+    </w:p>
+    <w:p>
+      <w:pPr>
+        <w:pStyle w:val="ListBullet"/>
+        <w:spacing w:line="240" w:lineRule="auto"/>
+        <w:ind w:left="720"/>
+      </w:pPr>
+      <w:r>
+        <w:rPr>
+          <w:lang w:val="es_ES" w:bidi="es_ES"/>
+        </w:rPr>
+      </w:r>
+      <w:r>
+        <w:rPr>
+          <w:lang w:val="es_ES" w:bidi="es_ES"/>
+        </w:rPr>
+        <w:t>Génesis 8:1</w:t>
+      </w:r>
+    </w:p>
+    <w:p>
+      <w:pPr>
+        <w:pStyle w:val="ListBullet"/>
+        <w:spacing w:line="240" w:lineRule="auto"/>
+        <w:ind w:left="720"/>
+      </w:pPr>
+      <w:r>
+        <w:rPr>
+          <w:lang w:val="es_ES" w:bidi="es_ES"/>
+        </w:rPr>
+      </w:r>
+      <w:r>
+        <w:rPr>
+          <w:lang w:val="es_ES" w:bidi="es_ES"/>
+        </w:rPr>
+        <w:t>Hebreos 11:7</w:t>
+      </w:r>
+    </w:p>
+    <w:p>
+      <w:pPr>
+        <w:pStyle w:val="ListBullet"/>
+        <w:spacing w:line="240" w:lineRule="auto"/>
+        <w:ind w:left="720"/>
+      </w:pPr>
+      <w:r>
+        <w:rPr>
+          <w:lang w:val="es_ES" w:bidi="es_ES"/>
+        </w:rPr>
+      </w:r>
+      <w:r>
+        <w:rPr>
+          <w:lang w:val="es_ES" w:bidi="es_ES"/>
+        </w:rPr>
+        <w:t>Mateo 24:37</w:t>
+      </w:r>
     </w:p>
     <w:p>
       <w:pPr>
@@ -7623,66 +7083,48 @@
           <w:lang w:val="es_ES" w:bidi="es_ES"/>
         </w:rPr>
       </w:r>
-      <w:hyperlink r:id="rId103">
-        <w:r>
-          <w:rPr>
-            <w:lang w:val="es_ES" w:bidi="es_ES"/>
-          </w:rPr>
-          <w:rPr>
-            <w:color w:val="0000EE"/>
-            <w:u w:val="single"/>
-          </w:rPr>
-          <w:t>Éxodo 22:16</w:t>
-        </w:r>
-      </w:hyperlink>
-    </w:p>
-    <w:p>
-      <w:pPr>
-        <w:pStyle w:val="ListBullet"/>
-        <w:spacing w:line="240" w:lineRule="auto"/>
-        <w:ind w:left="720"/>
-      </w:pPr>
-      <w:r>
-        <w:rPr>
-          <w:lang w:val="es_ES" w:bidi="es_ES"/>
-        </w:rPr>
-      </w:r>
-      <w:hyperlink r:id="rId104">
-        <w:r>
-          <w:rPr>
-            <w:lang w:val="es_ES" w:bidi="es_ES"/>
-          </w:rPr>
-          <w:rPr>
-            <w:color w:val="0000EE"/>
-            <w:u w:val="single"/>
-          </w:rPr>
-          <w:t>Isaías 62:5</w:t>
-        </w:r>
-      </w:hyperlink>
-    </w:p>
-    <w:p>
-      <w:pPr>
-        <w:pStyle w:val="ListBullet"/>
-        <w:spacing w:line="240" w:lineRule="auto"/>
-        <w:ind w:left="720"/>
-      </w:pPr>
-      <w:r>
-        <w:rPr>
-          <w:lang w:val="es_ES" w:bidi="es_ES"/>
-        </w:rPr>
-      </w:r>
-      <w:hyperlink r:id="rId105">
-        <w:r>
-          <w:rPr>
-            <w:lang w:val="es_ES" w:bidi="es_ES"/>
-          </w:rPr>
-          <w:rPr>
-            <w:color w:val="0000EE"/>
-            <w:u w:val="single"/>
-          </w:rPr>
-          <w:t>Joel 2:16</w:t>
-        </w:r>
-      </w:hyperlink>
+      <w:r>
+        <w:rPr>
+          <w:lang w:val="es_ES" w:bidi="es_ES"/>
+        </w:rPr>
+        <w:t>Éxodo 22:16</w:t>
+      </w:r>
+    </w:p>
+    <w:p>
+      <w:pPr>
+        <w:pStyle w:val="ListBullet"/>
+        <w:spacing w:line="240" w:lineRule="auto"/>
+        <w:ind w:left="720"/>
+      </w:pPr>
+      <w:r>
+        <w:rPr>
+          <w:lang w:val="es_ES" w:bidi="es_ES"/>
+        </w:rPr>
+      </w:r>
+      <w:r>
+        <w:rPr>
+          <w:lang w:val="es_ES" w:bidi="es_ES"/>
+        </w:rPr>
+        <w:t>Isaías 62:5</w:t>
+      </w:r>
+    </w:p>
+    <w:p>
+      <w:pPr>
+        <w:pStyle w:val="ListBullet"/>
+        <w:spacing w:line="240" w:lineRule="auto"/>
+        <w:ind w:left="720"/>
+      </w:pPr>
+      <w:r>
+        <w:rPr>
+          <w:lang w:val="es_ES" w:bidi="es_ES"/>
+        </w:rPr>
+      </w:r>
+      <w:r>
+        <w:rPr>
+          <w:lang w:val="es_ES" w:bidi="es_ES"/>
+        </w:rPr>
+        <w:t>Joel 2:16</w:t>
+      </w:r>
     </w:p>
     <w:p>
       <w:pPr>
@@ -7883,162 +7325,120 @@
           <w:lang w:val="es_ES" w:bidi="es_ES"/>
         </w:rPr>
       </w:r>
-      <w:hyperlink r:id="rId104">
-        <w:r>
-          <w:rPr>
-            <w:lang w:val="es_ES" w:bidi="es_ES"/>
-          </w:rPr>
-          <w:rPr>
-            <w:color w:val="0000EE"/>
-            <w:u w:val="single"/>
-          </w:rPr>
-          <w:t>Isaías 62:5</w:t>
-        </w:r>
-      </w:hyperlink>
-    </w:p>
-    <w:p>
-      <w:pPr>
-        <w:pStyle w:val="ListBullet"/>
-        <w:spacing w:line="240" w:lineRule="auto"/>
-        <w:ind w:left="720"/>
-      </w:pPr>
-      <w:r>
-        <w:rPr>
-          <w:lang w:val="es_ES" w:bidi="es_ES"/>
-        </w:rPr>
-      </w:r>
-      <w:hyperlink r:id="rId106">
-        <w:r>
-          <w:rPr>
-            <w:lang w:val="es_ES" w:bidi="es_ES"/>
-          </w:rPr>
-          <w:rPr>
-            <w:color w:val="0000EE"/>
-            <w:u w:val="single"/>
-          </w:rPr>
-          <w:t>Joel 2:15–16</w:t>
-        </w:r>
-      </w:hyperlink>
-    </w:p>
-    <w:p>
-      <w:pPr>
-        <w:pStyle w:val="ListBullet"/>
-        <w:spacing w:line="240" w:lineRule="auto"/>
-        <w:ind w:left="720"/>
-      </w:pPr>
-      <w:r>
-        <w:rPr>
-          <w:lang w:val="es_ES" w:bidi="es_ES"/>
-        </w:rPr>
-      </w:r>
-      <w:hyperlink r:id="rId107">
-        <w:r>
-          <w:rPr>
-            <w:lang w:val="es_ES" w:bidi="es_ES"/>
-          </w:rPr>
-          <w:rPr>
-            <w:color w:val="0000EE"/>
-            <w:u w:val="single"/>
-          </w:rPr>
-          <w:t>Juan 3:30</w:t>
-        </w:r>
-      </w:hyperlink>
-    </w:p>
-    <w:p>
-      <w:pPr>
-        <w:pStyle w:val="ListBullet"/>
-        <w:spacing w:line="240" w:lineRule="auto"/>
-        <w:ind w:left="720"/>
-      </w:pPr>
-      <w:r>
-        <w:rPr>
-          <w:lang w:val="es_ES" w:bidi="es_ES"/>
-        </w:rPr>
-      </w:r>
-      <w:hyperlink r:id="rId108">
-        <w:r>
-          <w:rPr>
-            <w:lang w:val="es_ES" w:bidi="es_ES"/>
-          </w:rPr>
-          <w:rPr>
-            <w:color w:val="0000EE"/>
-            <w:u w:val="single"/>
-          </w:rPr>
-          <w:t>Lucas 5:35</w:t>
-        </w:r>
-      </w:hyperlink>
-    </w:p>
-    <w:p>
-      <w:pPr>
-        <w:pStyle w:val="ListBullet"/>
-        <w:spacing w:line="240" w:lineRule="auto"/>
-        <w:ind w:left="720"/>
-      </w:pPr>
-      <w:r>
-        <w:rPr>
-          <w:lang w:val="es_ES" w:bidi="es_ES"/>
-        </w:rPr>
-      </w:r>
-      <w:hyperlink r:id="rId109">
-        <w:r>
-          <w:rPr>
-            <w:lang w:val="es_ES" w:bidi="es_ES"/>
-          </w:rPr>
-          <w:rPr>
-            <w:color w:val="0000EE"/>
-            <w:u w:val="single"/>
-          </w:rPr>
-          <w:t>Marcos 2:19</w:t>
-        </w:r>
-      </w:hyperlink>
-    </w:p>
-    <w:p>
-      <w:pPr>
-        <w:pStyle w:val="ListBullet"/>
-        <w:spacing w:line="240" w:lineRule="auto"/>
-        <w:ind w:left="720"/>
-      </w:pPr>
-      <w:r>
-        <w:rPr>
-          <w:lang w:val="es_ES" w:bidi="es_ES"/>
-        </w:rPr>
-      </w:r>
-      <w:hyperlink r:id="rId110">
-        <w:r>
-          <w:rPr>
-            <w:lang w:val="es_ES" w:bidi="es_ES"/>
-          </w:rPr>
-          <w:rPr>
-            <w:color w:val="0000EE"/>
-            <w:u w:val="single"/>
-          </w:rPr>
-          <w:t>Marcos 2:20</w:t>
-        </w:r>
-      </w:hyperlink>
-    </w:p>
-    <w:p>
-      <w:pPr>
-        <w:pStyle w:val="ListBullet"/>
-        <w:spacing w:line="240" w:lineRule="auto"/>
-        <w:ind w:left="720"/>
-      </w:pPr>
-      <w:r>
-        <w:rPr>
-          <w:lang w:val="es_ES" w:bidi="es_ES"/>
-        </w:rPr>
-      </w:r>
-      <w:hyperlink r:id="rId111">
-        <w:r>
-          <w:rPr>
-            <w:lang w:val="es_ES" w:bidi="es_ES"/>
-          </w:rPr>
-          <w:rPr>
-            <w:color w:val="0000EE"/>
-            <w:u w:val="single"/>
-          </w:rPr>
-          <w:t>Mateo 9:15</w:t>
-        </w:r>
-      </w:hyperlink>
+      <w:r>
+        <w:rPr>
+          <w:lang w:val="es_ES" w:bidi="es_ES"/>
+        </w:rPr>
+        <w:t>Isaías 62:5</w:t>
+      </w:r>
+    </w:p>
+    <w:p>
+      <w:pPr>
+        <w:pStyle w:val="ListBullet"/>
+        <w:spacing w:line="240" w:lineRule="auto"/>
+        <w:ind w:left="720"/>
+      </w:pPr>
+      <w:r>
+        <w:rPr>
+          <w:lang w:val="es_ES" w:bidi="es_ES"/>
+        </w:rPr>
+      </w:r>
+      <w:r>
+        <w:rPr>
+          <w:lang w:val="es_ES" w:bidi="es_ES"/>
+        </w:rPr>
+        <w:t>Joel 2:15–16</w:t>
+      </w:r>
+    </w:p>
+    <w:p>
+      <w:pPr>
+        <w:pStyle w:val="ListBullet"/>
+        <w:spacing w:line="240" w:lineRule="auto"/>
+        <w:ind w:left="720"/>
+      </w:pPr>
+      <w:r>
+        <w:rPr>
+          <w:lang w:val="es_ES" w:bidi="es_ES"/>
+        </w:rPr>
+      </w:r>
+      <w:r>
+        <w:rPr>
+          <w:lang w:val="es_ES" w:bidi="es_ES"/>
+        </w:rPr>
+        <w:t>Juan 3:30</w:t>
+      </w:r>
+    </w:p>
+    <w:p>
+      <w:pPr>
+        <w:pStyle w:val="ListBullet"/>
+        <w:spacing w:line="240" w:lineRule="auto"/>
+        <w:ind w:left="720"/>
+      </w:pPr>
+      <w:r>
+        <w:rPr>
+          <w:lang w:val="es_ES" w:bidi="es_ES"/>
+        </w:rPr>
+      </w:r>
+      <w:r>
+        <w:rPr>
+          <w:lang w:val="es_ES" w:bidi="es_ES"/>
+        </w:rPr>
+        <w:t>Lucas 5:35</w:t>
+      </w:r>
+    </w:p>
+    <w:p>
+      <w:pPr>
+        <w:pStyle w:val="ListBullet"/>
+        <w:spacing w:line="240" w:lineRule="auto"/>
+        <w:ind w:left="720"/>
+      </w:pPr>
+      <w:r>
+        <w:rPr>
+          <w:lang w:val="es_ES" w:bidi="es_ES"/>
+        </w:rPr>
+      </w:r>
+      <w:r>
+        <w:rPr>
+          <w:lang w:val="es_ES" w:bidi="es_ES"/>
+        </w:rPr>
+        <w:t>Marcos 2:19</w:t>
+      </w:r>
+    </w:p>
+    <w:p>
+      <w:pPr>
+        <w:pStyle w:val="ListBullet"/>
+        <w:spacing w:line="240" w:lineRule="auto"/>
+        <w:ind w:left="720"/>
+      </w:pPr>
+      <w:r>
+        <w:rPr>
+          <w:lang w:val="es_ES" w:bidi="es_ES"/>
+        </w:rPr>
+      </w:r>
+      <w:r>
+        <w:rPr>
+          <w:lang w:val="es_ES" w:bidi="es_ES"/>
+        </w:rPr>
+        <w:t>Marcos 2:20</w:t>
+      </w:r>
+    </w:p>
+    <w:p>
+      <w:pPr>
+        <w:pStyle w:val="ListBullet"/>
+        <w:spacing w:line="240" w:lineRule="auto"/>
+        <w:ind w:left="720"/>
+      </w:pPr>
+      <w:r>
+        <w:rPr>
+          <w:lang w:val="es_ES" w:bidi="es_ES"/>
+        </w:rPr>
+      </w:r>
+      <w:r>
+        <w:rPr>
+          <w:lang w:val="es_ES" w:bidi="es_ES"/>
+        </w:rPr>
+        <w:t>Mateo 9:15</w:t>
+      </w:r>
     </w:p>
     <w:p>
       <w:pPr>

--- a/spa/docx/015.content.docx
+++ b/spa/docx/015.content.docx
@@ -3298,13 +3298,294 @@
         <w:rPr>
           <w:lang w:val="es_ES" w:bidi="es_ES"/>
         </w:rPr>
+        <w:t xml:space="preserve">, voto, </w:t>
+      </w:r>
+      <w:r>
+        <w:rPr>
+          <w:lang w:val="es_ES" w:bidi="es_ES"/>
+        </w:rPr>
+        <w:t>Zacarías (AT)</w:t>
+      </w:r>
+      <w:r>
+        <w:rPr>
+          <w:lang w:val="es_ES" w:bidi="es_ES"/>
+        </w:rPr>
+        <w:t>).</w:t>
+      </w:r>
+    </w:p>
+    <w:p>
+      <w:pPr>
+        <w:pStyle w:val="Heading3"/>
+      </w:pPr>
+      <w:r>
+        <w:rPr>
+          <w:lang w:val="es_ES" w:bidi="es_ES"/>
+        </w:rPr>
+        <w:t>Referencias Bíblicas:</w:t>
+      </w:r>
+    </w:p>
+    <w:p>
+      <w:pPr>
+        <w:pStyle w:val="ListBullet"/>
+        <w:spacing w:line="240" w:lineRule="auto"/>
+        <w:ind w:left="720"/>
+      </w:pPr>
+      <w:r>
+        <w:rPr>
+          <w:lang w:val="es_ES" w:bidi="es_ES"/>
+        </w:rPr>
+      </w:r>
+      <w:r>
+        <w:rPr>
+          <w:lang w:val="es_ES" w:bidi="es_ES"/>
+        </w:rPr>
+        <w:t>Hechos 18:18–19</w:t>
+      </w:r>
+    </w:p>
+    <w:p>
+      <w:pPr>
+        <w:pStyle w:val="ListBullet"/>
+        <w:spacing w:line="240" w:lineRule="auto"/>
+        <w:ind w:left="720"/>
+      </w:pPr>
+      <w:r>
+        <w:rPr>
+          <w:lang w:val="es_ES" w:bidi="es_ES"/>
+        </w:rPr>
+      </w:r>
+      <w:r>
+        <w:rPr>
+          <w:lang w:val="es_ES" w:bidi="es_ES"/>
+        </w:rPr>
+        <w:t>Amós 2:11–12</w:t>
+      </w:r>
+    </w:p>
+    <w:p>
+      <w:pPr>
+        <w:pStyle w:val="ListBullet"/>
+        <w:spacing w:line="240" w:lineRule="auto"/>
+        <w:ind w:left="720"/>
+      </w:pPr>
+      <w:r>
+        <w:rPr>
+          <w:lang w:val="es_ES" w:bidi="es_ES"/>
+        </w:rPr>
+      </w:r>
+      <w:r>
+        <w:rPr>
+          <w:lang w:val="es_ES" w:bidi="es_ES"/>
+        </w:rPr>
+        <w:t>Jueces 13:5</w:t>
+      </w:r>
+    </w:p>
+    <w:p>
+      <w:pPr>
+        <w:pStyle w:val="ListBullet"/>
+        <w:spacing w:line="240" w:lineRule="auto"/>
+        <w:ind w:left="720"/>
+      </w:pPr>
+      <w:r>
+        <w:rPr>
+          <w:lang w:val="es_ES" w:bidi="es_ES"/>
+        </w:rPr>
+      </w:r>
+      <w:r>
+        <w:rPr>
+          <w:lang w:val="es_ES" w:bidi="es_ES"/>
+        </w:rPr>
+        <w:t>Números 6:1–4</w:t>
+      </w:r>
+    </w:p>
+    <w:p>
+      <w:pPr>
+        <w:pStyle w:val="Heading3"/>
+      </w:pPr>
+      <w:r>
+        <w:rPr>
+          <w:lang w:val="es_ES" w:bidi="es_ES"/>
+        </w:rPr>
+        <w:t>Datos de la palabra:</w:t>
+      </w:r>
+    </w:p>
+    <w:p>
+      <w:pPr>
+        <w:pStyle w:val="ListBullet"/>
+        <w:spacing w:line="240" w:lineRule="auto"/>
+        <w:ind w:left="720"/>
+      </w:pPr>
+      <w:r>
+        <w:rPr>
+          <w:lang w:val="es_ES" w:bidi="es_ES"/>
+        </w:rPr>
+      </w:r>
+      <w:r>
+        <w:rPr>
+          <w:lang w:val="es_ES" w:bidi="es_ES"/>
+        </w:rPr>
+        <w:t>Strong’s: H5139</w:t>
+      </w:r>
+      <w:r>
+        <w:rPr>
+          <w:lang w:val="es_ES" w:bidi="es_ES"/>
+        </w:rPr>
+      </w:r>
+      <w:r>
+        <w:rPr>
+          <w:lang w:val="es_ES" w:bidi="es_ES"/>
+        </w:rPr>
+      </w:r>
+    </w:p>
+    <w:p>
+      <w:pPr/>
+      <w:r>
+        <w:rPr>
+          <w:lang w:val="es_ES" w:bidi="es_ES"/>
+        </w:rPr>
+      </w:r>
+    </w:p>
+    <w:p>
+      <w:pPr>
+        <w:pStyle w:val="Heading2"/>
+      </w:pPr>
+      <w:r>
+        <w:rPr>
+          <w:lang w:val="es_ES" w:bidi="es_ES"/>
+        </w:rPr>
+        <w:t>Nazaret</w:t>
+      </w:r>
+      <w:r>
+        <w:rPr>
+          <w:lang w:val="es_ES" w:bidi="es_ES"/>
+        </w:rPr>
+      </w:r>
+    </w:p>
+    <w:p>
+      <w:pPr>
+        <w:pStyle w:val="Heading3"/>
+      </w:pPr>
+      <w:r>
+        <w:rPr>
+          <w:lang w:val="es_ES" w:bidi="es_ES"/>
+        </w:rPr>
+        <w:t>Hechos:</w:t>
+      </w:r>
+    </w:p>
+    <w:p>
+      <w:pPr/>
+      <w:r>
+        <w:rPr>
+          <w:lang w:val="es_ES" w:bidi="es_ES"/>
+        </w:rPr>
+      </w:r>
+      <w:r>
+        <w:rPr>
+          <w:lang w:val="es_ES" w:bidi="es_ES"/>
+        </w:rPr>
+        <w:t>Nazaret es una ciudad en la región de Galilea en el norte de Israel. Está a unos cien kilómetros al norte de Jerusalén, y se tarda entre tres y cinco días en llegar allí a pie.</w:t>
+      </w:r>
+    </w:p>
+    <w:p>
+      <w:pPr>
+        <w:pStyle w:val="ListBullet"/>
+        <w:spacing w:line="240" w:lineRule="auto"/>
+        <w:ind w:left="720"/>
+      </w:pPr>
+      <w:r>
+        <w:rPr>
+          <w:lang w:val="es_ES" w:bidi="es_ES"/>
+        </w:rPr>
+      </w:r>
+      <w:r>
+        <w:rPr>
+          <w:lang w:val="es_ES" w:bidi="es_ES"/>
+        </w:rPr>
+        <w:t>José y María eran de Nazaret, y allí criaron a Jesús. Por eso Jesús era conocido como "el Nazareno".</w:t>
+      </w:r>
+    </w:p>
+    <w:p>
+      <w:pPr>
+        <w:pStyle w:val="ListBullet"/>
+        <w:spacing w:line="240" w:lineRule="auto"/>
+        <w:ind w:left="720"/>
+      </w:pPr>
+      <w:r>
+        <w:rPr>
+          <w:lang w:val="es_ES" w:bidi="es_ES"/>
+        </w:rPr>
+      </w:r>
+      <w:r>
+        <w:rPr>
+          <w:lang w:val="es_ES" w:bidi="es_ES"/>
+        </w:rPr>
+        <w:t>Muchos de los judíos que vivían en Nazaret no respetaban las enseñanzas de Jesús porque había crecido entre ellos y pensaban que era una persona común.</w:t>
+      </w:r>
+    </w:p>
+    <w:p>
+      <w:pPr>
+        <w:pStyle w:val="ListBullet"/>
+        <w:spacing w:line="240" w:lineRule="auto"/>
+        <w:ind w:left="720"/>
+      </w:pPr>
+      <w:r>
+        <w:rPr>
+          <w:lang w:val="es_ES" w:bidi="es_ES"/>
+        </w:rPr>
+      </w:r>
+      <w:r>
+        <w:rPr>
+          <w:lang w:val="es_ES" w:bidi="es_ES"/>
+        </w:rPr>
+        <w:t>Una vez, cuando Jesús estaba enseñando en la sinagoga de Nazaret, los judíos allí intentaron matarlo porque afirmó ser el Mesías y los había reprendido por rechazarlo.</w:t>
+      </w:r>
+    </w:p>
+    <w:p>
+      <w:pPr>
+        <w:pStyle w:val="ListBullet"/>
+        <w:spacing w:line="240" w:lineRule="auto"/>
+        <w:ind w:left="720"/>
+      </w:pPr>
+      <w:r>
+        <w:rPr>
+          <w:lang w:val="es_ES" w:bidi="es_ES"/>
+        </w:rPr>
+      </w:r>
+      <w:r>
+        <w:rPr>
+          <w:lang w:val="es_ES" w:bidi="es_ES"/>
+        </w:rPr>
+        <w:t>El comentario que hizo Natanael cuando escuchó que Jesús era de Nazaret indicó que esta ciudad no era muy bien considerada.</w:t>
+      </w:r>
+    </w:p>
+    <w:p>
+      <w:pPr/>
+      <w:r>
+        <w:rPr>
+          <w:lang w:val="es_ES" w:bidi="es_ES"/>
+        </w:rPr>
+      </w:r>
+      <w:r>
+        <w:rPr>
+          <w:lang w:val="es_ES" w:bidi="es_ES"/>
+        </w:rPr>
+        <w:t xml:space="preserve">(Ver también: </w:t>
+      </w:r>
+      <w:r>
+        <w:rPr>
+          <w:lang w:val="es_ES" w:bidi="es_ES"/>
+        </w:rPr>
+        <w:t>Cristo</w:t>
+      </w:r>
+      <w:r>
+        <w:rPr>
+          <w:lang w:val="es_ES" w:bidi="es_ES"/>
+        </w:rPr>
         <w:t xml:space="preserve">, </w:t>
       </w:r>
       <w:r>
         <w:rPr>
           <w:lang w:val="es_ES" w:bidi="es_ES"/>
         </w:rPr>
-        <w:t>voto</w:t>
+        <w:t>Galilea</w:t>
       </w:r>
       <w:r>
         <w:rPr>
@@ -3316,7 +3597,19 @@
         <w:rPr>
           <w:lang w:val="es_ES" w:bidi="es_ES"/>
         </w:rPr>
-        <w:t>Zacarías (AT)</w:t>
+        <w:t>José (NT)</w:t>
+      </w:r>
+      <w:r>
+        <w:rPr>
+          <w:lang w:val="es_ES" w:bidi="es_ES"/>
+        </w:rPr>
+        <w:t xml:space="preserve">, </w:t>
+      </w:r>
+      <w:r>
+        <w:rPr>
+          <w:lang w:val="es_ES" w:bidi="es_ES"/>
+        </w:rPr>
+        <w:t>María</w:t>
       </w:r>
       <w:r>
         <w:rPr>
@@ -3351,61 +3644,115 @@
         <w:rPr>
           <w:lang w:val="es_ES" w:bidi="es_ES"/>
         </w:rPr>
-        <w:t>Hechos 18:18–19</w:t>
-      </w:r>
-    </w:p>
-    <w:p>
-      <w:pPr>
-        <w:pStyle w:val="ListBullet"/>
-        <w:spacing w:line="240" w:lineRule="auto"/>
-        <w:ind w:left="720"/>
-      </w:pPr>
-      <w:r>
-        <w:rPr>
-          <w:lang w:val="es_ES" w:bidi="es_ES"/>
-        </w:rPr>
-      </w:r>
-      <w:r>
-        <w:rPr>
-          <w:lang w:val="es_ES" w:bidi="es_ES"/>
-        </w:rPr>
-        <w:t>Amós 2:11–12</w:t>
-      </w:r>
-    </w:p>
-    <w:p>
-      <w:pPr>
-        <w:pStyle w:val="ListBullet"/>
-        <w:spacing w:line="240" w:lineRule="auto"/>
-        <w:ind w:left="720"/>
-      </w:pPr>
-      <w:r>
-        <w:rPr>
-          <w:lang w:val="es_ES" w:bidi="es_ES"/>
-        </w:rPr>
-      </w:r>
-      <w:r>
-        <w:rPr>
-          <w:lang w:val="es_ES" w:bidi="es_ES"/>
-        </w:rPr>
-        <w:t>Jueces 13:5</w:t>
-      </w:r>
-    </w:p>
-    <w:p>
-      <w:pPr>
-        <w:pStyle w:val="ListBullet"/>
-        <w:spacing w:line="240" w:lineRule="auto"/>
-        <w:ind w:left="720"/>
-      </w:pPr>
-      <w:r>
-        <w:rPr>
-          <w:lang w:val="es_ES" w:bidi="es_ES"/>
-        </w:rPr>
-      </w:r>
-      <w:r>
-        <w:rPr>
-          <w:lang w:val="es_ES" w:bidi="es_ES"/>
-        </w:rPr>
-        <w:t>Números 6:1–4</w:t>
+        <w:t>Hechos 26:9–11</w:t>
+      </w:r>
+    </w:p>
+    <w:p>
+      <w:pPr>
+        <w:pStyle w:val="ListBullet"/>
+        <w:spacing w:line="240" w:lineRule="auto"/>
+        <w:ind w:left="720"/>
+      </w:pPr>
+      <w:r>
+        <w:rPr>
+          <w:lang w:val="es_ES" w:bidi="es_ES"/>
+        </w:rPr>
+      </w:r>
+      <w:r>
+        <w:rPr>
+          <w:lang w:val="es_ES" w:bidi="es_ES"/>
+        </w:rPr>
+        <w:t>Juan 1:43–45</w:t>
+      </w:r>
+    </w:p>
+    <w:p>
+      <w:pPr>
+        <w:pStyle w:val="ListBullet"/>
+        <w:spacing w:line="240" w:lineRule="auto"/>
+        <w:ind w:left="720"/>
+      </w:pPr>
+      <w:r>
+        <w:rPr>
+          <w:lang w:val="es_ES" w:bidi="es_ES"/>
+        </w:rPr>
+      </w:r>
+      <w:r>
+        <w:rPr>
+          <w:lang w:val="es_ES" w:bidi="es_ES"/>
+        </w:rPr>
+        <w:t>Lucas 1:26–29</w:t>
+      </w:r>
+    </w:p>
+    <w:p>
+      <w:pPr>
+        <w:pStyle w:val="ListBullet"/>
+        <w:spacing w:line="240" w:lineRule="auto"/>
+        <w:ind w:left="720"/>
+      </w:pPr>
+      <w:r>
+        <w:rPr>
+          <w:lang w:val="es_ES" w:bidi="es_ES"/>
+        </w:rPr>
+      </w:r>
+      <w:r>
+        <w:rPr>
+          <w:lang w:val="es_ES" w:bidi="es_ES"/>
+        </w:rPr>
+        <w:t>Marcos 16:5–7</w:t>
+      </w:r>
+    </w:p>
+    <w:p>
+      <w:pPr>
+        <w:pStyle w:val="ListBullet"/>
+        <w:spacing w:line="240" w:lineRule="auto"/>
+        <w:ind w:left="720"/>
+      </w:pPr>
+      <w:r>
+        <w:rPr>
+          <w:lang w:val="es_ES" w:bidi="es_ES"/>
+        </w:rPr>
+      </w:r>
+      <w:r>
+        <w:rPr>
+          <w:lang w:val="es_ES" w:bidi="es_ES"/>
+        </w:rPr>
+        <w:t>Mateo 2:23</w:t>
+      </w:r>
+    </w:p>
+    <w:p>
+      <w:pPr>
+        <w:pStyle w:val="ListBullet"/>
+        <w:spacing w:line="240" w:lineRule="auto"/>
+        <w:ind w:left="720"/>
+      </w:pPr>
+      <w:r>
+        <w:rPr>
+          <w:lang w:val="es_ES" w:bidi="es_ES"/>
+        </w:rPr>
+      </w:r>
+      <w:r>
+        <w:rPr>
+          <w:lang w:val="es_ES" w:bidi="es_ES"/>
+        </w:rPr>
+        <w:t>Mateo 21:9–11</w:t>
+      </w:r>
+    </w:p>
+    <w:p>
+      <w:pPr>
+        <w:pStyle w:val="ListBullet"/>
+        <w:spacing w:line="240" w:lineRule="auto"/>
+        <w:ind w:left="720"/>
+      </w:pPr>
+      <w:r>
+        <w:rPr>
+          <w:lang w:val="es_ES" w:bidi="es_ES"/>
+        </w:rPr>
+      </w:r>
+      <w:r>
+        <w:rPr>
+          <w:lang w:val="es_ES" w:bidi="es_ES"/>
+        </w:rPr>
+        <w:t>Mateo 26:71–72</w:t>
       </w:r>
     </w:p>
     <w:p>
@@ -3416,6 +3763,131 @@
         <w:rPr>
           <w:lang w:val="es_ES" w:bidi="es_ES"/>
         </w:rPr>
+        <w:t>Ejemplos de las historias de la Biblia:</w:t>
+      </w:r>
+    </w:p>
+    <w:p>
+      <w:pPr>
+        <w:pStyle w:val="ListBullet"/>
+        <w:spacing w:line="240" w:lineRule="auto"/>
+        <w:ind w:left="720"/>
+      </w:pPr>
+      <w:r>
+        <w:rPr>
+          <w:lang w:val="es_ES" w:bidi="es_ES"/>
+        </w:rPr>
+      </w:r>
+      <w:r>
+        <w:rPr>
+          <w:b/>
+          <w:lang w:val="es_ES" w:bidi="es_ES"/>
+        </w:rPr>
+        <w:t>23:4</w:t>
+      </w:r>
+      <w:r>
+        <w:rPr>
+          <w:lang w:val="es_ES" w:bidi="es_ES"/>
+        </w:rPr>
+        <w:t xml:space="preserve"> José y María tuvieron que hacer un largo viaje desde donde vivían en </w:t>
+      </w:r>
+      <w:r>
+        <w:rPr>
+          <w:b/>
+          <w:lang w:val="es_ES" w:bidi="es_ES"/>
+        </w:rPr>
+        <w:t>Nazaret</w:t>
+      </w:r>
+      <w:r>
+        <w:rPr>
+          <w:lang w:val="es_ES" w:bidi="es_ES"/>
+        </w:rPr>
+        <w:t xml:space="preserve"> hasta Belén porque su antepasado era David, cuyo lugar de origen era Belén.</w:t>
+      </w:r>
+    </w:p>
+    <w:p>
+      <w:pPr>
+        <w:pStyle w:val="ListBullet"/>
+        <w:spacing w:line="240" w:lineRule="auto"/>
+        <w:ind w:left="720"/>
+      </w:pPr>
+      <w:r>
+        <w:rPr>
+          <w:lang w:val="es_ES" w:bidi="es_ES"/>
+        </w:rPr>
+      </w:r>
+      <w:r>
+        <w:rPr>
+          <w:b/>
+          <w:lang w:val="es_ES" w:bidi="es_ES"/>
+        </w:rPr>
+        <w:t>26:2</w:t>
+      </w:r>
+      <w:r>
+        <w:rPr>
+          <w:lang w:val="es_ES" w:bidi="es_ES"/>
+        </w:rPr>
+        <w:t xml:space="preserve"> Jesús fue al pueblo de </w:t>
+      </w:r>
+      <w:r>
+        <w:rPr>
+          <w:b/>
+          <w:lang w:val="es_ES" w:bidi="es_ES"/>
+        </w:rPr>
+        <w:t>Nazaret</w:t>
+      </w:r>
+      <w:r>
+        <w:rPr>
+          <w:lang w:val="es_ES" w:bidi="es_ES"/>
+        </w:rPr>
+        <w:t xml:space="preserve"> donde había vivido durante su infancia.</w:t>
+      </w:r>
+    </w:p>
+    <w:p>
+      <w:pPr>
+        <w:pStyle w:val="ListBullet"/>
+        <w:spacing w:line="240" w:lineRule="auto"/>
+        <w:ind w:left="720"/>
+      </w:pPr>
+      <w:r>
+        <w:rPr>
+          <w:lang w:val="es_ES" w:bidi="es_ES"/>
+        </w:rPr>
+      </w:r>
+      <w:r>
+        <w:rPr>
+          <w:b/>
+          <w:lang w:val="es_ES" w:bidi="es_ES"/>
+        </w:rPr>
+        <w:t>26:7</w:t>
+      </w:r>
+      <w:r>
+        <w:rPr>
+          <w:lang w:val="es_ES" w:bidi="es_ES"/>
+        </w:rPr>
+        <w:t xml:space="preserve"> La gente de </w:t>
+      </w:r>
+      <w:r>
+        <w:rPr>
+          <w:b/>
+          <w:lang w:val="es_ES" w:bidi="es_ES"/>
+        </w:rPr>
+        <w:t>Nazaret</w:t>
+      </w:r>
+      <w:r>
+        <w:rPr>
+          <w:lang w:val="es_ES" w:bidi="es_ES"/>
+        </w:rPr>
+        <w:t xml:space="preserve"> sacó a Jesús del lugar de adoración y lo llevó al borde de un acantilado para tirarlo y matarlo.</w:t>
+      </w:r>
+    </w:p>
+    <w:p>
+      <w:pPr>
+        <w:pStyle w:val="Heading3"/>
+      </w:pPr>
+      <w:r>
+        <w:rPr>
+          <w:lang w:val="es_ES" w:bidi="es_ES"/>
+        </w:rPr>
         <w:t>Datos de la palabra:</w:t>
       </w:r>
     </w:p>
@@ -3434,7 +3906,7 @@
         <w:rPr>
           <w:lang w:val="es_ES" w:bidi="es_ES"/>
         </w:rPr>
-        <w:t>Strong’s: H5139</w:t>
+        <w:t>Strong’s: G34780, G34790, G34800</w:t>
       </w:r>
       <w:r>
         <w:rPr>
@@ -3463,7 +3935,7 @@
         <w:rPr>
           <w:lang w:val="es_ES" w:bidi="es_ES"/>
         </w:rPr>
-        <w:t>Nazaret</w:t>
+        <w:t>Neftalí</w:t>
       </w:r>
       <w:r>
         <w:rPr>
@@ -3493,79 +3965,61 @@
         <w:rPr>
           <w:lang w:val="es_ES" w:bidi="es_ES"/>
         </w:rPr>
-        <w:t>Nazaret es una ciudad en la región de Galilea en el norte de Israel. Está a unos cien kilómetros al norte de Jerusalén, y se tarda entre tres y cinco días en llegar allí a pie.</w:t>
-      </w:r>
-    </w:p>
-    <w:p>
-      <w:pPr>
-        <w:pStyle w:val="ListBullet"/>
-        <w:spacing w:line="240" w:lineRule="auto"/>
-        <w:ind w:left="720"/>
-      </w:pPr>
-      <w:r>
-        <w:rPr>
-          <w:lang w:val="es_ES" w:bidi="es_ES"/>
-        </w:rPr>
-      </w:r>
-      <w:r>
-        <w:rPr>
-          <w:lang w:val="es_ES" w:bidi="es_ES"/>
-        </w:rPr>
-        <w:t>José y María eran de Nazaret, y allí criaron a Jesús. Por eso Jesús era conocido como "el Nazareno".</w:t>
-      </w:r>
-    </w:p>
-    <w:p>
-      <w:pPr>
-        <w:pStyle w:val="ListBullet"/>
-        <w:spacing w:line="240" w:lineRule="auto"/>
-        <w:ind w:left="720"/>
-      </w:pPr>
-      <w:r>
-        <w:rPr>
-          <w:lang w:val="es_ES" w:bidi="es_ES"/>
-        </w:rPr>
-      </w:r>
-      <w:r>
-        <w:rPr>
-          <w:lang w:val="es_ES" w:bidi="es_ES"/>
-        </w:rPr>
-        <w:t>Muchos de los judíos que vivían en Nazaret no respetaban las enseñanzas de Jesús porque había crecido entre ellos y pensaban que era una persona común.</w:t>
-      </w:r>
-    </w:p>
-    <w:p>
-      <w:pPr>
-        <w:pStyle w:val="ListBullet"/>
-        <w:spacing w:line="240" w:lineRule="auto"/>
-        <w:ind w:left="720"/>
-      </w:pPr>
-      <w:r>
-        <w:rPr>
-          <w:lang w:val="es_ES" w:bidi="es_ES"/>
-        </w:rPr>
-      </w:r>
-      <w:r>
-        <w:rPr>
-          <w:lang w:val="es_ES" w:bidi="es_ES"/>
-        </w:rPr>
-        <w:t>Una vez, cuando Jesús estaba enseñando en la sinagoga de Nazaret, los judíos allí intentaron matarlo porque afirmó ser el Mesías y los había reprendido por rechazarlo.</w:t>
-      </w:r>
-    </w:p>
-    <w:p>
-      <w:pPr>
-        <w:pStyle w:val="ListBullet"/>
-        <w:spacing w:line="240" w:lineRule="auto"/>
-        <w:ind w:left="720"/>
-      </w:pPr>
-      <w:r>
-        <w:rPr>
-          <w:lang w:val="es_ES" w:bidi="es_ES"/>
-        </w:rPr>
-      </w:r>
-      <w:r>
-        <w:rPr>
-          <w:lang w:val="es_ES" w:bidi="es_ES"/>
-        </w:rPr>
-        <w:t>El comentario que hizo Natanael cuando escuchó que Jesús era de Nazaret indicó que esta ciudad no era muy bien considerada.</w:t>
+        <w:t>Neftalí fue el sexto hijo de Jacob. Fue el segundo hijo de Bilha. Sus descendientes se convirtieron en una de las tribus de Israel.</w:t>
+      </w:r>
+    </w:p>
+    <w:p>
+      <w:pPr>
+        <w:pStyle w:val="ListBullet"/>
+        <w:spacing w:line="240" w:lineRule="auto"/>
+        <w:ind w:left="720"/>
+      </w:pPr>
+      <w:r>
+        <w:rPr>
+          <w:lang w:val="es_ES" w:bidi="es_ES"/>
+        </w:rPr>
+      </w:r>
+      <w:r>
+        <w:rPr>
+          <w:lang w:val="es_ES" w:bidi="es_ES"/>
+        </w:rPr>
+        <w:t>La tribu descendiente de él era conocida como la "tribu de Neftalí", "Neftalí" o "Neftalitas".</w:t>
+      </w:r>
+    </w:p>
+    <w:p>
+      <w:pPr>
+        <w:pStyle w:val="ListBullet"/>
+        <w:spacing w:line="240" w:lineRule="auto"/>
+        <w:ind w:left="720"/>
+      </w:pPr>
+      <w:r>
+        <w:rPr>
+          <w:lang w:val="es_ES" w:bidi="es_ES"/>
+        </w:rPr>
+      </w:r>
+      <w:r>
+        <w:rPr>
+          <w:lang w:val="es_ES" w:bidi="es_ES"/>
+        </w:rPr>
+        <w:t>El nombre Neftalí es similar a la palabra hebrea que significa "torcer, luchar".</w:t>
+      </w:r>
+    </w:p>
+    <w:p>
+      <w:pPr>
+        <w:pStyle w:val="ListBullet"/>
+        <w:spacing w:line="240" w:lineRule="auto"/>
+        <w:ind w:left="720"/>
+      </w:pPr>
+      <w:r>
+        <w:rPr>
+          <w:lang w:val="es_ES" w:bidi="es_ES"/>
+        </w:rPr>
+      </w:r>
+      <w:r>
+        <w:rPr>
+          <w:lang w:val="es_ES" w:bidi="es_ES"/>
+        </w:rPr>
+        <w:t>La tribu de Neftalí se asentó en la parte norte de Canaán, entre las tribus de Manasés y Aser. Su frontera oriental estaba en la costa occidental del mar de Cineret. Cuando se usa como el nombre de una región de tierra, el término "Neftalí" se refiere a la tierra dada a la tribu de Neftalí.</w:t>
       </w:r>
     </w:p>
     <w:p>
@@ -3579,13 +4033,27 @@
         <w:rPr>
           <w:lang w:val="es_ES" w:bidi="es_ES"/>
         </w:rPr>
+        <w:t>(Sugerencias de traducción: Cómo traducir nombres).</w:t>
+      </w:r>
+    </w:p>
+    <w:p>
+      <w:pPr/>
+      <w:r>
+        <w:rPr>
+          <w:lang w:val="es_ES" w:bidi="es_ES"/>
+        </w:rPr>
+      </w:r>
+      <w:r>
+        <w:rPr>
+          <w:lang w:val="es_ES" w:bidi="es_ES"/>
+        </w:rPr>
         <w:t xml:space="preserve">(Ver también: </w:t>
       </w:r>
       <w:r>
         <w:rPr>
           <w:lang w:val="es_ES" w:bidi="es_ES"/>
         </w:rPr>
-        <w:t>Cristo</w:t>
+        <w:t>doce tribus de Israel</w:t>
       </w:r>
       <w:r>
         <w:rPr>
@@ -3597,7 +4065,7 @@
         <w:rPr>
           <w:lang w:val="es_ES" w:bidi="es_ES"/>
         </w:rPr>
-        <w:t>Galilea</w:t>
+        <w:t>Jacob</w:t>
       </w:r>
       <w:r>
         <w:rPr>
@@ -3609,7 +4077,362 @@
         <w:rPr>
           <w:lang w:val="es_ES" w:bidi="es_ES"/>
         </w:rPr>
-        <w:t>José (NT)</w:t>
+        <w:t>Bilha</w:t>
+      </w:r>
+      <w:r>
+        <w:rPr>
+          <w:lang w:val="es_ES" w:bidi="es_ES"/>
+        </w:rPr>
+        <w:t>).</w:t>
+      </w:r>
+    </w:p>
+    <w:p>
+      <w:pPr>
+        <w:pStyle w:val="Heading3"/>
+      </w:pPr>
+      <w:r>
+        <w:rPr>
+          <w:lang w:val="es_ES" w:bidi="es_ES"/>
+        </w:rPr>
+        <w:t>Referencias Bíblicas:</w:t>
+      </w:r>
+    </w:p>
+    <w:p>
+      <w:pPr>
+        <w:pStyle w:val="ListBullet"/>
+        <w:spacing w:line="240" w:lineRule="auto"/>
+        <w:ind w:left="720"/>
+      </w:pPr>
+      <w:r>
+        <w:rPr>
+          <w:lang w:val="es_ES" w:bidi="es_ES"/>
+        </w:rPr>
+      </w:r>
+      <w:r>
+        <w:rPr>
+          <w:lang w:val="es_ES" w:bidi="es_ES"/>
+        </w:rPr>
+        <w:t>1 Reyes 4:15</w:t>
+      </w:r>
+    </w:p>
+    <w:p>
+      <w:pPr>
+        <w:pStyle w:val="ListBullet"/>
+        <w:spacing w:line="240" w:lineRule="auto"/>
+        <w:ind w:left="720"/>
+      </w:pPr>
+      <w:r>
+        <w:rPr>
+          <w:lang w:val="es_ES" w:bidi="es_ES"/>
+        </w:rPr>
+      </w:r>
+      <w:r>
+        <w:rPr>
+          <w:lang w:val="es_ES" w:bidi="es_ES"/>
+        </w:rPr>
+        <w:t>Deuteronomio 27:13–14</w:t>
+      </w:r>
+    </w:p>
+    <w:p>
+      <w:pPr>
+        <w:pStyle w:val="ListBullet"/>
+        <w:spacing w:line="240" w:lineRule="auto"/>
+        <w:ind w:left="720"/>
+      </w:pPr>
+      <w:r>
+        <w:rPr>
+          <w:lang w:val="es_ES" w:bidi="es_ES"/>
+        </w:rPr>
+      </w:r>
+      <w:r>
+        <w:rPr>
+          <w:lang w:val="es_ES" w:bidi="es_ES"/>
+        </w:rPr>
+        <w:t>Ezequiel 48:1–3</w:t>
+      </w:r>
+    </w:p>
+    <w:p>
+      <w:pPr>
+        <w:pStyle w:val="ListBullet"/>
+        <w:spacing w:line="240" w:lineRule="auto"/>
+        <w:ind w:left="720"/>
+      </w:pPr>
+      <w:r>
+        <w:rPr>
+          <w:lang w:val="es_ES" w:bidi="es_ES"/>
+        </w:rPr>
+      </w:r>
+      <w:r>
+        <w:rPr>
+          <w:lang w:val="es_ES" w:bidi="es_ES"/>
+        </w:rPr>
+        <w:t>Génesis 30:8</w:t>
+      </w:r>
+    </w:p>
+    <w:p>
+      <w:pPr>
+        <w:pStyle w:val="ListBullet"/>
+        <w:spacing w:line="240" w:lineRule="auto"/>
+        <w:ind w:left="720"/>
+      </w:pPr>
+      <w:r>
+        <w:rPr>
+          <w:lang w:val="es_ES" w:bidi="es_ES"/>
+        </w:rPr>
+      </w:r>
+      <w:r>
+        <w:rPr>
+          <w:lang w:val="es_ES" w:bidi="es_ES"/>
+        </w:rPr>
+        <w:t>Jueces 1:33</w:t>
+      </w:r>
+    </w:p>
+    <w:p>
+      <w:pPr>
+        <w:pStyle w:val="ListBullet"/>
+        <w:spacing w:line="240" w:lineRule="auto"/>
+        <w:ind w:left="720"/>
+      </w:pPr>
+      <w:r>
+        <w:rPr>
+          <w:lang w:val="es_ES" w:bidi="es_ES"/>
+        </w:rPr>
+      </w:r>
+      <w:r>
+        <w:rPr>
+          <w:lang w:val="es_ES" w:bidi="es_ES"/>
+        </w:rPr>
+        <w:t>Mateo 4:13</w:t>
+      </w:r>
+    </w:p>
+    <w:p>
+      <w:pPr>
+        <w:pStyle w:val="Heading3"/>
+      </w:pPr>
+      <w:r>
+        <w:rPr>
+          <w:lang w:val="es_ES" w:bidi="es_ES"/>
+        </w:rPr>
+        <w:t>Datos de la palabra:</w:t>
+      </w:r>
+    </w:p>
+    <w:p>
+      <w:pPr>
+        <w:pStyle w:val="ListBullet"/>
+        <w:spacing w:line="240" w:lineRule="auto"/>
+        <w:ind w:left="720"/>
+      </w:pPr>
+      <w:r>
+        <w:rPr>
+          <w:lang w:val="es_ES" w:bidi="es_ES"/>
+        </w:rPr>
+      </w:r>
+      <w:r>
+        <w:rPr>
+          <w:lang w:val="es_ES" w:bidi="es_ES"/>
+        </w:rPr>
+        <w:t>Strong’s: H5321, G35080</w:t>
+      </w:r>
+      <w:r>
+        <w:rPr>
+          <w:lang w:val="es_ES" w:bidi="es_ES"/>
+        </w:rPr>
+      </w:r>
+      <w:r>
+        <w:rPr>
+          <w:lang w:val="es_ES" w:bidi="es_ES"/>
+        </w:rPr>
+      </w:r>
+    </w:p>
+    <w:p>
+      <w:pPr/>
+      <w:r>
+        <w:rPr>
+          <w:lang w:val="es_ES" w:bidi="es_ES"/>
+        </w:rPr>
+      </w:r>
+    </w:p>
+    <w:p>
+      <w:pPr>
+        <w:pStyle w:val="Heading2"/>
+      </w:pPr>
+      <w:r>
+        <w:rPr>
+          <w:lang w:val="es_ES" w:bidi="es_ES"/>
+        </w:rPr>
+        <w:t>Neguev</w:t>
+      </w:r>
+      <w:r>
+        <w:rPr>
+          <w:lang w:val="es_ES" w:bidi="es_ES"/>
+        </w:rPr>
+      </w:r>
+    </w:p>
+    <w:p>
+      <w:pPr>
+        <w:pStyle w:val="Heading3"/>
+      </w:pPr>
+      <w:r>
+        <w:rPr>
+          <w:lang w:val="es_ES" w:bidi="es_ES"/>
+        </w:rPr>
+        <w:t>Hechos:</w:t>
+      </w:r>
+    </w:p>
+    <w:p>
+      <w:pPr/>
+      <w:r>
+        <w:rPr>
+          <w:lang w:val="es_ES" w:bidi="es_ES"/>
+        </w:rPr>
+      </w:r>
+      <w:r>
+        <w:rPr>
+          <w:lang w:val="es_ES" w:bidi="es_ES"/>
+        </w:rPr>
+        <w:t>El Neguev es una región desértica en la parte sur de Israel, al suroeste del Mar Muerto.</w:t>
+      </w:r>
+    </w:p>
+    <w:p>
+      <w:pPr>
+        <w:pStyle w:val="ListBullet"/>
+        <w:spacing w:line="240" w:lineRule="auto"/>
+        <w:ind w:left="720"/>
+      </w:pPr>
+      <w:r>
+        <w:rPr>
+          <w:lang w:val="es_ES" w:bidi="es_ES"/>
+        </w:rPr>
+      </w:r>
+      <w:r>
+        <w:rPr>
+          <w:lang w:val="es_ES" w:bidi="es_ES"/>
+        </w:rPr>
+        <w:t>La palabra original significa "el sur", y algunas versiones en español la traducen de esta manera.</w:t>
+      </w:r>
+    </w:p>
+    <w:p>
+      <w:pPr>
+        <w:pStyle w:val="ListBullet"/>
+        <w:spacing w:line="240" w:lineRule="auto"/>
+        <w:ind w:left="720"/>
+      </w:pPr>
+      <w:r>
+        <w:rPr>
+          <w:lang w:val="es_ES" w:bidi="es_ES"/>
+        </w:rPr>
+      </w:r>
+      <w:r>
+        <w:rPr>
+          <w:lang w:val="es_ES" w:bidi="es_ES"/>
+        </w:rPr>
+        <w:t>Podría ser que el "sur" no esté ubicado donde está el desierto del Neguev hoy en día.</w:t>
+      </w:r>
+    </w:p>
+    <w:p>
+      <w:pPr>
+        <w:pStyle w:val="ListBullet"/>
+        <w:spacing w:line="240" w:lineRule="auto"/>
+        <w:ind w:left="720"/>
+      </w:pPr>
+      <w:r>
+        <w:rPr>
+          <w:lang w:val="es_ES" w:bidi="es_ES"/>
+        </w:rPr>
+      </w:r>
+      <w:r>
+        <w:rPr>
+          <w:lang w:val="es_ES" w:bidi="es_ES"/>
+        </w:rPr>
+        <w:t>Cuando Abraham vivía en la ciudad de Cades, se encontraba en el Neguev o región del sur.</w:t>
+      </w:r>
+    </w:p>
+    <w:p>
+      <w:pPr>
+        <w:pStyle w:val="ListBullet"/>
+        <w:spacing w:line="240" w:lineRule="auto"/>
+        <w:ind w:left="720"/>
+      </w:pPr>
+      <w:r>
+        <w:rPr>
+          <w:lang w:val="es_ES" w:bidi="es_ES"/>
+        </w:rPr>
+      </w:r>
+      <w:r>
+        <w:rPr>
+          <w:lang w:val="es_ES" w:bidi="es_ES"/>
+        </w:rPr>
+        <w:t>Isaac vivía en el Negev cuando Rebeca viajó para conocerlo y convertirse en su esposa.</w:t>
+      </w:r>
+    </w:p>
+    <w:p>
+      <w:pPr>
+        <w:pStyle w:val="ListBullet"/>
+        <w:spacing w:line="240" w:lineRule="auto"/>
+        <w:ind w:left="720"/>
+      </w:pPr>
+      <w:r>
+        <w:rPr>
+          <w:lang w:val="es_ES" w:bidi="es_ES"/>
+        </w:rPr>
+      </w:r>
+      <w:r>
+        <w:rPr>
+          <w:lang w:val="es_ES" w:bidi="es_ES"/>
+        </w:rPr>
+        <w:t>Las tribus judías de Judá y Simeón vivían en esta región sur.</w:t>
+      </w:r>
+    </w:p>
+    <w:p>
+      <w:pPr>
+        <w:pStyle w:val="ListBullet"/>
+        <w:spacing w:line="240" w:lineRule="auto"/>
+        <w:ind w:left="720"/>
+      </w:pPr>
+      <w:r>
+        <w:rPr>
+          <w:lang w:val="es_ES" w:bidi="es_ES"/>
+        </w:rPr>
+      </w:r>
+      <w:r>
+        <w:rPr>
+          <w:lang w:val="es_ES" w:bidi="es_ES"/>
+        </w:rPr>
+        <w:t>La ciudad más grande de la región del Neguev era Beerseba.</w:t>
+      </w:r>
+    </w:p>
+    <w:p>
+      <w:pPr/>
+      <w:r>
+        <w:rPr>
+          <w:lang w:val="es_ES" w:bidi="es_ES"/>
+        </w:rPr>
+      </w:r>
+      <w:r>
+        <w:rPr>
+          <w:lang w:val="es_ES" w:bidi="es_ES"/>
+        </w:rPr>
+        <w:t>(Sugerencias de traducción: Cómo traducir nombres)</w:t>
+      </w:r>
+    </w:p>
+    <w:p>
+      <w:pPr/>
+      <w:r>
+        <w:rPr>
+          <w:lang w:val="es_ES" w:bidi="es_ES"/>
+        </w:rPr>
+      </w:r>
+      <w:r>
+        <w:rPr>
+          <w:lang w:val="es_ES" w:bidi="es_ES"/>
+        </w:rPr>
+        <w:t xml:space="preserve">(Véase también: </w:t>
+      </w:r>
+      <w:r>
+        <w:rPr>
+          <w:lang w:val="es_ES" w:bidi="es_ES"/>
+        </w:rPr>
+        <w:t>Abraham</w:t>
       </w:r>
       <w:r>
         <w:rPr>
@@ -3621,13 +4444,73 @@
         <w:rPr>
           <w:lang w:val="es_ES" w:bidi="es_ES"/>
         </w:rPr>
-        <w:t>María</w:t>
-      </w:r>
-      <w:r>
-        <w:rPr>
-          <w:lang w:val="es_ES" w:bidi="es_ES"/>
-        </w:rPr>
-        <w:t>).</w:t>
+        <w:t>Beerseba</w:t>
+      </w:r>
+      <w:r>
+        <w:rPr>
+          <w:lang w:val="es_ES" w:bidi="es_ES"/>
+        </w:rPr>
+        <w:t xml:space="preserve">, </w:t>
+      </w:r>
+      <w:r>
+        <w:rPr>
+          <w:lang w:val="es_ES" w:bidi="es_ES"/>
+        </w:rPr>
+        <w:t>Israel</w:t>
+      </w:r>
+      <w:r>
+        <w:rPr>
+          <w:lang w:val="es_ES" w:bidi="es_ES"/>
+        </w:rPr>
+        <w:t xml:space="preserve">, </w:t>
+      </w:r>
+      <w:r>
+        <w:rPr>
+          <w:lang w:val="es_ES" w:bidi="es_ES"/>
+        </w:rPr>
+        <w:t>Judá</w:t>
+      </w:r>
+      <w:r>
+        <w:rPr>
+          <w:lang w:val="es_ES" w:bidi="es_ES"/>
+        </w:rPr>
+        <w:t xml:space="preserve">, </w:t>
+      </w:r>
+      <w:r>
+        <w:rPr>
+          <w:lang w:val="es_ES" w:bidi="es_ES"/>
+        </w:rPr>
+        <w:t>Cades</w:t>
+      </w:r>
+      <w:r>
+        <w:rPr>
+          <w:lang w:val="es_ES" w:bidi="es_ES"/>
+        </w:rPr>
+        <w:t xml:space="preserve">, </w:t>
+      </w:r>
+      <w:r>
+        <w:rPr>
+          <w:lang w:val="es_ES" w:bidi="es_ES"/>
+        </w:rPr>
+        <w:t>Mar Muerto</w:t>
+      </w:r>
+      <w:r>
+        <w:rPr>
+          <w:lang w:val="es_ES" w:bidi="es_ES"/>
+        </w:rPr>
+        <w:t xml:space="preserve">, </w:t>
+      </w:r>
+      <w:r>
+        <w:rPr>
+          <w:lang w:val="es_ES" w:bidi="es_ES"/>
+        </w:rPr>
+        <w:t>Simeón</w:t>
+      </w:r>
+      <w:r>
+        <w:rPr>
+          <w:lang w:val="es_ES" w:bidi="es_ES"/>
+        </w:rPr>
+        <w:t>)</w:t>
       </w:r>
     </w:p>
     <w:p>
@@ -3656,115 +4539,79 @@
         <w:rPr>
           <w:lang w:val="es_ES" w:bidi="es_ES"/>
         </w:rPr>
-        <w:t>Hechos 26:9–11</w:t>
-      </w:r>
-    </w:p>
-    <w:p>
-      <w:pPr>
-        <w:pStyle w:val="ListBullet"/>
-        <w:spacing w:line="240" w:lineRule="auto"/>
-        <w:ind w:left="720"/>
-      </w:pPr>
-      <w:r>
-        <w:rPr>
-          <w:lang w:val="es_ES" w:bidi="es_ES"/>
-        </w:rPr>
-      </w:r>
-      <w:r>
-        <w:rPr>
-          <w:lang w:val="es_ES" w:bidi="es_ES"/>
-        </w:rPr>
-        <w:t>Juan 1:43–45</w:t>
-      </w:r>
-    </w:p>
-    <w:p>
-      <w:pPr>
-        <w:pStyle w:val="ListBullet"/>
-        <w:spacing w:line="240" w:lineRule="auto"/>
-        <w:ind w:left="720"/>
-      </w:pPr>
-      <w:r>
-        <w:rPr>
-          <w:lang w:val="es_ES" w:bidi="es_ES"/>
-        </w:rPr>
-      </w:r>
-      <w:r>
-        <w:rPr>
-          <w:lang w:val="es_ES" w:bidi="es_ES"/>
-        </w:rPr>
-        <w:t>Lucas 1:26–29</w:t>
-      </w:r>
-    </w:p>
-    <w:p>
-      <w:pPr>
-        <w:pStyle w:val="ListBullet"/>
-        <w:spacing w:line="240" w:lineRule="auto"/>
-        <w:ind w:left="720"/>
-      </w:pPr>
-      <w:r>
-        <w:rPr>
-          <w:lang w:val="es_ES" w:bidi="es_ES"/>
-        </w:rPr>
-      </w:r>
-      <w:r>
-        <w:rPr>
-          <w:lang w:val="es_ES" w:bidi="es_ES"/>
-        </w:rPr>
-        <w:t>Marcos 16:5–7</w:t>
-      </w:r>
-    </w:p>
-    <w:p>
-      <w:pPr>
-        <w:pStyle w:val="ListBullet"/>
-        <w:spacing w:line="240" w:lineRule="auto"/>
-        <w:ind w:left="720"/>
-      </w:pPr>
-      <w:r>
-        <w:rPr>
-          <w:lang w:val="es_ES" w:bidi="es_ES"/>
-        </w:rPr>
-      </w:r>
-      <w:r>
-        <w:rPr>
-          <w:lang w:val="es_ES" w:bidi="es_ES"/>
-        </w:rPr>
-        <w:t>Mateo 2:23</w:t>
-      </w:r>
-    </w:p>
-    <w:p>
-      <w:pPr>
-        <w:pStyle w:val="ListBullet"/>
-        <w:spacing w:line="240" w:lineRule="auto"/>
-        <w:ind w:left="720"/>
-      </w:pPr>
-      <w:r>
-        <w:rPr>
-          <w:lang w:val="es_ES" w:bidi="es_ES"/>
-        </w:rPr>
-      </w:r>
-      <w:r>
-        <w:rPr>
-          <w:lang w:val="es_ES" w:bidi="es_ES"/>
-        </w:rPr>
-        <w:t>Mateo 21:9–11</w:t>
-      </w:r>
-    </w:p>
-    <w:p>
-      <w:pPr>
-        <w:pStyle w:val="ListBullet"/>
-        <w:spacing w:line="240" w:lineRule="auto"/>
-        <w:ind w:left="720"/>
-      </w:pPr>
-      <w:r>
-        <w:rPr>
-          <w:lang w:val="es_ES" w:bidi="es_ES"/>
-        </w:rPr>
-      </w:r>
-      <w:r>
-        <w:rPr>
-          <w:lang w:val="es_ES" w:bidi="es_ES"/>
-        </w:rPr>
-        <w:t>Mateo 26:71–72</w:t>
+        <w:t>Génesis 12:9</w:t>
+      </w:r>
+    </w:p>
+    <w:p>
+      <w:pPr>
+        <w:pStyle w:val="ListBullet"/>
+        <w:spacing w:line="240" w:lineRule="auto"/>
+        <w:ind w:left="720"/>
+      </w:pPr>
+      <w:r>
+        <w:rPr>
+          <w:lang w:val="es_ES" w:bidi="es_ES"/>
+        </w:rPr>
+      </w:r>
+      <w:r>
+        <w:rPr>
+          <w:lang w:val="es_ES" w:bidi="es_ES"/>
+        </w:rPr>
+        <w:t>Génesis 20:1–3</w:t>
+      </w:r>
+    </w:p>
+    <w:p>
+      <w:pPr>
+        <w:pStyle w:val="ListBullet"/>
+        <w:spacing w:line="240" w:lineRule="auto"/>
+        <w:ind w:left="720"/>
+      </w:pPr>
+      <w:r>
+        <w:rPr>
+          <w:lang w:val="es_ES" w:bidi="es_ES"/>
+        </w:rPr>
+      </w:r>
+      <w:r>
+        <w:rPr>
+          <w:lang w:val="es_ES" w:bidi="es_ES"/>
+        </w:rPr>
+        <w:t>Génesis 24:62</w:t>
+      </w:r>
+    </w:p>
+    <w:p>
+      <w:pPr>
+        <w:pStyle w:val="ListBullet"/>
+        <w:spacing w:line="240" w:lineRule="auto"/>
+        <w:ind w:left="720"/>
+      </w:pPr>
+      <w:r>
+        <w:rPr>
+          <w:lang w:val="es_ES" w:bidi="es_ES"/>
+        </w:rPr>
+      </w:r>
+      <w:r>
+        <w:rPr>
+          <w:lang w:val="es_ES" w:bidi="es_ES"/>
+        </w:rPr>
+        <w:t>Josué 3:14–16</w:t>
+      </w:r>
+    </w:p>
+    <w:p>
+      <w:pPr>
+        <w:pStyle w:val="ListBullet"/>
+        <w:spacing w:line="240" w:lineRule="auto"/>
+        <w:ind w:left="720"/>
+      </w:pPr>
+      <w:r>
+        <w:rPr>
+          <w:lang w:val="es_ES" w:bidi="es_ES"/>
+        </w:rPr>
+      </w:r>
+      <w:r>
+        <w:rPr>
+          <w:lang w:val="es_ES" w:bidi="es_ES"/>
+        </w:rPr>
+        <w:t>Números 13:17–20</w:t>
       </w:r>
     </w:p>
     <w:p>
@@ -3775,121 +4622,59 @@
         <w:rPr>
           <w:lang w:val="es_ES" w:bidi="es_ES"/>
         </w:rPr>
-        <w:t>Ejemplos de las historias de la Biblia:</w:t>
-      </w:r>
-    </w:p>
-    <w:p>
-      <w:pPr>
-        <w:pStyle w:val="ListBullet"/>
-        <w:spacing w:line="240" w:lineRule="auto"/>
-        <w:ind w:left="720"/>
-      </w:pPr>
-      <w:r>
-        <w:rPr>
-          <w:lang w:val="es_ES" w:bidi="es_ES"/>
-        </w:rPr>
-      </w:r>
-      <w:r>
-        <w:rPr>
-          <w:b/>
-          <w:lang w:val="es_ES" w:bidi="es_ES"/>
-        </w:rPr>
-        <w:t>23:4</w:t>
-      </w:r>
-      <w:r>
-        <w:rPr>
-          <w:lang w:val="es_ES" w:bidi="es_ES"/>
-        </w:rPr>
-        <w:t xml:space="preserve"> José y María tuvieron que hacer un largo viaje desde donde vivían en </w:t>
-      </w:r>
-      <w:r>
-        <w:rPr>
-          <w:b/>
-          <w:lang w:val="es_ES" w:bidi="es_ES"/>
-        </w:rPr>
-        <w:t>Nazaret</w:t>
-      </w:r>
-      <w:r>
-        <w:rPr>
-          <w:lang w:val="es_ES" w:bidi="es_ES"/>
-        </w:rPr>
-        <w:t xml:space="preserve"> hasta Belén porque su antepasado era David, cuyo lugar de origen era Belén.</w:t>
-      </w:r>
-    </w:p>
-    <w:p>
-      <w:pPr>
-        <w:pStyle w:val="ListBullet"/>
-        <w:spacing w:line="240" w:lineRule="auto"/>
-        <w:ind w:left="720"/>
-      </w:pPr>
-      <w:r>
-        <w:rPr>
-          <w:lang w:val="es_ES" w:bidi="es_ES"/>
-        </w:rPr>
-      </w:r>
-      <w:r>
-        <w:rPr>
-          <w:b/>
-          <w:lang w:val="es_ES" w:bidi="es_ES"/>
-        </w:rPr>
-        <w:t>26:2</w:t>
-      </w:r>
-      <w:r>
-        <w:rPr>
-          <w:lang w:val="es_ES" w:bidi="es_ES"/>
-        </w:rPr>
-        <w:t xml:space="preserve"> Jesús fue al pueblo de </w:t>
-      </w:r>
-      <w:r>
-        <w:rPr>
-          <w:b/>
-          <w:lang w:val="es_ES" w:bidi="es_ES"/>
-        </w:rPr>
-        <w:t>Nazaret</w:t>
-      </w:r>
-      <w:r>
-        <w:rPr>
-          <w:lang w:val="es_ES" w:bidi="es_ES"/>
-        </w:rPr>
-        <w:t xml:space="preserve"> donde había vivido durante su infancia.</w:t>
-      </w:r>
-    </w:p>
-    <w:p>
-      <w:pPr>
-        <w:pStyle w:val="ListBullet"/>
-        <w:spacing w:line="240" w:lineRule="auto"/>
-        <w:ind w:left="720"/>
-      </w:pPr>
-      <w:r>
-        <w:rPr>
-          <w:lang w:val="es_ES" w:bidi="es_ES"/>
-        </w:rPr>
-      </w:r>
-      <w:r>
-        <w:rPr>
-          <w:b/>
-          <w:lang w:val="es_ES" w:bidi="es_ES"/>
-        </w:rPr>
-        <w:t>26:7</w:t>
-      </w:r>
-      <w:r>
-        <w:rPr>
-          <w:lang w:val="es_ES" w:bidi="es_ES"/>
-        </w:rPr>
-        <w:t xml:space="preserve"> La gente de </w:t>
-      </w:r>
-      <w:r>
-        <w:rPr>
-          <w:b/>
-          <w:lang w:val="es_ES" w:bidi="es_ES"/>
-        </w:rPr>
-        <w:t>Nazaret</w:t>
-      </w:r>
-      <w:r>
-        <w:rPr>
-          <w:lang w:val="es_ES" w:bidi="es_ES"/>
-        </w:rPr>
-        <w:t xml:space="preserve"> sacó a Jesús del lugar de adoración y lo llevó al borde de un acantilado para tirarlo y matarlo.</w:t>
+        <w:t>Datos de la palabra:</w:t>
+      </w:r>
+    </w:p>
+    <w:p>
+      <w:pPr>
+        <w:pStyle w:val="ListBullet"/>
+        <w:spacing w:line="240" w:lineRule="auto"/>
+        <w:ind w:left="720"/>
+      </w:pPr>
+      <w:r>
+        <w:rPr>
+          <w:lang w:val="es_ES" w:bidi="es_ES"/>
+        </w:rPr>
+      </w:r>
+      <w:r>
+        <w:rPr>
+          <w:lang w:val="es_ES" w:bidi="es_ES"/>
+        </w:rPr>
+        <w:t>Strong’s: H5045, H6160</w:t>
+      </w:r>
+      <w:r>
+        <w:rPr>
+          <w:lang w:val="es_ES" w:bidi="es_ES"/>
+        </w:rPr>
+      </w:r>
+      <w:r>
+        <w:rPr>
+          <w:lang w:val="es_ES" w:bidi="es_ES"/>
+        </w:rPr>
+      </w:r>
+    </w:p>
+    <w:p>
+      <w:pPr/>
+      <w:r>
+        <w:rPr>
+          <w:lang w:val="es_ES" w:bidi="es_ES"/>
+        </w:rPr>
+      </w:r>
+    </w:p>
+    <w:p>
+      <w:pPr>
+        <w:pStyle w:val="Heading2"/>
+      </w:pPr>
+      <w:r>
+        <w:rPr>
+          <w:lang w:val="es_ES" w:bidi="es_ES"/>
+        </w:rPr>
+        <w:t>Nehemías</w:t>
+      </w:r>
+      <w:r>
+        <w:rPr>
+          <w:lang w:val="es_ES" w:bidi="es_ES"/>
+        </w:rPr>
       </w:r>
     </w:p>
     <w:p>
@@ -3900,6 +4685,268 @@
         <w:rPr>
           <w:lang w:val="es_ES" w:bidi="es_ES"/>
         </w:rPr>
+        <w:t>Hechos:</w:t>
+      </w:r>
+    </w:p>
+    <w:p>
+      <w:pPr/>
+      <w:r>
+        <w:rPr>
+          <w:lang w:val="es_ES" w:bidi="es_ES"/>
+        </w:rPr>
+      </w:r>
+      <w:r>
+        <w:rPr>
+          <w:lang w:val="es_ES" w:bidi="es_ES"/>
+        </w:rPr>
+        <w:t>Nehemías fue un israelita obligado a trasladarse al imperio babilónico cuando el pueblo de Israel y Judá fue llevado cautivo por los babilonios.</w:t>
+      </w:r>
+    </w:p>
+    <w:p>
+      <w:pPr>
+        <w:pStyle w:val="ListBullet"/>
+        <w:spacing w:line="240" w:lineRule="auto"/>
+        <w:ind w:left="720"/>
+      </w:pPr>
+      <w:r>
+        <w:rPr>
+          <w:lang w:val="es_ES" w:bidi="es_ES"/>
+        </w:rPr>
+      </w:r>
+      <w:r>
+        <w:rPr>
+          <w:lang w:val="es_ES" w:bidi="es_ES"/>
+        </w:rPr>
+        <w:t>Mientras era el copero del rey persa Artajerjes, Nehemías pidió al rey permiso para regresar a Jerusalén.</w:t>
+      </w:r>
+    </w:p>
+    <w:p>
+      <w:pPr>
+        <w:pStyle w:val="ListBullet"/>
+        <w:spacing w:line="240" w:lineRule="auto"/>
+        <w:ind w:left="720"/>
+      </w:pPr>
+      <w:r>
+        <w:rPr>
+          <w:lang w:val="es_ES" w:bidi="es_ES"/>
+        </w:rPr>
+      </w:r>
+      <w:r>
+        <w:rPr>
+          <w:lang w:val="es_ES" w:bidi="es_ES"/>
+        </w:rPr>
+        <w:t>Nehemías dirigió a los israelitas en la reconstrucción de los muros de Jerusalén que habían sido destruidos por los babilonios.</w:t>
+      </w:r>
+    </w:p>
+    <w:p>
+      <w:pPr>
+        <w:pStyle w:val="ListBullet"/>
+        <w:spacing w:line="240" w:lineRule="auto"/>
+        <w:ind w:left="720"/>
+      </w:pPr>
+      <w:r>
+        <w:rPr>
+          <w:lang w:val="es_ES" w:bidi="es_ES"/>
+        </w:rPr>
+      </w:r>
+      <w:r>
+        <w:rPr>
+          <w:lang w:val="es_ES" w:bidi="es_ES"/>
+        </w:rPr>
+        <w:t>Durante doce años, Nehemías fue el gobernador de Jerusalén antes de regresar al palacio del rey.</w:t>
+      </w:r>
+    </w:p>
+    <w:p>
+      <w:pPr>
+        <w:pStyle w:val="ListBullet"/>
+        <w:spacing w:line="240" w:lineRule="auto"/>
+        <w:ind w:left="720"/>
+      </w:pPr>
+      <w:r>
+        <w:rPr>
+          <w:lang w:val="es_ES" w:bidi="es_ES"/>
+        </w:rPr>
+      </w:r>
+      <w:r>
+        <w:rPr>
+          <w:lang w:val="es_ES" w:bidi="es_ES"/>
+        </w:rPr>
+        <w:t>El libro del Antiguo Testamento de Nehemías cuenta la historia del trabajo de Nehemías en la reconstrucción de los muros y su gobierno del pueblo en Jerusalén.</w:t>
+      </w:r>
+    </w:p>
+    <w:p>
+      <w:pPr>
+        <w:pStyle w:val="ListBullet"/>
+        <w:spacing w:line="240" w:lineRule="auto"/>
+        <w:ind w:left="720"/>
+      </w:pPr>
+      <w:r>
+        <w:rPr>
+          <w:lang w:val="es_ES" w:bidi="es_ES"/>
+        </w:rPr>
+      </w:r>
+      <w:r>
+        <w:rPr>
+          <w:lang w:val="es_ES" w:bidi="es_ES"/>
+        </w:rPr>
+        <w:t>También había otros hombres llamados Nehemías en el Antiguo Testamento. Por lo general, se añadía el nombre del padre para distinguir de qué Nehemías se estaba hablando.</w:t>
+      </w:r>
+    </w:p>
+    <w:p>
+      <w:pPr/>
+      <w:r>
+        <w:rPr>
+          <w:lang w:val="es_ES" w:bidi="es_ES"/>
+        </w:rPr>
+      </w:r>
+      <w:r>
+        <w:rPr>
+          <w:lang w:val="es_ES" w:bidi="es_ES"/>
+        </w:rPr>
+        <w:t>(Sugerencias de traducción: Cómo traducir nombres).</w:t>
+      </w:r>
+    </w:p>
+    <w:p>
+      <w:pPr/>
+      <w:r>
+        <w:rPr>
+          <w:lang w:val="es_ES" w:bidi="es_ES"/>
+        </w:rPr>
+      </w:r>
+      <w:r>
+        <w:rPr>
+          <w:lang w:val="es_ES" w:bidi="es_ES"/>
+        </w:rPr>
+        <w:t xml:space="preserve">(Véase también: </w:t>
+      </w:r>
+      <w:r>
+        <w:rPr>
+          <w:lang w:val="es_ES" w:bidi="es_ES"/>
+        </w:rPr>
+        <w:t>Artajerjes</w:t>
+      </w:r>
+      <w:r>
+        <w:rPr>
+          <w:lang w:val="es_ES" w:bidi="es_ES"/>
+        </w:rPr>
+        <w:t xml:space="preserve">, </w:t>
+      </w:r>
+      <w:r>
+        <w:rPr>
+          <w:lang w:val="es_ES" w:bidi="es_ES"/>
+        </w:rPr>
+        <w:t>Babilonia</w:t>
+      </w:r>
+      <w:r>
+        <w:rPr>
+          <w:lang w:val="es_ES" w:bidi="es_ES"/>
+        </w:rPr>
+        <w:t xml:space="preserve">, </w:t>
+      </w:r>
+      <w:r>
+        <w:rPr>
+          <w:lang w:val="es_ES" w:bidi="es_ES"/>
+        </w:rPr>
+        <w:t>Jerusalén</w:t>
+      </w:r>
+      <w:r>
+        <w:rPr>
+          <w:lang w:val="es_ES" w:bidi="es_ES"/>
+        </w:rPr>
+        <w:t>, hijo).</w:t>
+      </w:r>
+    </w:p>
+    <w:p>
+      <w:pPr>
+        <w:pStyle w:val="Heading3"/>
+      </w:pPr>
+      <w:r>
+        <w:rPr>
+          <w:lang w:val="es_ES" w:bidi="es_ES"/>
+        </w:rPr>
+        <w:t>Referencias Bíblicas:</w:t>
+      </w:r>
+    </w:p>
+    <w:p>
+      <w:pPr>
+        <w:pStyle w:val="ListBullet"/>
+        <w:spacing w:line="240" w:lineRule="auto"/>
+        <w:ind w:left="720"/>
+      </w:pPr>
+      <w:r>
+        <w:rPr>
+          <w:lang w:val="es_ES" w:bidi="es_ES"/>
+        </w:rPr>
+      </w:r>
+      <w:r>
+        <w:rPr>
+          <w:lang w:val="es_ES" w:bidi="es_ES"/>
+        </w:rPr>
+        <w:t>Esdras 2:1–2</w:t>
+      </w:r>
+    </w:p>
+    <w:p>
+      <w:pPr>
+        <w:pStyle w:val="ListBullet"/>
+        <w:spacing w:line="240" w:lineRule="auto"/>
+        <w:ind w:left="720"/>
+      </w:pPr>
+      <w:r>
+        <w:rPr>
+          <w:lang w:val="es_ES" w:bidi="es_ES"/>
+        </w:rPr>
+      </w:r>
+      <w:r>
+        <w:rPr>
+          <w:lang w:val="es_ES" w:bidi="es_ES"/>
+        </w:rPr>
+        <w:t>Nehemías 1:2</w:t>
+      </w:r>
+    </w:p>
+    <w:p>
+      <w:pPr>
+        <w:pStyle w:val="ListBullet"/>
+        <w:spacing w:line="240" w:lineRule="auto"/>
+        <w:ind w:left="720"/>
+      </w:pPr>
+      <w:r>
+        <w:rPr>
+          <w:lang w:val="es_ES" w:bidi="es_ES"/>
+        </w:rPr>
+      </w:r>
+      <w:r>
+        <w:rPr>
+          <w:lang w:val="es_ES" w:bidi="es_ES"/>
+        </w:rPr>
+        <w:t>Nehemías 10:3</w:t>
+      </w:r>
+    </w:p>
+    <w:p>
+      <w:pPr>
+        <w:pStyle w:val="ListBullet"/>
+        <w:spacing w:line="240" w:lineRule="auto"/>
+        <w:ind w:left="720"/>
+      </w:pPr>
+      <w:r>
+        <w:rPr>
+          <w:lang w:val="es_ES" w:bidi="es_ES"/>
+        </w:rPr>
+      </w:r>
+      <w:r>
+        <w:rPr>
+          <w:lang w:val="es_ES" w:bidi="es_ES"/>
+        </w:rPr>
+        <w:t>Nehemías 12:46</w:t>
+      </w:r>
+    </w:p>
+    <w:p>
+      <w:pPr>
+        <w:pStyle w:val="Heading3"/>
+      </w:pPr>
+      <w:r>
+        <w:rPr>
+          <w:lang w:val="es_ES" w:bidi="es_ES"/>
+        </w:rPr>
         <w:t>Datos de la palabra:</w:t>
       </w:r>
     </w:p>
@@ -3918,7 +4965,7 @@
         <w:rPr>
           <w:lang w:val="es_ES" w:bidi="es_ES"/>
         </w:rPr>
-        <w:t>Strong’s: G34780, G34790, G34800</w:t>
+        <w:t>Strong’s: H5166</w:t>
       </w:r>
       <w:r>
         <w:rPr>
@@ -3947,7 +4994,7 @@
         <w:rPr>
           <w:lang w:val="es_ES" w:bidi="es_ES"/>
         </w:rPr>
-        <w:t>Neftalí</w:t>
+        <w:t>Neumático</w:t>
       </w:r>
       <w:r>
         <w:rPr>
@@ -3977,61 +5024,97 @@
         <w:rPr>
           <w:lang w:val="es_ES" w:bidi="es_ES"/>
         </w:rPr>
-        <w:t>Neftalí fue el sexto hijo de Jacob. Fue el segundo hijo de Bilha. Sus descendientes se convirtieron en una de las tribus de Israel.</w:t>
-      </w:r>
-    </w:p>
-    <w:p>
-      <w:pPr>
-        <w:pStyle w:val="ListBullet"/>
-        <w:spacing w:line="240" w:lineRule="auto"/>
-        <w:ind w:left="720"/>
-      </w:pPr>
-      <w:r>
-        <w:rPr>
-          <w:lang w:val="es_ES" w:bidi="es_ES"/>
-        </w:rPr>
-      </w:r>
-      <w:r>
-        <w:rPr>
-          <w:lang w:val="es_ES" w:bidi="es_ES"/>
-        </w:rPr>
-        <w:t>La tribu descendiente de él era conocida como la "tribu de Neftalí", "Neftalí" o "Neftalitas".</w:t>
-      </w:r>
-    </w:p>
-    <w:p>
-      <w:pPr>
-        <w:pStyle w:val="ListBullet"/>
-        <w:spacing w:line="240" w:lineRule="auto"/>
-        <w:ind w:left="720"/>
-      </w:pPr>
-      <w:r>
-        <w:rPr>
-          <w:lang w:val="es_ES" w:bidi="es_ES"/>
-        </w:rPr>
-      </w:r>
-      <w:r>
-        <w:rPr>
-          <w:lang w:val="es_ES" w:bidi="es_ES"/>
-        </w:rPr>
-        <w:t>El nombre Neftalí es similar a la palabra hebrea que significa "torcer, luchar".</w:t>
-      </w:r>
-    </w:p>
-    <w:p>
-      <w:pPr>
-        <w:pStyle w:val="ListBullet"/>
-        <w:spacing w:line="240" w:lineRule="auto"/>
-        <w:ind w:left="720"/>
-      </w:pPr>
-      <w:r>
-        <w:rPr>
-          <w:lang w:val="es_ES" w:bidi="es_ES"/>
-        </w:rPr>
-      </w:r>
-      <w:r>
-        <w:rPr>
-          <w:lang w:val="es_ES" w:bidi="es_ES"/>
-        </w:rPr>
-        <w:t>La tribu de Neftalí se asentó en la parte norte de Canaán, entre las tribus de Manasés y Aser. Su frontera oriental estaba en la costa occidental del mar de Cineret. Cuando se usa como el nombre de una región de tierra, el término "Neftalí" se refiere a la tierra dada a la tribu de Neftalí.</w:t>
+        <w:t>Tiro era una antigua ciudad cananea ubicada en la costa del mar Mediterráneo en una región que ahora es parte del actual país de Líbano. Su gente se llamaba "Tirios".</w:t>
+      </w:r>
+    </w:p>
+    <w:p>
+      <w:pPr>
+        <w:pStyle w:val="ListBullet"/>
+        <w:spacing w:line="240" w:lineRule="auto"/>
+        <w:ind w:left="720"/>
+      </w:pPr>
+      <w:r>
+        <w:rPr>
+          <w:lang w:val="es_ES" w:bidi="es_ES"/>
+        </w:rPr>
+      </w:r>
+      <w:r>
+        <w:rPr>
+          <w:lang w:val="es_ES" w:bidi="es_ES"/>
+        </w:rPr>
+        <w:t>Parte de la ciudad estaba situada en una isla en el mar, a aproximadamente un kilómetro del continente.</w:t>
+      </w:r>
+    </w:p>
+    <w:p>
+      <w:pPr>
+        <w:pStyle w:val="ListBullet"/>
+        <w:spacing w:line="240" w:lineRule="auto"/>
+        <w:ind w:left="720"/>
+      </w:pPr>
+      <w:r>
+        <w:rPr>
+          <w:lang w:val="es_ES" w:bidi="es_ES"/>
+        </w:rPr>
+      </w:r>
+      <w:r>
+        <w:rPr>
+          <w:lang w:val="es_ES" w:bidi="es_ES"/>
+        </w:rPr>
+        <w:t>Debido a su ubicación y sus valiosos recursos naturales, como los cedros, Tiro tenía una próspera industria comercial y era muy rica.</w:t>
+      </w:r>
+    </w:p>
+    <w:p>
+      <w:pPr>
+        <w:pStyle w:val="ListBullet"/>
+        <w:spacing w:line="240" w:lineRule="auto"/>
+        <w:ind w:left="720"/>
+      </w:pPr>
+      <w:r>
+        <w:rPr>
+          <w:lang w:val="es_ES" w:bidi="es_ES"/>
+        </w:rPr>
+      </w:r>
+      <w:r>
+        <w:rPr>
+          <w:lang w:val="es_ES" w:bidi="es_ES"/>
+        </w:rPr>
+        <w:t>El rey Hiram de Tiro envió madera de cedro y trabajadores calificados para ayudar a construir un palacio para el rey David.</w:t>
+      </w:r>
+    </w:p>
+    <w:p>
+      <w:pPr>
+        <w:pStyle w:val="ListBullet"/>
+        <w:spacing w:line="240" w:lineRule="auto"/>
+        <w:ind w:left="720"/>
+      </w:pPr>
+      <w:r>
+        <w:rPr>
+          <w:lang w:val="es_ES" w:bidi="es_ES"/>
+        </w:rPr>
+      </w:r>
+      <w:r>
+        <w:rPr>
+          <w:lang w:val="es_ES" w:bidi="es_ES"/>
+        </w:rPr>
+        <w:t>Años después, Hiram también envió al rey Salomón madera y trabajadores calificados para ayudar a construir el templo. Salomón le pagó con grandes cantidades de trigo y aceite de oliva.</w:t>
+      </w:r>
+    </w:p>
+    <w:p>
+      <w:pPr>
+        <w:pStyle w:val="ListBullet"/>
+        <w:spacing w:line="240" w:lineRule="auto"/>
+        <w:ind w:left="720"/>
+      </w:pPr>
+      <w:r>
+        <w:rPr>
+          <w:lang w:val="es_ES" w:bidi="es_ES"/>
+        </w:rPr>
+      </w:r>
+      <w:r>
+        <w:rPr>
+          <w:lang w:val="es_ES" w:bidi="es_ES"/>
+        </w:rPr>
+        <w:t>Tiro a menudo se asociaba con la antigua ciudad cercana de Sidón. Estas eran las ciudades más importantes de la región de Canaán llamada Fenicia.</w:t>
       </w:r>
     </w:p>
     <w:p>
@@ -4045,6 +5128,622 @@
         <w:rPr>
           <w:lang w:val="es_ES" w:bidi="es_ES"/>
         </w:rPr>
+        <w:t>(Sugerencias de traducción: Cómo traducir nombres)</w:t>
+      </w:r>
+    </w:p>
+    <w:p>
+      <w:pPr/>
+      <w:r>
+        <w:rPr>
+          <w:lang w:val="es_ES" w:bidi="es_ES"/>
+        </w:rPr>
+      </w:r>
+      <w:r>
+        <w:rPr>
+          <w:lang w:val="es_ES" w:bidi="es_ES"/>
+        </w:rPr>
+        <w:t xml:space="preserve">(Ver también: </w:t>
+      </w:r>
+      <w:r>
+        <w:rPr>
+          <w:lang w:val="es_ES" w:bidi="es_ES"/>
+        </w:rPr>
+        <w:t>Canaán</w:t>
+      </w:r>
+      <w:r>
+        <w:rPr>
+          <w:lang w:val="es_ES" w:bidi="es_ES"/>
+        </w:rPr>
+        <w:t xml:space="preserve">, </w:t>
+      </w:r>
+      <w:r>
+        <w:rPr>
+          <w:lang w:val="es_ES" w:bidi="es_ES"/>
+        </w:rPr>
+        <w:t>cedro</w:t>
+      </w:r>
+      <w:r>
+        <w:rPr>
+          <w:lang w:val="es_ES" w:bidi="es_ES"/>
+        </w:rPr>
+        <w:t xml:space="preserve">, </w:t>
+      </w:r>
+      <w:r>
+        <w:rPr>
+          <w:lang w:val="es_ES" w:bidi="es_ES"/>
+        </w:rPr>
+        <w:t>Israel</w:t>
+      </w:r>
+      <w:r>
+        <w:rPr>
+          <w:lang w:val="es_ES" w:bidi="es_ES"/>
+        </w:rPr>
+        <w:t xml:space="preserve">, el mar, Fenicia, </w:t>
+      </w:r>
+      <w:r>
+        <w:rPr>
+          <w:lang w:val="es_ES" w:bidi="es_ES"/>
+        </w:rPr>
+        <w:t>Sidón</w:t>
+      </w:r>
+      <w:r>
+        <w:rPr>
+          <w:lang w:val="es_ES" w:bidi="es_ES"/>
+        </w:rPr>
+        <w:t>)</w:t>
+      </w:r>
+    </w:p>
+    <w:p>
+      <w:pPr>
+        <w:pStyle w:val="Heading3"/>
+      </w:pPr>
+      <w:r>
+        <w:rPr>
+          <w:lang w:val="es_ES" w:bidi="es_ES"/>
+        </w:rPr>
+        <w:t>Referencias Bíblicas:</w:t>
+      </w:r>
+    </w:p>
+    <w:p>
+      <w:pPr>
+        <w:pStyle w:val="ListBullet"/>
+        <w:spacing w:line="240" w:lineRule="auto"/>
+        <w:ind w:left="720"/>
+      </w:pPr>
+      <w:r>
+        <w:rPr>
+          <w:lang w:val="es_ES" w:bidi="es_ES"/>
+        </w:rPr>
+      </w:r>
+      <w:r>
+        <w:rPr>
+          <w:lang w:val="es_ES" w:bidi="es_ES"/>
+        </w:rPr>
+        <w:t>Hechos 12:20</w:t>
+      </w:r>
+    </w:p>
+    <w:p>
+      <w:pPr>
+        <w:pStyle w:val="ListBullet"/>
+        <w:spacing w:line="240" w:lineRule="auto"/>
+        <w:ind w:left="720"/>
+      </w:pPr>
+      <w:r>
+        <w:rPr>
+          <w:lang w:val="es_ES" w:bidi="es_ES"/>
+        </w:rPr>
+      </w:r>
+      <w:r>
+        <w:rPr>
+          <w:lang w:val="es_ES" w:bidi="es_ES"/>
+        </w:rPr>
+        <w:t>Marcos 3:7–8</w:t>
+      </w:r>
+    </w:p>
+    <w:p>
+      <w:pPr>
+        <w:pStyle w:val="ListBullet"/>
+        <w:spacing w:line="240" w:lineRule="auto"/>
+        <w:ind w:left="720"/>
+      </w:pPr>
+      <w:r>
+        <w:rPr>
+          <w:lang w:val="es_ES" w:bidi="es_ES"/>
+        </w:rPr>
+      </w:r>
+      <w:r>
+        <w:rPr>
+          <w:lang w:val="es_ES" w:bidi="es_ES"/>
+        </w:rPr>
+        <w:t>Mateo 11:22</w:t>
+      </w:r>
+    </w:p>
+    <w:p>
+      <w:pPr>
+        <w:pStyle w:val="ListBullet"/>
+        <w:spacing w:line="240" w:lineRule="auto"/>
+        <w:ind w:left="720"/>
+      </w:pPr>
+      <w:r>
+        <w:rPr>
+          <w:lang w:val="es_ES" w:bidi="es_ES"/>
+        </w:rPr>
+      </w:r>
+      <w:r>
+        <w:rPr>
+          <w:lang w:val="es_ES" w:bidi="es_ES"/>
+        </w:rPr>
+        <w:t>Mateo 15:22</w:t>
+      </w:r>
+    </w:p>
+    <w:p>
+      <w:pPr>
+        <w:pStyle w:val="Heading3"/>
+      </w:pPr>
+      <w:r>
+        <w:rPr>
+          <w:lang w:val="es_ES" w:bidi="es_ES"/>
+        </w:rPr>
+        <w:t>Datos de la Palabra:</w:t>
+      </w:r>
+    </w:p>
+    <w:p>
+      <w:pPr>
+        <w:pStyle w:val="ListBullet"/>
+        <w:spacing w:line="240" w:lineRule="auto"/>
+        <w:ind w:left="720"/>
+      </w:pPr>
+      <w:r>
+        <w:rPr>
+          <w:lang w:val="es_ES" w:bidi="es_ES"/>
+        </w:rPr>
+      </w:r>
+      <w:r>
+        <w:rPr>
+          <w:lang w:val="es_ES" w:bidi="es_ES"/>
+        </w:rPr>
+        <w:t>Strong’s: H6865, H6876, G51830, G51840</w:t>
+      </w:r>
+      <w:r>
+        <w:rPr>
+          <w:lang w:val="es_ES" w:bidi="es_ES"/>
+        </w:rPr>
+      </w:r>
+      <w:r>
+        <w:rPr>
+          <w:lang w:val="es_ES" w:bidi="es_ES"/>
+        </w:rPr>
+      </w:r>
+    </w:p>
+    <w:p>
+      <w:pPr/>
+      <w:r>
+        <w:rPr>
+          <w:lang w:val="es_ES" w:bidi="es_ES"/>
+        </w:rPr>
+      </w:r>
+    </w:p>
+    <w:p>
+      <w:pPr>
+        <w:pStyle w:val="Heading2"/>
+      </w:pPr>
+      <w:r>
+        <w:rPr>
+          <w:lang w:val="es_ES" w:bidi="es_ES"/>
+        </w:rPr>
+        <w:t>Nieve</w:t>
+      </w:r>
+      <w:r>
+        <w:rPr>
+          <w:lang w:val="es_ES" w:bidi="es_ES"/>
+        </w:rPr>
+      </w:r>
+    </w:p>
+    <w:p>
+      <w:pPr>
+        <w:pStyle w:val="Heading3"/>
+      </w:pPr>
+      <w:r>
+        <w:rPr>
+          <w:lang w:val="es_ES" w:bidi="es_ES"/>
+        </w:rPr>
+        <w:t>Hechos:</w:t>
+      </w:r>
+    </w:p>
+    <w:p>
+      <w:pPr/>
+      <w:r>
+        <w:rPr>
+          <w:lang w:val="es_ES" w:bidi="es_ES"/>
+        </w:rPr>
+      </w:r>
+      <w:r>
+        <w:rPr>
+          <w:lang w:val="es_ES" w:bidi="es_ES"/>
+        </w:rPr>
+        <w:t>El término "nieve" se refiere a copos blancos de agua congelada que pueden caer de las nubes en lugares donde la temperatura del aire es fría.</w:t>
+      </w:r>
+    </w:p>
+    <w:p>
+      <w:pPr>
+        <w:pStyle w:val="ListBullet"/>
+        <w:spacing w:line="240" w:lineRule="auto"/>
+        <w:ind w:left="720"/>
+      </w:pPr>
+      <w:r>
+        <w:rPr>
+          <w:lang w:val="es_ES" w:bidi="es_ES"/>
+        </w:rPr>
+      </w:r>
+      <w:r>
+        <w:rPr>
+          <w:lang w:val="es_ES" w:bidi="es_ES"/>
+        </w:rPr>
+        <w:t>La nieve cae en lugares de mayor elevación en Israel, pero no siempre permanece en el suelo mucho tiempo antes de derretirse. Las cumbres de las montañas tienden a tener nieve que dura más tiempo. Un ejemplo de un lugar mencionado en la Biblia que tiene nieve es el Monte Líbano.</w:t>
+      </w:r>
+    </w:p>
+    <w:p>
+      <w:pPr>
+        <w:pStyle w:val="ListBullet"/>
+        <w:spacing w:line="240" w:lineRule="auto"/>
+        <w:ind w:left="720"/>
+      </w:pPr>
+      <w:r>
+        <w:rPr>
+          <w:lang w:val="es_ES" w:bidi="es_ES"/>
+        </w:rPr>
+      </w:r>
+      <w:r>
+        <w:rPr>
+          <w:lang w:val="es_ES" w:bidi="es_ES"/>
+        </w:rPr>
+        <w:t>Algo que es muy blanco a menudo tiene su color comparado con el color de la nieve. Por ejemplo, en el libro de Apocalipsis, la ropa y el cabello de Jesús fueron descritos como siendo "blancos como la nieve".</w:t>
+      </w:r>
+    </w:p>
+    <w:p>
+      <w:pPr>
+        <w:pStyle w:val="ListBullet"/>
+        <w:spacing w:line="240" w:lineRule="auto"/>
+        <w:ind w:left="720"/>
+      </w:pPr>
+      <w:r>
+        <w:rPr>
+          <w:lang w:val="es_ES" w:bidi="es_ES"/>
+        </w:rPr>
+      </w:r>
+      <w:r>
+        <w:rPr>
+          <w:lang w:val="es_ES" w:bidi="es_ES"/>
+        </w:rPr>
+        <w:t>La blancura de la nieve también simboliza pureza y limpieza. Por ejemplo, la afirmación de que nuestros "pecados serán tan blancos como la nieve" significa que Dios limpiará completamente a su pueblo de sus pecados.</w:t>
+      </w:r>
+    </w:p>
+    <w:p>
+      <w:pPr>
+        <w:pStyle w:val="ListBullet"/>
+        <w:spacing w:line="240" w:lineRule="auto"/>
+        <w:ind w:left="720"/>
+      </w:pPr>
+      <w:r>
+        <w:rPr>
+          <w:lang w:val="es_ES" w:bidi="es_ES"/>
+        </w:rPr>
+      </w:r>
+      <w:r>
+        <w:rPr>
+          <w:lang w:val="es_ES" w:bidi="es_ES"/>
+        </w:rPr>
+        <w:t>Algunos idiomas podrían referirse a la nieve como "lluvia congelada", "copos de hielo" o "copos congelados".</w:t>
+      </w:r>
+    </w:p>
+    <w:p>
+      <w:pPr>
+        <w:pStyle w:val="ListBullet"/>
+        <w:spacing w:line="240" w:lineRule="auto"/>
+        <w:ind w:left="720"/>
+      </w:pPr>
+      <w:r>
+        <w:rPr>
+          <w:lang w:val="es_ES" w:bidi="es_ES"/>
+        </w:rPr>
+      </w:r>
+      <w:r>
+        <w:rPr>
+          <w:lang w:val="es_ES" w:bidi="es_ES"/>
+        </w:rPr>
+        <w:t>“Agua de nieve” se refiere al agua que proviene de la nieve derretida.</w:t>
+      </w:r>
+    </w:p>
+    <w:p>
+      <w:pPr/>
+      <w:r>
+        <w:rPr>
+          <w:lang w:val="es_ES" w:bidi="es_ES"/>
+        </w:rPr>
+      </w:r>
+      <w:r>
+        <w:rPr>
+          <w:lang w:val="es_ES" w:bidi="es_ES"/>
+        </w:rPr>
+        <w:t>(Ver también: Cómo Traducir lo Desconocido)</w:t>
+      </w:r>
+    </w:p>
+    <w:p>
+      <w:pPr/>
+      <w:r>
+        <w:rPr>
+          <w:lang w:val="es_ES" w:bidi="es_ES"/>
+        </w:rPr>
+      </w:r>
+      <w:r>
+        <w:rPr>
+          <w:lang w:val="es_ES" w:bidi="es_ES"/>
+        </w:rPr>
+        <w:t>(Sugerencias de traducción: Traducir Nombres)</w:t>
+      </w:r>
+    </w:p>
+    <w:p>
+      <w:pPr/>
+      <w:r>
+        <w:rPr>
+          <w:lang w:val="es_ES" w:bidi="es_ES"/>
+        </w:rPr>
+      </w:r>
+      <w:r>
+        <w:rPr>
+          <w:lang w:val="es_ES" w:bidi="es_ES"/>
+        </w:rPr>
+        <w:t xml:space="preserve">(Ver también: </w:t>
+      </w:r>
+      <w:r>
+        <w:rPr>
+          <w:lang w:val="es_ES" w:bidi="es_ES"/>
+        </w:rPr>
+        <w:t>Líbano</w:t>
+      </w:r>
+      <w:r>
+        <w:rPr>
+          <w:lang w:val="es_ES" w:bidi="es_ES"/>
+        </w:rPr>
+        <w:t>, puro)</w:t>
+      </w:r>
+    </w:p>
+    <w:p>
+      <w:pPr>
+        <w:pStyle w:val="Heading3"/>
+      </w:pPr>
+      <w:r>
+        <w:rPr>
+          <w:lang w:val="es_ES" w:bidi="es_ES"/>
+        </w:rPr>
+        <w:t>Referencias Bíblicas:</w:t>
+      </w:r>
+    </w:p>
+    <w:p>
+      <w:pPr>
+        <w:pStyle w:val="ListBullet"/>
+        <w:spacing w:line="240" w:lineRule="auto"/>
+        <w:ind w:left="720"/>
+      </w:pPr>
+      <w:r>
+        <w:rPr>
+          <w:lang w:val="es_ES" w:bidi="es_ES"/>
+        </w:rPr>
+      </w:r>
+      <w:r>
+        <w:rPr>
+          <w:lang w:val="es_ES" w:bidi="es_ES"/>
+        </w:rPr>
+        <w:t>Éxodo 4:6</w:t>
+      </w:r>
+    </w:p>
+    <w:p>
+      <w:pPr>
+        <w:pStyle w:val="ListBullet"/>
+        <w:spacing w:line="240" w:lineRule="auto"/>
+        <w:ind w:left="720"/>
+      </w:pPr>
+      <w:r>
+        <w:rPr>
+          <w:lang w:val="es_ES" w:bidi="es_ES"/>
+        </w:rPr>
+      </w:r>
+      <w:r>
+        <w:rPr>
+          <w:lang w:val="es_ES" w:bidi="es_ES"/>
+        </w:rPr>
+        <w:t>Job 37:4–6</w:t>
+      </w:r>
+    </w:p>
+    <w:p>
+      <w:pPr>
+        <w:pStyle w:val="ListBullet"/>
+        <w:spacing w:line="240" w:lineRule="auto"/>
+        <w:ind w:left="720"/>
+      </w:pPr>
+      <w:r>
+        <w:rPr>
+          <w:lang w:val="es_ES" w:bidi="es_ES"/>
+        </w:rPr>
+      </w:r>
+      <w:r>
+        <w:rPr>
+          <w:lang w:val="es_ES" w:bidi="es_ES"/>
+        </w:rPr>
+        <w:t>Mateo 28:3</w:t>
+      </w:r>
+    </w:p>
+    <w:p>
+      <w:pPr>
+        <w:pStyle w:val="ListBullet"/>
+        <w:spacing w:line="240" w:lineRule="auto"/>
+        <w:ind w:left="720"/>
+      </w:pPr>
+      <w:r>
+        <w:rPr>
+          <w:lang w:val="es_ES" w:bidi="es_ES"/>
+        </w:rPr>
+      </w:r>
+      <w:r>
+        <w:rPr>
+          <w:lang w:val="es_ES" w:bidi="es_ES"/>
+        </w:rPr>
+        <w:t>Salmos 147:16</w:t>
+      </w:r>
+    </w:p>
+    <w:p>
+      <w:pPr>
+        <w:pStyle w:val="ListBullet"/>
+        <w:spacing w:line="240" w:lineRule="auto"/>
+        <w:ind w:left="720"/>
+      </w:pPr>
+      <w:r>
+        <w:rPr>
+          <w:lang w:val="es_ES" w:bidi="es_ES"/>
+        </w:rPr>
+      </w:r>
+      <w:r>
+        <w:rPr>
+          <w:lang w:val="es_ES" w:bidi="es_ES"/>
+        </w:rPr>
+        <w:t>Apocalipsis 1:14</w:t>
+      </w:r>
+    </w:p>
+    <w:p>
+      <w:pPr>
+        <w:pStyle w:val="Heading3"/>
+      </w:pPr>
+      <w:r>
+        <w:rPr>
+          <w:lang w:val="es_ES" w:bidi="es_ES"/>
+        </w:rPr>
+        <w:t>Datos de Palabra:</w:t>
+      </w:r>
+    </w:p>
+    <w:p>
+      <w:pPr>
+        <w:pStyle w:val="ListBullet"/>
+        <w:spacing w:line="240" w:lineRule="auto"/>
+        <w:ind w:left="720"/>
+      </w:pPr>
+      <w:r>
+        <w:rPr>
+          <w:lang w:val="es_ES" w:bidi="es_ES"/>
+        </w:rPr>
+      </w:r>
+      <w:r>
+        <w:rPr>
+          <w:lang w:val="es_ES" w:bidi="es_ES"/>
+        </w:rPr>
+        <w:t>Strong: H7949, H7950, H8517, G55100</w:t>
+      </w:r>
+      <w:r>
+        <w:rPr>
+          <w:lang w:val="es_ES" w:bidi="es_ES"/>
+        </w:rPr>
+      </w:r>
+      <w:r>
+        <w:rPr>
+          <w:lang w:val="es_ES" w:bidi="es_ES"/>
+        </w:rPr>
+      </w:r>
+    </w:p>
+    <w:p>
+      <w:pPr/>
+      <w:r>
+        <w:rPr>
+          <w:lang w:val="es_ES" w:bidi="es_ES"/>
+        </w:rPr>
+      </w:r>
+    </w:p>
+    <w:p>
+      <w:pPr>
+        <w:pStyle w:val="Heading2"/>
+      </w:pPr>
+      <w:r>
+        <w:rPr>
+          <w:lang w:val="es_ES" w:bidi="es_ES"/>
+        </w:rPr>
+        <w:t>Nínive</w:t>
+      </w:r>
+      <w:r>
+        <w:rPr>
+          <w:lang w:val="es_ES" w:bidi="es_ES"/>
+        </w:rPr>
+      </w:r>
+    </w:p>
+    <w:p>
+      <w:pPr>
+        <w:pStyle w:val="Heading3"/>
+      </w:pPr>
+      <w:r>
+        <w:rPr>
+          <w:lang w:val="es_ES" w:bidi="es_ES"/>
+        </w:rPr>
+        <w:t>Hechos:</w:t>
+      </w:r>
+    </w:p>
+    <w:p>
+      <w:pPr/>
+      <w:r>
+        <w:rPr>
+          <w:lang w:val="es_ES" w:bidi="es_ES"/>
+        </w:rPr>
+      </w:r>
+      <w:r>
+        <w:rPr>
+          <w:lang w:val="es_ES" w:bidi="es_ES"/>
+        </w:rPr>
+        <w:t>Nínive fue la ciudad capital del imperio asirio. Un "ninivita" era una persona que vivía en Nínive.</w:t>
+      </w:r>
+    </w:p>
+    <w:p>
+      <w:pPr>
+        <w:pStyle w:val="ListBullet"/>
+        <w:spacing w:line="240" w:lineRule="auto"/>
+        <w:ind w:left="720"/>
+      </w:pPr>
+      <w:r>
+        <w:rPr>
+          <w:lang w:val="es_ES" w:bidi="es_ES"/>
+        </w:rPr>
+      </w:r>
+      <w:r>
+        <w:rPr>
+          <w:lang w:val="es_ES" w:bidi="es_ES"/>
+        </w:rPr>
+        <w:t>Dios envió al profeta Jonás para advertir a los ninivitas que se apartaran de sus malos caminos. La gente dejó de actuar con tanta violencia y Dios no los destruyó en ese momento.</w:t>
+      </w:r>
+    </w:p>
+    <w:p>
+      <w:pPr>
+        <w:pStyle w:val="ListBullet"/>
+        <w:spacing w:line="240" w:lineRule="auto"/>
+        <w:ind w:left="720"/>
+      </w:pPr>
+      <w:r>
+        <w:rPr>
+          <w:lang w:val="es_ES" w:bidi="es_ES"/>
+        </w:rPr>
+      </w:r>
+      <w:r>
+        <w:rPr>
+          <w:lang w:val="es_ES" w:bidi="es_ES"/>
+        </w:rPr>
+        <w:t>Los profetas Nahúm y Sofonías profetizaron que Dios destruiría Nínive como juicio por su pecado.</w:t>
+      </w:r>
+    </w:p>
+    <w:p>
+      <w:pPr/>
+      <w:r>
+        <w:rPr>
+          <w:lang w:val="es_ES" w:bidi="es_ES"/>
+        </w:rPr>
+      </w:r>
+      <w:r>
+        <w:rPr>
+          <w:lang w:val="es_ES" w:bidi="es_ES"/>
+        </w:rPr>
         <w:t>(Sugerencias de traducción: Cómo traducir nombres).</w:t>
       </w:r>
     </w:p>
@@ -4059,13 +5758,13 @@
         <w:rPr>
           <w:lang w:val="es_ES" w:bidi="es_ES"/>
         </w:rPr>
-        <w:t xml:space="preserve">(Ver también: </w:t>
-      </w:r>
-      <w:r>
-        <w:rPr>
-          <w:lang w:val="es_ES" w:bidi="es_ES"/>
-        </w:rPr>
-        <w:t>doce tribus de Israel</w:t>
+        <w:t xml:space="preserve">(Véase también: </w:t>
+      </w:r>
+      <w:r>
+        <w:rPr>
+          <w:lang w:val="es_ES" w:bidi="es_ES"/>
+        </w:rPr>
+        <w:t>Asiria</w:t>
       </w:r>
       <w:r>
         <w:rPr>
@@ -4077,7 +5776,7 @@
         <w:rPr>
           <w:lang w:val="es_ES" w:bidi="es_ES"/>
         </w:rPr>
-        <w:t>Jacob</w:t>
+        <w:t>Jonás</w:t>
       </w:r>
       <w:r>
         <w:rPr>
@@ -4089,1784 +5788,13 @@
         <w:rPr>
           <w:lang w:val="es_ES" w:bidi="es_ES"/>
         </w:rPr>
-        <w:t>Bilha</w:t>
-      </w:r>
-      <w:r>
-        <w:rPr>
-          <w:lang w:val="es_ES" w:bidi="es_ES"/>
-        </w:rPr>
-        <w:t>).</w:t>
-      </w:r>
-    </w:p>
-    <w:p>
-      <w:pPr>
-        <w:pStyle w:val="Heading3"/>
-      </w:pPr>
-      <w:r>
-        <w:rPr>
-          <w:lang w:val="es_ES" w:bidi="es_ES"/>
-        </w:rPr>
-        <w:t>Referencias Bíblicas:</w:t>
-      </w:r>
-    </w:p>
-    <w:p>
-      <w:pPr>
-        <w:pStyle w:val="ListBullet"/>
-        <w:spacing w:line="240" w:lineRule="auto"/>
-        <w:ind w:left="720"/>
-      </w:pPr>
-      <w:r>
-        <w:rPr>
-          <w:lang w:val="es_ES" w:bidi="es_ES"/>
-        </w:rPr>
-      </w:r>
-      <w:r>
-        <w:rPr>
-          <w:lang w:val="es_ES" w:bidi="es_ES"/>
-        </w:rPr>
-        <w:t>1 Reyes 4:15</w:t>
-      </w:r>
-    </w:p>
-    <w:p>
-      <w:pPr>
-        <w:pStyle w:val="ListBullet"/>
-        <w:spacing w:line="240" w:lineRule="auto"/>
-        <w:ind w:left="720"/>
-      </w:pPr>
-      <w:r>
-        <w:rPr>
-          <w:lang w:val="es_ES" w:bidi="es_ES"/>
-        </w:rPr>
-      </w:r>
-      <w:r>
-        <w:rPr>
-          <w:lang w:val="es_ES" w:bidi="es_ES"/>
-        </w:rPr>
-        <w:t>Deuteronomio 27:13–14</w:t>
-      </w:r>
-    </w:p>
-    <w:p>
-      <w:pPr>
-        <w:pStyle w:val="ListBullet"/>
-        <w:spacing w:line="240" w:lineRule="auto"/>
-        <w:ind w:left="720"/>
-      </w:pPr>
-      <w:r>
-        <w:rPr>
-          <w:lang w:val="es_ES" w:bidi="es_ES"/>
-        </w:rPr>
-      </w:r>
-      <w:r>
-        <w:rPr>
-          <w:lang w:val="es_ES" w:bidi="es_ES"/>
-        </w:rPr>
-        <w:t>Ezequiel 48:1–3</w:t>
-      </w:r>
-    </w:p>
-    <w:p>
-      <w:pPr>
-        <w:pStyle w:val="ListBullet"/>
-        <w:spacing w:line="240" w:lineRule="auto"/>
-        <w:ind w:left="720"/>
-      </w:pPr>
-      <w:r>
-        <w:rPr>
-          <w:lang w:val="es_ES" w:bidi="es_ES"/>
-        </w:rPr>
-      </w:r>
-      <w:r>
-        <w:rPr>
-          <w:lang w:val="es_ES" w:bidi="es_ES"/>
-        </w:rPr>
-        <w:t>Génesis 30:8</w:t>
-      </w:r>
-    </w:p>
-    <w:p>
-      <w:pPr>
-        <w:pStyle w:val="ListBullet"/>
-        <w:spacing w:line="240" w:lineRule="auto"/>
-        <w:ind w:left="720"/>
-      </w:pPr>
-      <w:r>
-        <w:rPr>
-          <w:lang w:val="es_ES" w:bidi="es_ES"/>
-        </w:rPr>
-      </w:r>
-      <w:r>
-        <w:rPr>
-          <w:lang w:val="es_ES" w:bidi="es_ES"/>
-        </w:rPr>
-        <w:t>Jueces 1:33</w:t>
-      </w:r>
-    </w:p>
-    <w:p>
-      <w:pPr>
-        <w:pStyle w:val="ListBullet"/>
-        <w:spacing w:line="240" w:lineRule="auto"/>
-        <w:ind w:left="720"/>
-      </w:pPr>
-      <w:r>
-        <w:rPr>
-          <w:lang w:val="es_ES" w:bidi="es_ES"/>
-        </w:rPr>
-      </w:r>
-      <w:r>
-        <w:rPr>
-          <w:lang w:val="es_ES" w:bidi="es_ES"/>
-        </w:rPr>
-        <w:t>Mateo 4:13</w:t>
-      </w:r>
-    </w:p>
-    <w:p>
-      <w:pPr>
-        <w:pStyle w:val="Heading3"/>
-      </w:pPr>
-      <w:r>
-        <w:rPr>
-          <w:lang w:val="es_ES" w:bidi="es_ES"/>
-        </w:rPr>
-        <w:t>Datos de la palabra:</w:t>
-      </w:r>
-    </w:p>
-    <w:p>
-      <w:pPr>
-        <w:pStyle w:val="ListBullet"/>
-        <w:spacing w:line="240" w:lineRule="auto"/>
-        <w:ind w:left="720"/>
-      </w:pPr>
-      <w:r>
-        <w:rPr>
-          <w:lang w:val="es_ES" w:bidi="es_ES"/>
-        </w:rPr>
-      </w:r>
-      <w:r>
-        <w:rPr>
-          <w:lang w:val="es_ES" w:bidi="es_ES"/>
-        </w:rPr>
-        <w:t>Strong’s: H5321, G35080</w:t>
-      </w:r>
-      <w:r>
-        <w:rPr>
-          <w:lang w:val="es_ES" w:bidi="es_ES"/>
-        </w:rPr>
-      </w:r>
-      <w:r>
-        <w:rPr>
-          <w:lang w:val="es_ES" w:bidi="es_ES"/>
-        </w:rPr>
-      </w:r>
-    </w:p>
-    <w:p>
-      <w:pPr/>
-      <w:r>
-        <w:rPr>
-          <w:lang w:val="es_ES" w:bidi="es_ES"/>
-        </w:rPr>
-      </w:r>
-    </w:p>
-    <w:p>
-      <w:pPr>
-        <w:pStyle w:val="Heading2"/>
-      </w:pPr>
-      <w:r>
-        <w:rPr>
-          <w:lang w:val="es_ES" w:bidi="es_ES"/>
-        </w:rPr>
-        <w:t>Neguev</w:t>
-      </w:r>
-      <w:r>
-        <w:rPr>
-          <w:lang w:val="es_ES" w:bidi="es_ES"/>
-        </w:rPr>
-      </w:r>
-    </w:p>
-    <w:p>
-      <w:pPr>
-        <w:pStyle w:val="Heading3"/>
-      </w:pPr>
-      <w:r>
-        <w:rPr>
-          <w:lang w:val="es_ES" w:bidi="es_ES"/>
-        </w:rPr>
-        <w:t>Hechos:</w:t>
-      </w:r>
-    </w:p>
-    <w:p>
-      <w:pPr/>
-      <w:r>
-        <w:rPr>
-          <w:lang w:val="es_ES" w:bidi="es_ES"/>
-        </w:rPr>
-      </w:r>
-      <w:r>
-        <w:rPr>
-          <w:lang w:val="es_ES" w:bidi="es_ES"/>
-        </w:rPr>
-        <w:t>El Neguev es una región desértica en la parte sur de Israel, al suroeste del Mar Muerto.</w:t>
-      </w:r>
-    </w:p>
-    <w:p>
-      <w:pPr>
-        <w:pStyle w:val="ListBullet"/>
-        <w:spacing w:line="240" w:lineRule="auto"/>
-        <w:ind w:left="720"/>
-      </w:pPr>
-      <w:r>
-        <w:rPr>
-          <w:lang w:val="es_ES" w:bidi="es_ES"/>
-        </w:rPr>
-      </w:r>
-      <w:r>
-        <w:rPr>
-          <w:lang w:val="es_ES" w:bidi="es_ES"/>
-        </w:rPr>
-        <w:t>La palabra original significa "el sur", y algunas versiones en español la traducen de esta manera.</w:t>
-      </w:r>
-    </w:p>
-    <w:p>
-      <w:pPr>
-        <w:pStyle w:val="ListBullet"/>
-        <w:spacing w:line="240" w:lineRule="auto"/>
-        <w:ind w:left="720"/>
-      </w:pPr>
-      <w:r>
-        <w:rPr>
-          <w:lang w:val="es_ES" w:bidi="es_ES"/>
-        </w:rPr>
-      </w:r>
-      <w:r>
-        <w:rPr>
-          <w:lang w:val="es_ES" w:bidi="es_ES"/>
-        </w:rPr>
-        <w:t>Podría ser que el "sur" no esté ubicado donde está el desierto del Neguev hoy en día.</w:t>
-      </w:r>
-    </w:p>
-    <w:p>
-      <w:pPr>
-        <w:pStyle w:val="ListBullet"/>
-        <w:spacing w:line="240" w:lineRule="auto"/>
-        <w:ind w:left="720"/>
-      </w:pPr>
-      <w:r>
-        <w:rPr>
-          <w:lang w:val="es_ES" w:bidi="es_ES"/>
-        </w:rPr>
-      </w:r>
-      <w:r>
-        <w:rPr>
-          <w:lang w:val="es_ES" w:bidi="es_ES"/>
-        </w:rPr>
-        <w:t>Cuando Abraham vivía en la ciudad de Cades, se encontraba en el Neguev o región del sur.</w:t>
-      </w:r>
-    </w:p>
-    <w:p>
-      <w:pPr>
-        <w:pStyle w:val="ListBullet"/>
-        <w:spacing w:line="240" w:lineRule="auto"/>
-        <w:ind w:left="720"/>
-      </w:pPr>
-      <w:r>
-        <w:rPr>
-          <w:lang w:val="es_ES" w:bidi="es_ES"/>
-        </w:rPr>
-      </w:r>
-      <w:r>
-        <w:rPr>
-          <w:lang w:val="es_ES" w:bidi="es_ES"/>
-        </w:rPr>
-        <w:t>Isaac vivía en el Negev cuando Rebeca viajó para conocerlo y convertirse en su esposa.</w:t>
-      </w:r>
-    </w:p>
-    <w:p>
-      <w:pPr>
-        <w:pStyle w:val="ListBullet"/>
-        <w:spacing w:line="240" w:lineRule="auto"/>
-        <w:ind w:left="720"/>
-      </w:pPr>
-      <w:r>
-        <w:rPr>
-          <w:lang w:val="es_ES" w:bidi="es_ES"/>
-        </w:rPr>
-      </w:r>
-      <w:r>
-        <w:rPr>
-          <w:lang w:val="es_ES" w:bidi="es_ES"/>
-        </w:rPr>
-        <w:t>Las tribus judías de Judá y Simeón vivían en esta región sur.</w:t>
-      </w:r>
-    </w:p>
-    <w:p>
-      <w:pPr>
-        <w:pStyle w:val="ListBullet"/>
-        <w:spacing w:line="240" w:lineRule="auto"/>
-        <w:ind w:left="720"/>
-      </w:pPr>
-      <w:r>
-        <w:rPr>
-          <w:lang w:val="es_ES" w:bidi="es_ES"/>
-        </w:rPr>
-      </w:r>
-      <w:r>
-        <w:rPr>
-          <w:lang w:val="es_ES" w:bidi="es_ES"/>
-        </w:rPr>
-        <w:t>La ciudad más grande de la región del Neguev era Beerseba.</w:t>
-      </w:r>
-    </w:p>
-    <w:p>
-      <w:pPr/>
-      <w:r>
-        <w:rPr>
-          <w:lang w:val="es_ES" w:bidi="es_ES"/>
-        </w:rPr>
-      </w:r>
-      <w:r>
-        <w:rPr>
-          <w:lang w:val="es_ES" w:bidi="es_ES"/>
-        </w:rPr>
-        <w:t>(Sugerencias de traducción: Cómo traducir nombres)</w:t>
-      </w:r>
-    </w:p>
-    <w:p>
-      <w:pPr/>
-      <w:r>
-        <w:rPr>
-          <w:lang w:val="es_ES" w:bidi="es_ES"/>
-        </w:rPr>
-      </w:r>
-      <w:r>
-        <w:rPr>
-          <w:lang w:val="es_ES" w:bidi="es_ES"/>
-        </w:rPr>
-        <w:t xml:space="preserve">(Véase también: </w:t>
-      </w:r>
-      <w:r>
-        <w:rPr>
-          <w:lang w:val="es_ES" w:bidi="es_ES"/>
-        </w:rPr>
-        <w:t>Abraham</w:t>
-      </w:r>
-      <w:r>
-        <w:rPr>
-          <w:lang w:val="es_ES" w:bidi="es_ES"/>
-        </w:rPr>
-        <w:t xml:space="preserve">, </w:t>
-      </w:r>
-      <w:r>
-        <w:rPr>
-          <w:lang w:val="es_ES" w:bidi="es_ES"/>
-        </w:rPr>
-        <w:t>Beerseba</w:t>
-      </w:r>
-      <w:r>
-        <w:rPr>
-          <w:lang w:val="es_ES" w:bidi="es_ES"/>
-        </w:rPr>
-        <w:t xml:space="preserve">, </w:t>
-      </w:r>
-      <w:r>
-        <w:rPr>
-          <w:lang w:val="es_ES" w:bidi="es_ES"/>
-        </w:rPr>
-        <w:t>Israel</w:t>
-      </w:r>
-      <w:r>
-        <w:rPr>
-          <w:lang w:val="es_ES" w:bidi="es_ES"/>
-        </w:rPr>
-        <w:t xml:space="preserve">, </w:t>
-      </w:r>
-      <w:r>
-        <w:rPr>
-          <w:lang w:val="es_ES" w:bidi="es_ES"/>
-        </w:rPr>
-        <w:t>Judá</w:t>
-      </w:r>
-      <w:r>
-        <w:rPr>
-          <w:lang w:val="es_ES" w:bidi="es_ES"/>
-        </w:rPr>
-        <w:t xml:space="preserve">, </w:t>
-      </w:r>
-      <w:r>
-        <w:rPr>
-          <w:lang w:val="es_ES" w:bidi="es_ES"/>
-        </w:rPr>
-        <w:t>Cades</w:t>
-      </w:r>
-      <w:r>
-        <w:rPr>
-          <w:lang w:val="es_ES" w:bidi="es_ES"/>
-        </w:rPr>
-        <w:t xml:space="preserve">, </w:t>
-      </w:r>
-      <w:r>
-        <w:rPr>
-          <w:lang w:val="es_ES" w:bidi="es_ES"/>
-        </w:rPr>
-        <w:t>Mar Muerto</w:t>
-      </w:r>
-      <w:r>
-        <w:rPr>
-          <w:lang w:val="es_ES" w:bidi="es_ES"/>
-        </w:rPr>
-        <w:t xml:space="preserve">, </w:t>
-      </w:r>
-      <w:r>
-        <w:rPr>
-          <w:lang w:val="es_ES" w:bidi="es_ES"/>
-        </w:rPr>
-        <w:t>Simeón</w:t>
-      </w:r>
-      <w:r>
-        <w:rPr>
-          <w:lang w:val="es_ES" w:bidi="es_ES"/>
-        </w:rPr>
-        <w:t>)</w:t>
-      </w:r>
-    </w:p>
-    <w:p>
-      <w:pPr>
-        <w:pStyle w:val="Heading3"/>
-      </w:pPr>
-      <w:r>
-        <w:rPr>
-          <w:lang w:val="es_ES" w:bidi="es_ES"/>
-        </w:rPr>
-        <w:t>Referencias Bíblicas:</w:t>
-      </w:r>
-    </w:p>
-    <w:p>
-      <w:pPr>
-        <w:pStyle w:val="ListBullet"/>
-        <w:spacing w:line="240" w:lineRule="auto"/>
-        <w:ind w:left="720"/>
-      </w:pPr>
-      <w:r>
-        <w:rPr>
-          <w:lang w:val="es_ES" w:bidi="es_ES"/>
-        </w:rPr>
-      </w:r>
-      <w:r>
-        <w:rPr>
-          <w:lang w:val="es_ES" w:bidi="es_ES"/>
-        </w:rPr>
-        <w:t>Génesis 12:9</w:t>
-      </w:r>
-    </w:p>
-    <w:p>
-      <w:pPr>
-        <w:pStyle w:val="ListBullet"/>
-        <w:spacing w:line="240" w:lineRule="auto"/>
-        <w:ind w:left="720"/>
-      </w:pPr>
-      <w:r>
-        <w:rPr>
-          <w:lang w:val="es_ES" w:bidi="es_ES"/>
-        </w:rPr>
-      </w:r>
-      <w:r>
-        <w:rPr>
-          <w:lang w:val="es_ES" w:bidi="es_ES"/>
-        </w:rPr>
-        <w:t>Génesis 20:1–3</w:t>
-      </w:r>
-    </w:p>
-    <w:p>
-      <w:pPr>
-        <w:pStyle w:val="ListBullet"/>
-        <w:spacing w:line="240" w:lineRule="auto"/>
-        <w:ind w:left="720"/>
-      </w:pPr>
-      <w:r>
-        <w:rPr>
-          <w:lang w:val="es_ES" w:bidi="es_ES"/>
-        </w:rPr>
-      </w:r>
-      <w:r>
-        <w:rPr>
-          <w:lang w:val="es_ES" w:bidi="es_ES"/>
-        </w:rPr>
-        <w:t>Génesis 24:62</w:t>
-      </w:r>
-    </w:p>
-    <w:p>
-      <w:pPr>
-        <w:pStyle w:val="ListBullet"/>
-        <w:spacing w:line="240" w:lineRule="auto"/>
-        <w:ind w:left="720"/>
-      </w:pPr>
-      <w:r>
-        <w:rPr>
-          <w:lang w:val="es_ES" w:bidi="es_ES"/>
-        </w:rPr>
-      </w:r>
-      <w:r>
-        <w:rPr>
-          <w:lang w:val="es_ES" w:bidi="es_ES"/>
-        </w:rPr>
-        <w:t>Josué 3:14–16</w:t>
-      </w:r>
-    </w:p>
-    <w:p>
-      <w:pPr>
-        <w:pStyle w:val="ListBullet"/>
-        <w:spacing w:line="240" w:lineRule="auto"/>
-        <w:ind w:left="720"/>
-      </w:pPr>
-      <w:r>
-        <w:rPr>
-          <w:lang w:val="es_ES" w:bidi="es_ES"/>
-        </w:rPr>
-      </w:r>
-      <w:r>
-        <w:rPr>
-          <w:lang w:val="es_ES" w:bidi="es_ES"/>
-        </w:rPr>
-        <w:t>Números 13:17–20</w:t>
-      </w:r>
-    </w:p>
-    <w:p>
-      <w:pPr>
-        <w:pStyle w:val="Heading3"/>
-      </w:pPr>
-      <w:r>
-        <w:rPr>
-          <w:lang w:val="es_ES" w:bidi="es_ES"/>
-        </w:rPr>
-        <w:t>Datos de la palabra:</w:t>
-      </w:r>
-    </w:p>
-    <w:p>
-      <w:pPr>
-        <w:pStyle w:val="ListBullet"/>
-        <w:spacing w:line="240" w:lineRule="auto"/>
-        <w:ind w:left="720"/>
-      </w:pPr>
-      <w:r>
-        <w:rPr>
-          <w:lang w:val="es_ES" w:bidi="es_ES"/>
-        </w:rPr>
-      </w:r>
-      <w:r>
-        <w:rPr>
-          <w:lang w:val="es_ES" w:bidi="es_ES"/>
-        </w:rPr>
-        <w:t>Strong’s: H5045, H6160</w:t>
-      </w:r>
-      <w:r>
-        <w:rPr>
-          <w:lang w:val="es_ES" w:bidi="es_ES"/>
-        </w:rPr>
-      </w:r>
-      <w:r>
-        <w:rPr>
-          <w:lang w:val="es_ES" w:bidi="es_ES"/>
-        </w:rPr>
-      </w:r>
-    </w:p>
-    <w:p>
-      <w:pPr/>
-      <w:r>
-        <w:rPr>
-          <w:lang w:val="es_ES" w:bidi="es_ES"/>
-        </w:rPr>
-      </w:r>
-    </w:p>
-    <w:p>
-      <w:pPr>
-        <w:pStyle w:val="Heading2"/>
-      </w:pPr>
-      <w:r>
-        <w:rPr>
-          <w:lang w:val="es_ES" w:bidi="es_ES"/>
-        </w:rPr>
-        <w:t>Nehemías</w:t>
-      </w:r>
-      <w:r>
-        <w:rPr>
-          <w:lang w:val="es_ES" w:bidi="es_ES"/>
-        </w:rPr>
-      </w:r>
-    </w:p>
-    <w:p>
-      <w:pPr>
-        <w:pStyle w:val="Heading3"/>
-      </w:pPr>
-      <w:r>
-        <w:rPr>
-          <w:lang w:val="es_ES" w:bidi="es_ES"/>
-        </w:rPr>
-        <w:t>Hechos:</w:t>
-      </w:r>
-    </w:p>
-    <w:p>
-      <w:pPr/>
-      <w:r>
-        <w:rPr>
-          <w:lang w:val="es_ES" w:bidi="es_ES"/>
-        </w:rPr>
-      </w:r>
-      <w:r>
-        <w:rPr>
-          <w:lang w:val="es_ES" w:bidi="es_ES"/>
-        </w:rPr>
-        <w:t>Nehemías fue un israelita obligado a trasladarse al imperio babilónico cuando el pueblo de Israel y Judá fue llevado cautivo por los babilonios.</w:t>
-      </w:r>
-    </w:p>
-    <w:p>
-      <w:pPr>
-        <w:pStyle w:val="ListBullet"/>
-        <w:spacing w:line="240" w:lineRule="auto"/>
-        <w:ind w:left="720"/>
-      </w:pPr>
-      <w:r>
-        <w:rPr>
-          <w:lang w:val="es_ES" w:bidi="es_ES"/>
-        </w:rPr>
-      </w:r>
-      <w:r>
-        <w:rPr>
-          <w:lang w:val="es_ES" w:bidi="es_ES"/>
-        </w:rPr>
-        <w:t>Mientras era el copero del rey persa Artajerjes, Nehemías pidió al rey permiso para regresar a Jerusalén.</w:t>
-      </w:r>
-    </w:p>
-    <w:p>
-      <w:pPr>
-        <w:pStyle w:val="ListBullet"/>
-        <w:spacing w:line="240" w:lineRule="auto"/>
-        <w:ind w:left="720"/>
-      </w:pPr>
-      <w:r>
-        <w:rPr>
-          <w:lang w:val="es_ES" w:bidi="es_ES"/>
-        </w:rPr>
-      </w:r>
-      <w:r>
-        <w:rPr>
-          <w:lang w:val="es_ES" w:bidi="es_ES"/>
-        </w:rPr>
-        <w:t>Nehemías dirigió a los israelitas en la reconstrucción de los muros de Jerusalén que habían sido destruidos por los babilonios.</w:t>
-      </w:r>
-    </w:p>
-    <w:p>
-      <w:pPr>
-        <w:pStyle w:val="ListBullet"/>
-        <w:spacing w:line="240" w:lineRule="auto"/>
-        <w:ind w:left="720"/>
-      </w:pPr>
-      <w:r>
-        <w:rPr>
-          <w:lang w:val="es_ES" w:bidi="es_ES"/>
-        </w:rPr>
-      </w:r>
-      <w:r>
-        <w:rPr>
-          <w:lang w:val="es_ES" w:bidi="es_ES"/>
-        </w:rPr>
-        <w:t>Durante doce años, Nehemías fue el gobernador de Jerusalén antes de regresar al palacio del rey.</w:t>
-      </w:r>
-    </w:p>
-    <w:p>
-      <w:pPr>
-        <w:pStyle w:val="ListBullet"/>
-        <w:spacing w:line="240" w:lineRule="auto"/>
-        <w:ind w:left="720"/>
-      </w:pPr>
-      <w:r>
-        <w:rPr>
-          <w:lang w:val="es_ES" w:bidi="es_ES"/>
-        </w:rPr>
-      </w:r>
-      <w:r>
-        <w:rPr>
-          <w:lang w:val="es_ES" w:bidi="es_ES"/>
-        </w:rPr>
-        <w:t>El libro del Antiguo Testamento de Nehemías cuenta la historia del trabajo de Nehemías en la reconstrucción de los muros y su gobierno del pueblo en Jerusalén.</w:t>
-      </w:r>
-    </w:p>
-    <w:p>
-      <w:pPr>
-        <w:pStyle w:val="ListBullet"/>
-        <w:spacing w:line="240" w:lineRule="auto"/>
-        <w:ind w:left="720"/>
-      </w:pPr>
-      <w:r>
-        <w:rPr>
-          <w:lang w:val="es_ES" w:bidi="es_ES"/>
-        </w:rPr>
-      </w:r>
-      <w:r>
-        <w:rPr>
-          <w:lang w:val="es_ES" w:bidi="es_ES"/>
-        </w:rPr>
-        <w:t>También había otros hombres llamados Nehemías en el Antiguo Testamento. Por lo general, se añadía el nombre del padre para distinguir de qué Nehemías se estaba hablando.</w:t>
-      </w:r>
-    </w:p>
-    <w:p>
-      <w:pPr/>
-      <w:r>
-        <w:rPr>
-          <w:lang w:val="es_ES" w:bidi="es_ES"/>
-        </w:rPr>
-      </w:r>
-      <w:r>
-        <w:rPr>
-          <w:lang w:val="es_ES" w:bidi="es_ES"/>
-        </w:rPr>
-        <w:t>(Sugerencias de traducción: Cómo traducir nombres).</w:t>
-      </w:r>
-    </w:p>
-    <w:p>
-      <w:pPr/>
-      <w:r>
-        <w:rPr>
-          <w:lang w:val="es_ES" w:bidi="es_ES"/>
-        </w:rPr>
-      </w:r>
-      <w:r>
-        <w:rPr>
-          <w:lang w:val="es_ES" w:bidi="es_ES"/>
-        </w:rPr>
-        <w:t xml:space="preserve">(Véase también: </w:t>
-      </w:r>
-      <w:r>
-        <w:rPr>
-          <w:lang w:val="es_ES" w:bidi="es_ES"/>
-        </w:rPr>
-        <w:t>Artajerjes</w:t>
-      </w:r>
-      <w:r>
-        <w:rPr>
-          <w:lang w:val="es_ES" w:bidi="es_ES"/>
-        </w:rPr>
-        <w:t xml:space="preserve">, </w:t>
-      </w:r>
-      <w:r>
-        <w:rPr>
-          <w:lang w:val="es_ES" w:bidi="es_ES"/>
-        </w:rPr>
-        <w:t>Babilonia</w:t>
-      </w:r>
-      <w:r>
-        <w:rPr>
-          <w:lang w:val="es_ES" w:bidi="es_ES"/>
-        </w:rPr>
-        <w:t xml:space="preserve">, </w:t>
-      </w:r>
-      <w:r>
-        <w:rPr>
-          <w:lang w:val="es_ES" w:bidi="es_ES"/>
-        </w:rPr>
-        <w:t>Jerusalén</w:t>
-      </w:r>
-      <w:r>
-        <w:rPr>
-          <w:lang w:val="es_ES" w:bidi="es_ES"/>
-        </w:rPr>
-        <w:t xml:space="preserve">, </w:t>
-      </w:r>
-      <w:r>
-        <w:rPr>
-          <w:lang w:val="es_ES" w:bidi="es_ES"/>
-        </w:rPr>
-        <w:t>hijo</w:t>
-      </w:r>
-      <w:r>
-        <w:rPr>
-          <w:lang w:val="es_ES" w:bidi="es_ES"/>
-        </w:rPr>
-        <w:t>).</w:t>
-      </w:r>
-    </w:p>
-    <w:p>
-      <w:pPr>
-        <w:pStyle w:val="Heading3"/>
-      </w:pPr>
-      <w:r>
-        <w:rPr>
-          <w:lang w:val="es_ES" w:bidi="es_ES"/>
-        </w:rPr>
-        <w:t>Referencias Bíblicas:</w:t>
-      </w:r>
-    </w:p>
-    <w:p>
-      <w:pPr>
-        <w:pStyle w:val="ListBullet"/>
-        <w:spacing w:line="240" w:lineRule="auto"/>
-        <w:ind w:left="720"/>
-      </w:pPr>
-      <w:r>
-        <w:rPr>
-          <w:lang w:val="es_ES" w:bidi="es_ES"/>
-        </w:rPr>
-      </w:r>
-      <w:r>
-        <w:rPr>
-          <w:lang w:val="es_ES" w:bidi="es_ES"/>
-        </w:rPr>
-        <w:t>Esdras 2:1–2</w:t>
-      </w:r>
-    </w:p>
-    <w:p>
-      <w:pPr>
-        <w:pStyle w:val="ListBullet"/>
-        <w:spacing w:line="240" w:lineRule="auto"/>
-        <w:ind w:left="720"/>
-      </w:pPr>
-      <w:r>
-        <w:rPr>
-          <w:lang w:val="es_ES" w:bidi="es_ES"/>
-        </w:rPr>
-      </w:r>
-      <w:r>
-        <w:rPr>
-          <w:lang w:val="es_ES" w:bidi="es_ES"/>
-        </w:rPr>
-        <w:t>Nehemías 1:2</w:t>
-      </w:r>
-    </w:p>
-    <w:p>
-      <w:pPr>
-        <w:pStyle w:val="ListBullet"/>
-        <w:spacing w:line="240" w:lineRule="auto"/>
-        <w:ind w:left="720"/>
-      </w:pPr>
-      <w:r>
-        <w:rPr>
-          <w:lang w:val="es_ES" w:bidi="es_ES"/>
-        </w:rPr>
-      </w:r>
-      <w:r>
-        <w:rPr>
-          <w:lang w:val="es_ES" w:bidi="es_ES"/>
-        </w:rPr>
-        <w:t>Nehemías 10:3</w:t>
-      </w:r>
-    </w:p>
-    <w:p>
-      <w:pPr>
-        <w:pStyle w:val="ListBullet"/>
-        <w:spacing w:line="240" w:lineRule="auto"/>
-        <w:ind w:left="720"/>
-      </w:pPr>
-      <w:r>
-        <w:rPr>
-          <w:lang w:val="es_ES" w:bidi="es_ES"/>
-        </w:rPr>
-      </w:r>
-      <w:r>
-        <w:rPr>
-          <w:lang w:val="es_ES" w:bidi="es_ES"/>
-        </w:rPr>
-        <w:t>Nehemías 12:46</w:t>
-      </w:r>
-    </w:p>
-    <w:p>
-      <w:pPr>
-        <w:pStyle w:val="Heading3"/>
-      </w:pPr>
-      <w:r>
-        <w:rPr>
-          <w:lang w:val="es_ES" w:bidi="es_ES"/>
-        </w:rPr>
-        <w:t>Datos de la palabra:</w:t>
-      </w:r>
-    </w:p>
-    <w:p>
-      <w:pPr>
-        <w:pStyle w:val="ListBullet"/>
-        <w:spacing w:line="240" w:lineRule="auto"/>
-        <w:ind w:left="720"/>
-      </w:pPr>
-      <w:r>
-        <w:rPr>
-          <w:lang w:val="es_ES" w:bidi="es_ES"/>
-        </w:rPr>
-      </w:r>
-      <w:r>
-        <w:rPr>
-          <w:lang w:val="es_ES" w:bidi="es_ES"/>
-        </w:rPr>
-        <w:t>Strong’s: H5166</w:t>
-      </w:r>
-      <w:r>
-        <w:rPr>
-          <w:lang w:val="es_ES" w:bidi="es_ES"/>
-        </w:rPr>
-      </w:r>
-      <w:r>
-        <w:rPr>
-          <w:lang w:val="es_ES" w:bidi="es_ES"/>
-        </w:rPr>
-      </w:r>
-    </w:p>
-    <w:p>
-      <w:pPr/>
-      <w:r>
-        <w:rPr>
-          <w:lang w:val="es_ES" w:bidi="es_ES"/>
-        </w:rPr>
-      </w:r>
-    </w:p>
-    <w:p>
-      <w:pPr>
-        <w:pStyle w:val="Heading2"/>
-      </w:pPr>
-      <w:r>
-        <w:rPr>
-          <w:lang w:val="es_ES" w:bidi="es_ES"/>
-        </w:rPr>
-        <w:t>Neumático</w:t>
-      </w:r>
-      <w:r>
-        <w:rPr>
-          <w:lang w:val="es_ES" w:bidi="es_ES"/>
-        </w:rPr>
-      </w:r>
-    </w:p>
-    <w:p>
-      <w:pPr>
-        <w:pStyle w:val="Heading3"/>
-      </w:pPr>
-      <w:r>
-        <w:rPr>
-          <w:lang w:val="es_ES" w:bidi="es_ES"/>
-        </w:rPr>
-        <w:t>Hechos:</w:t>
-      </w:r>
-    </w:p>
-    <w:p>
-      <w:pPr/>
-      <w:r>
-        <w:rPr>
-          <w:lang w:val="es_ES" w:bidi="es_ES"/>
-        </w:rPr>
-      </w:r>
-      <w:r>
-        <w:rPr>
-          <w:lang w:val="es_ES" w:bidi="es_ES"/>
-        </w:rPr>
-        <w:t>Tiro era una antigua ciudad cananea ubicada en la costa del mar Mediterráneo en una región que ahora es parte del actual país de Líbano. Su gente se llamaba "Tirios".</w:t>
-      </w:r>
-    </w:p>
-    <w:p>
-      <w:pPr>
-        <w:pStyle w:val="ListBullet"/>
-        <w:spacing w:line="240" w:lineRule="auto"/>
-        <w:ind w:left="720"/>
-      </w:pPr>
-      <w:r>
-        <w:rPr>
-          <w:lang w:val="es_ES" w:bidi="es_ES"/>
-        </w:rPr>
-      </w:r>
-      <w:r>
-        <w:rPr>
-          <w:lang w:val="es_ES" w:bidi="es_ES"/>
-        </w:rPr>
-        <w:t>Parte de la ciudad estaba situada en una isla en el mar, a aproximadamente un kilómetro del continente.</w:t>
-      </w:r>
-    </w:p>
-    <w:p>
-      <w:pPr>
-        <w:pStyle w:val="ListBullet"/>
-        <w:spacing w:line="240" w:lineRule="auto"/>
-        <w:ind w:left="720"/>
-      </w:pPr>
-      <w:r>
-        <w:rPr>
-          <w:lang w:val="es_ES" w:bidi="es_ES"/>
-        </w:rPr>
-      </w:r>
-      <w:r>
-        <w:rPr>
-          <w:lang w:val="es_ES" w:bidi="es_ES"/>
-        </w:rPr>
-        <w:t>Debido a su ubicación y sus valiosos recursos naturales, como los cedros, Tiro tenía una próspera industria comercial y era muy rica.</w:t>
-      </w:r>
-    </w:p>
-    <w:p>
-      <w:pPr>
-        <w:pStyle w:val="ListBullet"/>
-        <w:spacing w:line="240" w:lineRule="auto"/>
-        <w:ind w:left="720"/>
-      </w:pPr>
-      <w:r>
-        <w:rPr>
-          <w:lang w:val="es_ES" w:bidi="es_ES"/>
-        </w:rPr>
-      </w:r>
-      <w:r>
-        <w:rPr>
-          <w:lang w:val="es_ES" w:bidi="es_ES"/>
-        </w:rPr>
-        <w:t>El rey Hiram de Tiro envió madera de cedro y trabajadores calificados para ayudar a construir un palacio para el rey David.</w:t>
-      </w:r>
-    </w:p>
-    <w:p>
-      <w:pPr>
-        <w:pStyle w:val="ListBullet"/>
-        <w:spacing w:line="240" w:lineRule="auto"/>
-        <w:ind w:left="720"/>
-      </w:pPr>
-      <w:r>
-        <w:rPr>
-          <w:lang w:val="es_ES" w:bidi="es_ES"/>
-        </w:rPr>
-      </w:r>
-      <w:r>
-        <w:rPr>
-          <w:lang w:val="es_ES" w:bidi="es_ES"/>
-        </w:rPr>
-        <w:t>Años después, Hiram también envió al rey Salomón madera y trabajadores calificados para ayudar a construir el templo. Salomón le pagó con grandes cantidades de trigo y aceite de oliva.</w:t>
-      </w:r>
-    </w:p>
-    <w:p>
-      <w:pPr>
-        <w:pStyle w:val="ListBullet"/>
-        <w:spacing w:line="240" w:lineRule="auto"/>
-        <w:ind w:left="720"/>
-      </w:pPr>
-      <w:r>
-        <w:rPr>
-          <w:lang w:val="es_ES" w:bidi="es_ES"/>
-        </w:rPr>
-      </w:r>
-      <w:r>
-        <w:rPr>
-          <w:lang w:val="es_ES" w:bidi="es_ES"/>
-        </w:rPr>
-        <w:t>Tiro a menudo se asociaba con la antigua ciudad cercana de Sidón. Estas eran las ciudades más importantes de la región de Canaán llamada Fenicia.</w:t>
-      </w:r>
-    </w:p>
-    <w:p>
-      <w:pPr/>
-      <w:r>
-        <w:rPr>
-          <w:lang w:val="es_ES" w:bidi="es_ES"/>
-        </w:rPr>
-      </w:r>
-      <w:r>
-        <w:rPr>
-          <w:lang w:val="es_ES" w:bidi="es_ES"/>
-        </w:rPr>
-        <w:t>(Sugerencias de traducción: Cómo traducir nombres)</w:t>
-      </w:r>
-    </w:p>
-    <w:p>
-      <w:pPr/>
-      <w:r>
-        <w:rPr>
-          <w:lang w:val="es_ES" w:bidi="es_ES"/>
-        </w:rPr>
-      </w:r>
-      <w:r>
-        <w:rPr>
-          <w:lang w:val="es_ES" w:bidi="es_ES"/>
-        </w:rPr>
-        <w:t xml:space="preserve">(Ver también: </w:t>
-      </w:r>
-      <w:r>
-        <w:rPr>
-          <w:lang w:val="es_ES" w:bidi="es_ES"/>
-        </w:rPr>
-        <w:t>Canaán</w:t>
-      </w:r>
-      <w:r>
-        <w:rPr>
-          <w:lang w:val="es_ES" w:bidi="es_ES"/>
-        </w:rPr>
-        <w:t xml:space="preserve">, </w:t>
-      </w:r>
-      <w:r>
-        <w:rPr>
-          <w:lang w:val="es_ES" w:bidi="es_ES"/>
-        </w:rPr>
-        <w:t>cedro</w:t>
-      </w:r>
-      <w:r>
-        <w:rPr>
-          <w:lang w:val="es_ES" w:bidi="es_ES"/>
-        </w:rPr>
-        <w:t xml:space="preserve">, </w:t>
-      </w:r>
-      <w:r>
-        <w:rPr>
-          <w:lang w:val="es_ES" w:bidi="es_ES"/>
-        </w:rPr>
-        <w:t>Israel</w:t>
-      </w:r>
-      <w:r>
-        <w:rPr>
-          <w:lang w:val="es_ES" w:bidi="es_ES"/>
-        </w:rPr>
-        <w:t xml:space="preserve">, </w:t>
-      </w:r>
-      <w:r>
-        <w:rPr>
-          <w:lang w:val="es_ES" w:bidi="es_ES"/>
-        </w:rPr>
-        <w:t>el mar</w:t>
-      </w:r>
-      <w:r>
-        <w:rPr>
-          <w:lang w:val="es_ES" w:bidi="es_ES"/>
-        </w:rPr>
-        <w:t xml:space="preserve">, </w:t>
-      </w:r>
-      <w:r>
-        <w:rPr>
-          <w:lang w:val="es_ES" w:bidi="es_ES"/>
-        </w:rPr>
-        <w:t>Fenicia</w:t>
-      </w:r>
-      <w:r>
-        <w:rPr>
-          <w:lang w:val="es_ES" w:bidi="es_ES"/>
-        </w:rPr>
-        <w:t xml:space="preserve">, </w:t>
-      </w:r>
-      <w:r>
-        <w:rPr>
-          <w:lang w:val="es_ES" w:bidi="es_ES"/>
-        </w:rPr>
-        <w:t>Sidón</w:t>
-      </w:r>
-      <w:r>
-        <w:rPr>
-          <w:lang w:val="es_ES" w:bidi="es_ES"/>
-        </w:rPr>
-        <w:t>)</w:t>
-      </w:r>
-    </w:p>
-    <w:p>
-      <w:pPr>
-        <w:pStyle w:val="Heading3"/>
-      </w:pPr>
-      <w:r>
-        <w:rPr>
-          <w:lang w:val="es_ES" w:bidi="es_ES"/>
-        </w:rPr>
-        <w:t>Referencias Bíblicas:</w:t>
-      </w:r>
-    </w:p>
-    <w:p>
-      <w:pPr>
-        <w:pStyle w:val="ListBullet"/>
-        <w:spacing w:line="240" w:lineRule="auto"/>
-        <w:ind w:left="720"/>
-      </w:pPr>
-      <w:r>
-        <w:rPr>
-          <w:lang w:val="es_ES" w:bidi="es_ES"/>
-        </w:rPr>
-      </w:r>
-      <w:r>
-        <w:rPr>
-          <w:lang w:val="es_ES" w:bidi="es_ES"/>
-        </w:rPr>
-        <w:t>Hechos 12:20</w:t>
-      </w:r>
-    </w:p>
-    <w:p>
-      <w:pPr>
-        <w:pStyle w:val="ListBullet"/>
-        <w:spacing w:line="240" w:lineRule="auto"/>
-        <w:ind w:left="720"/>
-      </w:pPr>
-      <w:r>
-        <w:rPr>
-          <w:lang w:val="es_ES" w:bidi="es_ES"/>
-        </w:rPr>
-      </w:r>
-      <w:r>
-        <w:rPr>
-          <w:lang w:val="es_ES" w:bidi="es_ES"/>
-        </w:rPr>
-        <w:t>Marcos 3:7–8</w:t>
-      </w:r>
-    </w:p>
-    <w:p>
-      <w:pPr>
-        <w:pStyle w:val="ListBullet"/>
-        <w:spacing w:line="240" w:lineRule="auto"/>
-        <w:ind w:left="720"/>
-      </w:pPr>
-      <w:r>
-        <w:rPr>
-          <w:lang w:val="es_ES" w:bidi="es_ES"/>
-        </w:rPr>
-      </w:r>
-      <w:r>
-        <w:rPr>
-          <w:lang w:val="es_ES" w:bidi="es_ES"/>
-        </w:rPr>
-        <w:t>Mateo 11:22</w:t>
-      </w:r>
-    </w:p>
-    <w:p>
-      <w:pPr>
-        <w:pStyle w:val="ListBullet"/>
-        <w:spacing w:line="240" w:lineRule="auto"/>
-        <w:ind w:left="720"/>
-      </w:pPr>
-      <w:r>
-        <w:rPr>
-          <w:lang w:val="es_ES" w:bidi="es_ES"/>
-        </w:rPr>
-      </w:r>
-      <w:r>
-        <w:rPr>
-          <w:lang w:val="es_ES" w:bidi="es_ES"/>
-        </w:rPr>
-        <w:t>Mateo 15:22</w:t>
-      </w:r>
-    </w:p>
-    <w:p>
-      <w:pPr>
-        <w:pStyle w:val="Heading3"/>
-      </w:pPr>
-      <w:r>
-        <w:rPr>
-          <w:lang w:val="es_ES" w:bidi="es_ES"/>
-        </w:rPr>
-        <w:t>Datos de la Palabra:</w:t>
-      </w:r>
-    </w:p>
-    <w:p>
-      <w:pPr>
-        <w:pStyle w:val="ListBullet"/>
-        <w:spacing w:line="240" w:lineRule="auto"/>
-        <w:ind w:left="720"/>
-      </w:pPr>
-      <w:r>
-        <w:rPr>
-          <w:lang w:val="es_ES" w:bidi="es_ES"/>
-        </w:rPr>
-      </w:r>
-      <w:r>
-        <w:rPr>
-          <w:lang w:val="es_ES" w:bidi="es_ES"/>
-        </w:rPr>
-        <w:t>Strong’s: H6865, H6876, G51830, G51840</w:t>
-      </w:r>
-      <w:r>
-        <w:rPr>
-          <w:lang w:val="es_ES" w:bidi="es_ES"/>
-        </w:rPr>
-      </w:r>
-      <w:r>
-        <w:rPr>
-          <w:lang w:val="es_ES" w:bidi="es_ES"/>
-        </w:rPr>
-      </w:r>
-    </w:p>
-    <w:p>
-      <w:pPr/>
-      <w:r>
-        <w:rPr>
-          <w:lang w:val="es_ES" w:bidi="es_ES"/>
-        </w:rPr>
-      </w:r>
-    </w:p>
-    <w:p>
-      <w:pPr>
-        <w:pStyle w:val="Heading2"/>
-      </w:pPr>
-      <w:r>
-        <w:rPr>
-          <w:lang w:val="es_ES" w:bidi="es_ES"/>
-        </w:rPr>
-        <w:t>Nieve</w:t>
-      </w:r>
-      <w:r>
-        <w:rPr>
-          <w:lang w:val="es_ES" w:bidi="es_ES"/>
-        </w:rPr>
-      </w:r>
-    </w:p>
-    <w:p>
-      <w:pPr>
-        <w:pStyle w:val="Heading3"/>
-      </w:pPr>
-      <w:r>
-        <w:rPr>
-          <w:lang w:val="es_ES" w:bidi="es_ES"/>
-        </w:rPr>
-        <w:t>Hechos:</w:t>
-      </w:r>
-    </w:p>
-    <w:p>
-      <w:pPr/>
-      <w:r>
-        <w:rPr>
-          <w:lang w:val="es_ES" w:bidi="es_ES"/>
-        </w:rPr>
-      </w:r>
-      <w:r>
-        <w:rPr>
-          <w:lang w:val="es_ES" w:bidi="es_ES"/>
-        </w:rPr>
-        <w:t>El término "nieve" se refiere a copos blancos de agua congelada que pueden caer de las nubes en lugares donde la temperatura del aire es fría.</w:t>
-      </w:r>
-    </w:p>
-    <w:p>
-      <w:pPr>
-        <w:pStyle w:val="ListBullet"/>
-        <w:spacing w:line="240" w:lineRule="auto"/>
-        <w:ind w:left="720"/>
-      </w:pPr>
-      <w:r>
-        <w:rPr>
-          <w:lang w:val="es_ES" w:bidi="es_ES"/>
-        </w:rPr>
-      </w:r>
-      <w:r>
-        <w:rPr>
-          <w:lang w:val="es_ES" w:bidi="es_ES"/>
-        </w:rPr>
-        <w:t>La nieve cae en lugares de mayor elevación en Israel, pero no siempre permanece en el suelo mucho tiempo antes de derretirse. Las cumbres de las montañas tienden a tener nieve que dura más tiempo. Un ejemplo de un lugar mencionado en la Biblia que tiene nieve es el Monte Líbano.</w:t>
-      </w:r>
-    </w:p>
-    <w:p>
-      <w:pPr>
-        <w:pStyle w:val="ListBullet"/>
-        <w:spacing w:line="240" w:lineRule="auto"/>
-        <w:ind w:left="720"/>
-      </w:pPr>
-      <w:r>
-        <w:rPr>
-          <w:lang w:val="es_ES" w:bidi="es_ES"/>
-        </w:rPr>
-      </w:r>
-      <w:r>
-        <w:rPr>
-          <w:lang w:val="es_ES" w:bidi="es_ES"/>
-        </w:rPr>
-        <w:t>Algo que es muy blanco a menudo tiene su color comparado con el color de la nieve. Por ejemplo, en el libro de Apocalipsis, la ropa y el cabello de Jesús fueron descritos como siendo "blancos como la nieve".</w:t>
-      </w:r>
-    </w:p>
-    <w:p>
-      <w:pPr>
-        <w:pStyle w:val="ListBullet"/>
-        <w:spacing w:line="240" w:lineRule="auto"/>
-        <w:ind w:left="720"/>
-      </w:pPr>
-      <w:r>
-        <w:rPr>
-          <w:lang w:val="es_ES" w:bidi="es_ES"/>
-        </w:rPr>
-      </w:r>
-      <w:r>
-        <w:rPr>
-          <w:lang w:val="es_ES" w:bidi="es_ES"/>
-        </w:rPr>
-        <w:t>La blancura de la nieve también simboliza pureza y limpieza. Por ejemplo, la afirmación de que nuestros "pecados serán tan blancos como la nieve" significa que Dios limpiará completamente a su pueblo de sus pecados.</w:t>
-      </w:r>
-    </w:p>
-    <w:p>
-      <w:pPr>
-        <w:pStyle w:val="ListBullet"/>
-        <w:spacing w:line="240" w:lineRule="auto"/>
-        <w:ind w:left="720"/>
-      </w:pPr>
-      <w:r>
-        <w:rPr>
-          <w:lang w:val="es_ES" w:bidi="es_ES"/>
-        </w:rPr>
-      </w:r>
-      <w:r>
-        <w:rPr>
-          <w:lang w:val="es_ES" w:bidi="es_ES"/>
-        </w:rPr>
-        <w:t>Algunos idiomas podrían referirse a la nieve como "lluvia congelada", "copos de hielo" o "copos congelados".</w:t>
-      </w:r>
-    </w:p>
-    <w:p>
-      <w:pPr>
-        <w:pStyle w:val="ListBullet"/>
-        <w:spacing w:line="240" w:lineRule="auto"/>
-        <w:ind w:left="720"/>
-      </w:pPr>
-      <w:r>
-        <w:rPr>
-          <w:lang w:val="es_ES" w:bidi="es_ES"/>
-        </w:rPr>
-      </w:r>
-      <w:r>
-        <w:rPr>
-          <w:lang w:val="es_ES" w:bidi="es_ES"/>
-        </w:rPr>
-        <w:t>“Agua de nieve” se refiere al agua que proviene de la nieve derretida.</w:t>
-      </w:r>
-    </w:p>
-    <w:p>
-      <w:pPr/>
-      <w:r>
-        <w:rPr>
-          <w:lang w:val="es_ES" w:bidi="es_ES"/>
-        </w:rPr>
-      </w:r>
-      <w:r>
-        <w:rPr>
-          <w:lang w:val="es_ES" w:bidi="es_ES"/>
-        </w:rPr>
-        <w:t>(Ver también: Cómo Traducir lo Desconocido)</w:t>
-      </w:r>
-    </w:p>
-    <w:p>
-      <w:pPr/>
-      <w:r>
-        <w:rPr>
-          <w:lang w:val="es_ES" w:bidi="es_ES"/>
-        </w:rPr>
-      </w:r>
-      <w:r>
-        <w:rPr>
-          <w:lang w:val="es_ES" w:bidi="es_ES"/>
-        </w:rPr>
-        <w:t>(Sugerencias de traducción: Traducir Nombres)</w:t>
-      </w:r>
-    </w:p>
-    <w:p>
-      <w:pPr/>
-      <w:r>
-        <w:rPr>
-          <w:lang w:val="es_ES" w:bidi="es_ES"/>
-        </w:rPr>
-      </w:r>
-      <w:r>
-        <w:rPr>
-          <w:lang w:val="es_ES" w:bidi="es_ES"/>
-        </w:rPr>
-        <w:t xml:space="preserve">(Ver también: </w:t>
-      </w:r>
-      <w:r>
-        <w:rPr>
-          <w:lang w:val="es_ES" w:bidi="es_ES"/>
-        </w:rPr>
-        <w:t>Líbano</w:t>
-      </w:r>
-      <w:r>
-        <w:rPr>
-          <w:lang w:val="es_ES" w:bidi="es_ES"/>
-        </w:rPr>
-        <w:t xml:space="preserve">, </w:t>
-      </w:r>
-      <w:r>
-        <w:rPr>
-          <w:lang w:val="es_ES" w:bidi="es_ES"/>
-        </w:rPr>
-        <w:t>puro</w:t>
-      </w:r>
-      <w:r>
-        <w:rPr>
-          <w:lang w:val="es_ES" w:bidi="es_ES"/>
-        </w:rPr>
-        <w:t>)</w:t>
-      </w:r>
-    </w:p>
-    <w:p>
-      <w:pPr>
-        <w:pStyle w:val="Heading3"/>
-      </w:pPr>
-      <w:r>
-        <w:rPr>
-          <w:lang w:val="es_ES" w:bidi="es_ES"/>
-        </w:rPr>
-        <w:t>Referencias Bíblicas:</w:t>
-      </w:r>
-    </w:p>
-    <w:p>
-      <w:pPr>
-        <w:pStyle w:val="ListBullet"/>
-        <w:spacing w:line="240" w:lineRule="auto"/>
-        <w:ind w:left="720"/>
-      </w:pPr>
-      <w:r>
-        <w:rPr>
-          <w:lang w:val="es_ES" w:bidi="es_ES"/>
-        </w:rPr>
-      </w:r>
-      <w:r>
-        <w:rPr>
-          <w:lang w:val="es_ES" w:bidi="es_ES"/>
-        </w:rPr>
-        <w:t>Éxodo 4:6</w:t>
-      </w:r>
-    </w:p>
-    <w:p>
-      <w:pPr>
-        <w:pStyle w:val="ListBullet"/>
-        <w:spacing w:line="240" w:lineRule="auto"/>
-        <w:ind w:left="720"/>
-      </w:pPr>
-      <w:r>
-        <w:rPr>
-          <w:lang w:val="es_ES" w:bidi="es_ES"/>
-        </w:rPr>
-      </w:r>
-      <w:r>
-        <w:rPr>
-          <w:lang w:val="es_ES" w:bidi="es_ES"/>
-        </w:rPr>
-        <w:t>Job 37:4–6</w:t>
-      </w:r>
-    </w:p>
-    <w:p>
-      <w:pPr>
-        <w:pStyle w:val="ListBullet"/>
-        <w:spacing w:line="240" w:lineRule="auto"/>
-        <w:ind w:left="720"/>
-      </w:pPr>
-      <w:r>
-        <w:rPr>
-          <w:lang w:val="es_ES" w:bidi="es_ES"/>
-        </w:rPr>
-      </w:r>
-      <w:r>
-        <w:rPr>
-          <w:lang w:val="es_ES" w:bidi="es_ES"/>
-        </w:rPr>
-        <w:t>Mateo 28:3</w:t>
-      </w:r>
-    </w:p>
-    <w:p>
-      <w:pPr>
-        <w:pStyle w:val="ListBullet"/>
-        <w:spacing w:line="240" w:lineRule="auto"/>
-        <w:ind w:left="720"/>
-      </w:pPr>
-      <w:r>
-        <w:rPr>
-          <w:lang w:val="es_ES" w:bidi="es_ES"/>
-        </w:rPr>
-      </w:r>
-      <w:r>
-        <w:rPr>
-          <w:lang w:val="es_ES" w:bidi="es_ES"/>
-        </w:rPr>
-        <w:t>Salmos 147:16</w:t>
-      </w:r>
-    </w:p>
-    <w:p>
-      <w:pPr>
-        <w:pStyle w:val="ListBullet"/>
-        <w:spacing w:line="240" w:lineRule="auto"/>
-        <w:ind w:left="720"/>
-      </w:pPr>
-      <w:r>
-        <w:rPr>
-          <w:lang w:val="es_ES" w:bidi="es_ES"/>
-        </w:rPr>
-      </w:r>
-      <w:r>
-        <w:rPr>
-          <w:lang w:val="es_ES" w:bidi="es_ES"/>
-        </w:rPr>
-        <w:t>Apocalipsis 1:14</w:t>
-      </w:r>
-    </w:p>
-    <w:p>
-      <w:pPr>
-        <w:pStyle w:val="Heading3"/>
-      </w:pPr>
-      <w:r>
-        <w:rPr>
-          <w:lang w:val="es_ES" w:bidi="es_ES"/>
-        </w:rPr>
-        <w:t>Datos de Palabra:</w:t>
-      </w:r>
-    </w:p>
-    <w:p>
-      <w:pPr>
-        <w:pStyle w:val="ListBullet"/>
-        <w:spacing w:line="240" w:lineRule="auto"/>
-        <w:ind w:left="720"/>
-      </w:pPr>
-      <w:r>
-        <w:rPr>
-          <w:lang w:val="es_ES" w:bidi="es_ES"/>
-        </w:rPr>
-      </w:r>
-      <w:r>
-        <w:rPr>
-          <w:lang w:val="es_ES" w:bidi="es_ES"/>
-        </w:rPr>
-        <w:t>Strong: H7949, H7950, H8517, G55100</w:t>
-      </w:r>
-      <w:r>
-        <w:rPr>
-          <w:lang w:val="es_ES" w:bidi="es_ES"/>
-        </w:rPr>
-      </w:r>
-      <w:r>
-        <w:rPr>
-          <w:lang w:val="es_ES" w:bidi="es_ES"/>
-        </w:rPr>
-      </w:r>
-    </w:p>
-    <w:p>
-      <w:pPr/>
-      <w:r>
-        <w:rPr>
-          <w:lang w:val="es_ES" w:bidi="es_ES"/>
-        </w:rPr>
-      </w:r>
-    </w:p>
-    <w:p>
-      <w:pPr>
-        <w:pStyle w:val="Heading2"/>
-      </w:pPr>
-      <w:r>
-        <w:rPr>
-          <w:lang w:val="es_ES" w:bidi="es_ES"/>
-        </w:rPr>
-        <w:t>Nínive</w:t>
-      </w:r>
-      <w:r>
-        <w:rPr>
-          <w:lang w:val="es_ES" w:bidi="es_ES"/>
-        </w:rPr>
-      </w:r>
-    </w:p>
-    <w:p>
-      <w:pPr>
-        <w:pStyle w:val="Heading3"/>
-      </w:pPr>
-      <w:r>
-        <w:rPr>
-          <w:lang w:val="es_ES" w:bidi="es_ES"/>
-        </w:rPr>
-        <w:t>Hechos:</w:t>
-      </w:r>
-    </w:p>
-    <w:p>
-      <w:pPr/>
-      <w:r>
-        <w:rPr>
-          <w:lang w:val="es_ES" w:bidi="es_ES"/>
-        </w:rPr>
-      </w:r>
-      <w:r>
-        <w:rPr>
-          <w:lang w:val="es_ES" w:bidi="es_ES"/>
-        </w:rPr>
-        <w:t>Nínive fue la ciudad capital del imperio asirio. Un "ninivita" era una persona que vivía en Nínive.</w:t>
-      </w:r>
-    </w:p>
-    <w:p>
-      <w:pPr>
-        <w:pStyle w:val="ListBullet"/>
-        <w:spacing w:line="240" w:lineRule="auto"/>
-        <w:ind w:left="720"/>
-      </w:pPr>
-      <w:r>
-        <w:rPr>
-          <w:lang w:val="es_ES" w:bidi="es_ES"/>
-        </w:rPr>
-      </w:r>
-      <w:r>
-        <w:rPr>
-          <w:lang w:val="es_ES" w:bidi="es_ES"/>
-        </w:rPr>
-        <w:t>Dios envió al profeta Jonás para advertir a los ninivitas que se apartaran de sus malos caminos. La gente dejó de actuar con tanta violencia y Dios no los destruyó en ese momento.</w:t>
-      </w:r>
-    </w:p>
-    <w:p>
-      <w:pPr>
-        <w:pStyle w:val="ListBullet"/>
-        <w:spacing w:line="240" w:lineRule="auto"/>
-        <w:ind w:left="720"/>
-      </w:pPr>
-      <w:r>
-        <w:rPr>
-          <w:lang w:val="es_ES" w:bidi="es_ES"/>
-        </w:rPr>
-      </w:r>
-      <w:r>
-        <w:rPr>
-          <w:lang w:val="es_ES" w:bidi="es_ES"/>
-        </w:rPr>
-        <w:t>Los profetas Nahúm y Sofonías profetizaron que Dios destruiría Nínive como juicio por su pecado.</w:t>
-      </w:r>
-    </w:p>
-    <w:p>
-      <w:pPr/>
-      <w:r>
-        <w:rPr>
-          <w:lang w:val="es_ES" w:bidi="es_ES"/>
-        </w:rPr>
-      </w:r>
-      <w:r>
-        <w:rPr>
-          <w:lang w:val="es_ES" w:bidi="es_ES"/>
-        </w:rPr>
-        <w:t>(Sugerencias de traducción: Cómo traducir nombres).</w:t>
-      </w:r>
-    </w:p>
-    <w:p>
-      <w:pPr/>
-      <w:r>
-        <w:rPr>
-          <w:lang w:val="es_ES" w:bidi="es_ES"/>
-        </w:rPr>
-      </w:r>
-      <w:r>
-        <w:rPr>
-          <w:lang w:val="es_ES" w:bidi="es_ES"/>
-        </w:rPr>
-        <w:t xml:space="preserve">(Véase también: </w:t>
-      </w:r>
-      <w:r>
-        <w:rPr>
-          <w:lang w:val="es_ES" w:bidi="es_ES"/>
-        </w:rPr>
-        <w:t>Asiria</w:t>
-      </w:r>
-      <w:r>
-        <w:rPr>
-          <w:lang w:val="es_ES" w:bidi="es_ES"/>
-        </w:rPr>
-        <w:t xml:space="preserve">, </w:t>
-      </w:r>
-      <w:r>
-        <w:rPr>
-          <w:lang w:val="es_ES" w:bidi="es_ES"/>
-        </w:rPr>
-        <w:t>Jonás</w:t>
-      </w:r>
-      <w:r>
-        <w:rPr>
-          <w:lang w:val="es_ES" w:bidi="es_ES"/>
-        </w:rPr>
-        <w:t xml:space="preserve">, </w:t>
-      </w:r>
-      <w:r>
-        <w:rPr>
-          <w:lang w:val="es_ES" w:bidi="es_ES"/>
-        </w:rPr>
         <w:t>arrepentirse</w:t>
       </w:r>
       <w:r>
         <w:rPr>
           <w:lang w:val="es_ES" w:bidi="es_ES"/>
         </w:rPr>
-        <w:t xml:space="preserve">, </w:t>
-      </w:r>
-      <w:r>
-        <w:rPr>
-          <w:lang w:val="es_ES" w:bidi="es_ES"/>
-        </w:rPr>
-        <w:t>convertir</w:t>
-      </w:r>
-      <w:r>
-        <w:rPr>
-          <w:lang w:val="es_ES" w:bidi="es_ES"/>
-        </w:rPr>
-        <w:t>).</w:t>
+        <w:t>, convertir).</w:t>
       </w:r>
     </w:p>
     <w:p>
